--- a/docs/Kizuna-Frontend-Documentation.docx
+++ b/docs/Kizuna-Frontend-Documentation.docx
@@ -8795,6 +8795,1165 @@
     </w:p>
     <w:p>
       <w:pPr>
+        <w:pStyle w:val="Heading2"/>
+        <w:spacing w:after="140" w:before="300"/>
+      </w:pPr>
+      <w:r>
+        <w:rPr>
+          <w:b/>
+          <w:bCs/>
+          <w:color w:val="1F2937"/>
+          <w:sz w:val="28"/>
+          <w:szCs w:val="28"/>
+        </w:rPr>
+        <w:t xml:space="preserve">6.12 Worked user flows</w:t>
+      </w:r>
+    </w:p>
+    <w:p>
+      <w:pPr>
+        <w:pStyle w:val="Heading3"/>
+        <w:spacing w:after="100" w:before="220"/>
+      </w:pPr>
+      <w:r>
+        <w:rPr>
+          <w:b/>
+          <w:bCs/>
+          <w:color w:val="2563EB"/>
+          <w:sz w:val="23"/>
+          <w:szCs w:val="23"/>
+        </w:rPr>
+        <w:t xml:space="preserve">Flow A — First contact to first vault (the demo tour)</w:t>
+      </w:r>
+    </w:p>
+    <w:p>
+      <w:pPr>
+        <w:pStyle w:val="ListParagraph"/>
+        <w:numPr>
+          <w:ilvl w:val="0"/>
+          <w:numId w:val="3"/>
+        </w:numPr>
+        <w:spacing w:after="70" w:line="290"/>
+      </w:pPr>
+      <w:r>
+        <w:rPr>
+          <w:color w:val="374151"/>
+          <w:sz w:val="21"/>
+          <w:szCs w:val="21"/>
+        </w:rPr>
+        <w:t xml:space="preserve">A visitor lands on </w:t>
+      </w:r>
+      <w:r>
+        <w:rPr>
+          <w:rFonts w:ascii="Consolas" w:cs="Consolas" w:eastAsia="Consolas" w:hAnsi="Consolas"/>
+          <w:color w:val="0F5132"/>
+          <w:sz w:val="20"/>
+          <w:szCs w:val="20"/>
+          <w:shd w:fill="F5F5F4" w:val="clear"/>
+        </w:rPr>
+        <w:t xml:space="preserve">/</w:t>
+      </w:r>
+      <w:r>
+        <w:rPr>
+          <w:color w:val="374151"/>
+          <w:sz w:val="21"/>
+          <w:szCs w:val="21"/>
+        </w:rPr>
+        <w:t xml:space="preserve">, scrolls past the globe, and clicks </w:t>
+      </w:r>
+      <w:r>
+        <w:rPr>
+          <w:b/>
+          <w:bCs/>
+          <w:color w:val="374151"/>
+          <w:sz w:val="21"/>
+          <w:szCs w:val="21"/>
+        </w:rPr>
+        <w:t xml:space="preserve">Get Started Free</w:t>
+      </w:r>
+      <w:r>
+        <w:rPr>
+          <w:color w:val="374151"/>
+          <w:sz w:val="21"/>
+          <w:szCs w:val="21"/>
+        </w:rPr>
+        <w:t xml:space="preserve"> (or opens </w:t>
+      </w:r>
+      <w:r>
+        <w:rPr>
+          <w:rFonts w:ascii="Consolas" w:cs="Consolas" w:eastAsia="Consolas" w:hAnsi="Consolas"/>
+          <w:color w:val="0F5132"/>
+          <w:sz w:val="20"/>
+          <w:szCs w:val="20"/>
+          <w:shd w:fill="F5F5F4" w:val="clear"/>
+        </w:rPr>
+        <w:t xml:space="preserve">/login</w:t>
+      </w:r>
+      <w:r>
+        <w:rPr>
+          <w:color w:val="374151"/>
+          <w:sz w:val="21"/>
+          <w:szCs w:val="21"/>
+        </w:rPr>
+        <w:t xml:space="preserve"> and clicks </w:t>
+      </w:r>
+      <w:r>
+        <w:rPr>
+          <w:b/>
+          <w:bCs/>
+          <w:color w:val="374151"/>
+          <w:sz w:val="21"/>
+          <w:szCs w:val="21"/>
+        </w:rPr>
+        <w:t xml:space="preserve">Fill credentials</w:t>
+      </w:r>
+      <w:r>
+        <w:rPr>
+          <w:color w:val="374151"/>
+          <w:sz w:val="21"/>
+          <w:szCs w:val="21"/>
+        </w:rPr>
+        <w:t xml:space="preserve"> in the demo card).</w:t>
+      </w:r>
+    </w:p>
+    <w:p>
+      <w:pPr>
+        <w:pStyle w:val="ListParagraph"/>
+        <w:numPr>
+          <w:ilvl w:val="0"/>
+          <w:numId w:val="3"/>
+        </w:numPr>
+        <w:spacing w:after="70" w:line="290"/>
+      </w:pPr>
+      <w:r>
+        <w:rPr>
+          <w:color w:val="374151"/>
+          <w:sz w:val="21"/>
+          <w:szCs w:val="21"/>
+        </w:rPr>
+        <w:t xml:space="preserve">On submit, the auth service validates the demo pair, starts the session, and the router replaces to </w:t>
+      </w:r>
+      <w:r>
+        <w:rPr>
+          <w:rFonts w:ascii="Consolas" w:cs="Consolas" w:eastAsia="Consolas" w:hAnsi="Consolas"/>
+          <w:color w:val="0F5132"/>
+          <w:sz w:val="20"/>
+          <w:szCs w:val="20"/>
+          <w:shd w:fill="F5F5F4" w:val="clear"/>
+        </w:rPr>
+        <w:t xml:space="preserve">/dashboard</w:t>
+      </w:r>
+      <w:r>
+        <w:rPr>
+          <w:color w:val="374151"/>
+          <w:sz w:val="21"/>
+          <w:szCs w:val="21"/>
+        </w:rPr>
+        <w:t xml:space="preserve"> — a toast greets them by name.</w:t>
+      </w:r>
+    </w:p>
+    <w:p>
+      <w:pPr>
+        <w:pStyle w:val="ListParagraph"/>
+        <w:numPr>
+          <w:ilvl w:val="0"/>
+          <w:numId w:val="3"/>
+        </w:numPr>
+        <w:spacing w:after="70" w:line="290"/>
+      </w:pPr>
+      <w:r>
+        <w:rPr>
+          <w:color w:val="374151"/>
+          <w:sz w:val="21"/>
+          <w:szCs w:val="21"/>
+        </w:rPr>
+        <w:t xml:space="preserve">The dashboard's Security Insights widget already shows open findings, because the advisor analyzed the seeded vault during the first query.</w:t>
+      </w:r>
+    </w:p>
+    <w:p>
+      <w:pPr>
+        <w:pStyle w:val="ListParagraph"/>
+        <w:numPr>
+          <w:ilvl w:val="0"/>
+          <w:numId w:val="3"/>
+        </w:numPr>
+        <w:spacing w:after="70" w:line="290"/>
+      </w:pPr>
+      <w:r>
+        <w:rPr>
+          <w:color w:val="374151"/>
+          <w:sz w:val="21"/>
+          <w:szCs w:val="21"/>
+        </w:rPr>
+        <w:t xml:space="preserve">They press ⌘K, type “git”, and jump straight to GitHub's row inside the Personal vault — hover the password cell, press copy, and a toast confirms the clipboard write.</w:t>
+      </w:r>
+    </w:p>
+    <w:p>
+      <w:pPr>
+        <w:pStyle w:val="ListParagraph"/>
+        <w:numPr>
+          <w:ilvl w:val="0"/>
+          <w:numId w:val="3"/>
+        </w:numPr>
+        <w:spacing w:after="70" w:line="290"/>
+      </w:pPr>
+      <w:r>
+        <w:rPr>
+          <w:color w:val="374151"/>
+          <w:sz w:val="21"/>
+          <w:szCs w:val="21"/>
+        </w:rPr>
+        <w:t xml:space="preserve">They click </w:t>
+      </w:r>
+      <w:r>
+        <w:rPr>
+          <w:b/>
+          <w:bCs/>
+          <w:color w:val="374151"/>
+          <w:sz w:val="21"/>
+          <w:szCs w:val="21"/>
+        </w:rPr>
+        <w:t xml:space="preserve">New vault</w:t>
+      </w:r>
+      <w:r>
+        <w:rPr>
+          <w:color w:val="374151"/>
+          <w:sz w:val="21"/>
+          <w:szCs w:val="21"/>
+        </w:rPr>
+        <w:t xml:space="preserve">, name it “Side Projects”, pick the server icon — the sidebar count appears instantly because the create mutation invalidated the vaults query.</w:t>
+      </w:r>
+    </w:p>
+    <w:p>
+      <w:pPr>
+        <w:pStyle w:val="Heading3"/>
+        <w:spacing w:after="100" w:before="220"/>
+      </w:pPr>
+      <w:r>
+        <w:rPr>
+          <w:b/>
+          <w:bCs/>
+          <w:color w:val="2563EB"/>
+          <w:sz w:val="23"/>
+          <w:szCs w:val="23"/>
+        </w:rPr>
+        <w:t xml:space="preserve">Flow B — Fixing a reused password end-to-end</w:t>
+      </w:r>
+    </w:p>
+    <w:p>
+      <w:pPr>
+        <w:pStyle w:val="ListParagraph"/>
+        <w:numPr>
+          <w:ilvl w:val="0"/>
+          <w:numId w:val="3"/>
+        </w:numPr>
+        <w:spacing w:after="70" w:line="290"/>
+      </w:pPr>
+      <w:r>
+        <w:rPr>
+          <w:color w:val="374151"/>
+          <w:sz w:val="21"/>
+          <w:szCs w:val="21"/>
+        </w:rPr>
+        <w:t xml:space="preserve">On </w:t>
+      </w:r>
+      <w:r>
+        <w:rPr>
+          <w:rFonts w:ascii="Consolas" w:cs="Consolas" w:eastAsia="Consolas" w:hAnsi="Consolas"/>
+          <w:color w:val="0F5132"/>
+          <w:sz w:val="20"/>
+          <w:szCs w:val="20"/>
+          <w:shd w:fill="F5F5F4" w:val="clear"/>
+        </w:rPr>
+        <w:t xml:space="preserve">/advisor</w:t>
+      </w:r>
+      <w:r>
+        <w:rPr>
+          <w:color w:val="374151"/>
+          <w:sz w:val="21"/>
+          <w:szCs w:val="21"/>
+        </w:rPr>
+        <w:t xml:space="preserve">, the top critical card reads “The same password protects Netflix and Flipkart (+14 pts)”.</w:t>
+      </w:r>
+    </w:p>
+    <w:p>
+      <w:pPr>
+        <w:pStyle w:val="ListParagraph"/>
+        <w:numPr>
+          <w:ilvl w:val="0"/>
+          <w:numId w:val="3"/>
+        </w:numPr>
+        <w:spacing w:after="70" w:line="290"/>
+      </w:pPr>
+      <w:r>
+        <w:rPr>
+          <w:color w:val="374151"/>
+          <w:sz w:val="21"/>
+          <w:szCs w:val="21"/>
+        </w:rPr>
+        <w:t xml:space="preserve">Expanding it reveals the plain-language risk description and the suggested action; </w:t>
+      </w:r>
+      <w:r>
+        <w:rPr>
+          <w:b/>
+          <w:bCs/>
+          <w:color w:val="374151"/>
+          <w:sz w:val="21"/>
+          <w:szCs w:val="21"/>
+        </w:rPr>
+        <w:t xml:space="preserve">Review</w:t>
+      </w:r>
+      <w:r>
+        <w:rPr>
+          <w:color w:val="374151"/>
+          <w:sz w:val="21"/>
+          <w:szCs w:val="21"/>
+        </w:rPr>
+        <w:t xml:space="preserve"> deep-links into the Personal vault.</w:t>
+      </w:r>
+    </w:p>
+    <w:p>
+      <w:pPr>
+        <w:pStyle w:val="ListParagraph"/>
+        <w:numPr>
+          <w:ilvl w:val="0"/>
+          <w:numId w:val="3"/>
+        </w:numPr>
+        <w:spacing w:after="70" w:line="290"/>
+      </w:pPr>
+      <w:r>
+        <w:rPr>
+          <w:color w:val="374151"/>
+          <w:sz w:val="21"/>
+          <w:szCs w:val="21"/>
+        </w:rPr>
+        <w:t xml:space="preserve">In the item sheet for Flipkart, the user clicks the inline </w:t>
+      </w:r>
+      <w:r>
+        <w:rPr>
+          <w:b/>
+          <w:bCs/>
+          <w:color w:val="374151"/>
+          <w:sz w:val="21"/>
+          <w:szCs w:val="21"/>
+        </w:rPr>
+        <w:t xml:space="preserve">Generate</w:t>
+      </w:r>
+      <w:r>
+        <w:rPr>
+          <w:color w:val="374151"/>
+          <w:sz w:val="21"/>
+          <w:szCs w:val="21"/>
+        </w:rPr>
+        <w:t xml:space="preserve"> button — a 20-character password fills in, the strength meter jumps to Strong — and saves.</w:t>
+      </w:r>
+    </w:p>
+    <w:p>
+      <w:pPr>
+        <w:pStyle w:val="ListParagraph"/>
+        <w:numPr>
+          <w:ilvl w:val="0"/>
+          <w:numId w:val="3"/>
+        </w:numPr>
+        <w:spacing w:after="70" w:line="290"/>
+      </w:pPr>
+      <w:r>
+        <w:rPr>
+          <w:color w:val="374151"/>
+          <w:sz w:val="21"/>
+          <w:szCs w:val="21"/>
+        </w:rPr>
+        <w:t xml:space="preserve">Back on </w:t>
+      </w:r>
+      <w:r>
+        <w:rPr>
+          <w:rFonts w:ascii="Consolas" w:cs="Consolas" w:eastAsia="Consolas" w:hAnsi="Consolas"/>
+          <w:color w:val="0F5132"/>
+          <w:sz w:val="20"/>
+          <w:szCs w:val="20"/>
+          <w:shd w:fill="F5F5F4" w:val="clear"/>
+        </w:rPr>
+        <w:t xml:space="preserve">/advisor</w:t>
+      </w:r>
+      <w:r>
+        <w:rPr>
+          <w:color w:val="374151"/>
+          <w:sz w:val="21"/>
+          <w:szCs w:val="21"/>
+        </w:rPr>
+        <w:t xml:space="preserve">, </w:t>
+      </w:r>
+      <w:r>
+        <w:rPr>
+          <w:b/>
+          <w:bCs/>
+          <w:color w:val="374151"/>
+          <w:sz w:val="21"/>
+          <w:szCs w:val="21"/>
+        </w:rPr>
+        <w:t xml:space="preserve">Mark as completed</w:t>
+      </w:r>
+      <w:r>
+        <w:rPr>
+          <w:color w:val="374151"/>
+          <w:sz w:val="21"/>
+          <w:szCs w:val="21"/>
+        </w:rPr>
+        <w:t xml:space="preserve"> animates the card away, fires the “+14 security score” toast, and writes a green entry at the top of the timeline.</w:t>
+      </w:r>
+    </w:p>
+    <w:p>
+      <w:pPr>
+        <w:pStyle w:val="ListParagraph"/>
+        <w:numPr>
+          <w:ilvl w:val="0"/>
+          <w:numId w:val="3"/>
+        </w:numPr>
+        <w:spacing w:after="70" w:line="290"/>
+      </w:pPr>
+      <w:r>
+        <w:rPr>
+          <w:color w:val="374151"/>
+          <w:sz w:val="21"/>
+          <w:szCs w:val="21"/>
+        </w:rPr>
+        <w:t xml:space="preserve">The analytics row updates on the next stats refresh: reused count down, improvement points up — the loop the whole product is built around.</w:t>
+      </w:r>
+    </w:p>
+    <w:p>
+      <w:pPr>
+        <w:pStyle w:val="Heading3"/>
+        <w:spacing w:after="100" w:before="220"/>
+      </w:pPr>
+      <w:r>
+        <w:rPr>
+          <w:b/>
+          <w:bCs/>
+          <w:color w:val="2563EB"/>
+          <w:sz w:val="23"/>
+          <w:szCs w:val="23"/>
+        </w:rPr>
+        <w:t xml:space="preserve">Flow C — Understanding your identity</w:t>
+      </w:r>
+    </w:p>
+    <w:p>
+      <w:pPr>
+        <w:pStyle w:val="ListParagraph"/>
+        <w:numPr>
+          <w:ilvl w:val="0"/>
+          <w:numId w:val="3"/>
+        </w:numPr>
+        <w:spacing w:after="70" w:line="290"/>
+      </w:pPr>
+      <w:r>
+        <w:rPr>
+          <w:color w:val="374151"/>
+          <w:sz w:val="21"/>
+          <w:szCs w:val="21"/>
+        </w:rPr>
+        <w:t xml:space="preserve">On </w:t>
+      </w:r>
+      <w:r>
+        <w:rPr>
+          <w:rFonts w:ascii="Consolas" w:cs="Consolas" w:eastAsia="Consolas" w:hAnsi="Consolas"/>
+          <w:color w:val="0F5132"/>
+          <w:sz w:val="20"/>
+          <w:szCs w:val="20"/>
+          <w:shd w:fill="F5F5F4" w:val="clear"/>
+        </w:rPr>
+        <w:t xml:space="preserve">/identity</w:t>
+      </w:r>
+      <w:r>
+        <w:rPr>
+          <w:color w:val="374151"/>
+          <w:sz w:val="21"/>
+          <w:szCs w:val="21"/>
+        </w:rPr>
+        <w:t xml:space="preserve">, the user sees their accounts orbiting the “You” node, colored by category.</w:t>
+      </w:r>
+    </w:p>
+    <w:p>
+      <w:pPr>
+        <w:pStyle w:val="ListParagraph"/>
+        <w:numPr>
+          <w:ilvl w:val="0"/>
+          <w:numId w:val="3"/>
+        </w:numPr>
+        <w:spacing w:after="70" w:line="290"/>
+      </w:pPr>
+      <w:r>
+        <w:rPr>
+          <w:color w:val="374151"/>
+          <w:sz w:val="21"/>
+          <w:szCs w:val="21"/>
+        </w:rPr>
+        <w:t xml:space="preserve">Switching </w:t>
+      </w:r>
+      <w:r>
+        <w:rPr>
+          <w:b/>
+          <w:bCs/>
+          <w:color w:val="374151"/>
+          <w:sz w:val="21"/>
+          <w:szCs w:val="21"/>
+        </w:rPr>
+        <w:t xml:space="preserve">View by</w:t>
+      </w:r>
+      <w:r>
+        <w:rPr>
+          <w:color w:val="374151"/>
+          <w:sz w:val="21"/>
+          <w:szCs w:val="21"/>
+        </w:rPr>
+        <w:t xml:space="preserve"> to *Email* re-clusters the graph; one hub (kizuna@gmail.com) visibly anchors most of the map — the single-point-of-failure made tangible.</w:t>
+      </w:r>
+    </w:p>
+    <w:p>
+      <w:pPr>
+        <w:pStyle w:val="ListParagraph"/>
+        <w:numPr>
+          <w:ilvl w:val="0"/>
+          <w:numId w:val="3"/>
+        </w:numPr>
+        <w:spacing w:after="70" w:line="290"/>
+      </w:pPr>
+      <w:r>
+        <w:rPr>
+          <w:color w:val="374151"/>
+          <w:sz w:val="21"/>
+          <w:szCs w:val="21"/>
+        </w:rPr>
+        <w:t xml:space="preserve">Typing “bank” in graph search dims everything else; clicking the HDFC node opens the drawer with credentials and an </w:t>
+      </w:r>
+      <w:r>
+        <w:rPr>
+          <w:b/>
+          <w:bCs/>
+          <w:color w:val="374151"/>
+          <w:sz w:val="21"/>
+          <w:szCs w:val="21"/>
+        </w:rPr>
+        <w:t xml:space="preserve">Open in vault</w:t>
+      </w:r>
+      <w:r>
+        <w:rPr>
+          <w:color w:val="374151"/>
+          <w:sz w:val="21"/>
+          <w:szCs w:val="21"/>
+        </w:rPr>
+        <w:t xml:space="preserve"> shortcut.</w:t>
+      </w:r>
+    </w:p>
+    <w:p>
+      <w:pPr>
+        <w:pStyle w:val="ListParagraph"/>
+        <w:numPr>
+          <w:ilvl w:val="0"/>
+          <w:numId w:val="3"/>
+        </w:numPr>
+        <w:spacing w:after="70" w:line="290"/>
+      </w:pPr>
+      <w:r>
+        <w:rPr>
+          <w:color w:val="374151"/>
+          <w:sz w:val="21"/>
+          <w:szCs w:val="21"/>
+        </w:rPr>
+        <w:t xml:space="preserve">The insights rail confirms the story: most-connected email, weakest cluster, oldest account — the same facts the advisor turns into recommendations.</w:t>
+      </w:r>
+    </w:p>
+    <w:p>
+      <w:pPr>
+        <w:pStyle w:val="Heading2"/>
+        <w:spacing w:after="140" w:before="300"/>
+      </w:pPr>
+      <w:r>
+        <w:rPr>
+          <w:b/>
+          <w:bCs/>
+          <w:color w:val="1F2937"/>
+          <w:sz w:val="28"/>
+          <w:szCs w:val="28"/>
+        </w:rPr>
+        <w:t xml:space="preserve">6.13 Future improvements by feature</w:t>
+      </w:r>
+    </w:p>
+    <w:tbl>
+      <w:tblPr>
+        <w:tblW w:type="dxa" w:w="9360"/>
+        <w:tblBorders>
+          <w:top w:val="single" w:color="D1D5DB" w:sz="4"/>
+          <w:left w:val="single" w:color="D1D5DB" w:sz="4"/>
+          <w:bottom w:val="single" w:color="D1D5DB" w:sz="4"/>
+          <w:right w:val="single" w:color="D1D5DB" w:sz="4"/>
+          <w:insideH w:val="single" w:color="E5E7EB" w:sz="4"/>
+          <w:insideV w:val="single" w:color="E5E7EB" w:sz="4"/>
+        </w:tblBorders>
+      </w:tblPr>
+      <w:tblGrid>
+        <w:gridCol w:w="2400"/>
+        <w:gridCol w:w="6960"/>
+      </w:tblGrid>
+      <w:tr>
+        <w:trPr>
+          <w:tblHeader/>
+        </w:trPr>
+        <w:tc>
+          <w:tcPr>
+            <w:tcW w:type="dxa" w:w="2400"/>
+            <w:shd w:fill="1E293B" w:val="clear"/>
+            <w:tcMar>
+              <w:top w:type="dxa" w:w="90"/>
+              <w:left w:type="dxa" w:w="130"/>
+              <w:bottom w:type="dxa" w:w="90"/>
+              <w:right w:type="dxa" w:w="130"/>
+            </w:tcMar>
+          </w:tcPr>
+          <w:p>
+            <w:pPr>
+              <w:spacing w:after="0" w:line="260"/>
+            </w:pPr>
+            <w:r>
+              <w:rPr>
+                <w:b/>
+                <w:bCs/>
+                <w:color w:val="FFFFFF"/>
+                <w:sz w:val="19"/>
+                <w:szCs w:val="19"/>
+              </w:rPr>
+              <w:t xml:space="preserve">Feature</w:t>
+            </w:r>
+          </w:p>
+        </w:tc>
+        <w:tc>
+          <w:tcPr>
+            <w:tcW w:type="dxa" w:w="6960"/>
+            <w:shd w:fill="1E293B" w:val="clear"/>
+            <w:tcMar>
+              <w:top w:type="dxa" w:w="90"/>
+              <w:left w:type="dxa" w:w="130"/>
+              <w:bottom w:type="dxa" w:w="90"/>
+              <w:right w:type="dxa" w:w="130"/>
+            </w:tcMar>
+          </w:tcPr>
+          <w:p>
+            <w:pPr>
+              <w:spacing w:after="0" w:line="260"/>
+            </w:pPr>
+            <w:r>
+              <w:rPr>
+                <w:b/>
+                <w:bCs/>
+                <w:color w:val="FFFFFF"/>
+                <w:sz w:val="19"/>
+                <w:szCs w:val="19"/>
+              </w:rPr>
+              <w:t xml:space="preserve">Next iteration candidates</w:t>
+            </w:r>
+          </w:p>
+        </w:tc>
+      </w:tr>
+      <w:tr>
+        <w:tc>
+          <w:tcPr>
+            <w:tcW w:type="dxa" w:w="2400"/>
+            <w:tcMar>
+              <w:top w:type="dxa" w:w="90"/>
+              <w:left w:type="dxa" w:w="130"/>
+              <w:bottom w:type="dxa" w:w="90"/>
+              <w:right w:type="dxa" w:w="130"/>
+            </w:tcMar>
+          </w:tcPr>
+          <w:p>
+            <w:pPr>
+              <w:spacing w:after="0" w:line="260"/>
+            </w:pPr>
+            <w:r>
+              <w:rPr>
+                <w:b w:val="false"/>
+                <w:bCs w:val="false"/>
+                <w:color w:val="374151"/>
+                <w:sz w:val="19"/>
+                <w:szCs w:val="19"/>
+              </w:rPr>
+              <w:t xml:space="preserve">Landing</w:t>
+            </w:r>
+          </w:p>
+        </w:tc>
+        <w:tc>
+          <w:tcPr>
+            <w:tcW w:type="dxa" w:w="6960"/>
+            <w:tcMar>
+              <w:top w:type="dxa" w:w="90"/>
+              <w:left w:type="dxa" w:w="130"/>
+              <w:bottom w:type="dxa" w:w="90"/>
+              <w:right w:type="dxa" w:w="130"/>
+            </w:tcMar>
+          </w:tcPr>
+          <w:p>
+            <w:pPr>
+              <w:spacing w:after="0" w:line="260"/>
+            </w:pPr>
+            <w:r>
+              <w:rPr>
+                <w:b w:val="false"/>
+                <w:bCs w:val="false"/>
+                <w:color w:val="374151"/>
+                <w:sz w:val="19"/>
+                <w:szCs w:val="19"/>
+              </w:rPr>
+              <w:t xml:space="preserve">Localized copy; live theme toggle in navbar; press/social proof section</w:t>
+            </w:r>
+          </w:p>
+        </w:tc>
+      </w:tr>
+      <w:tr>
+        <w:tc>
+          <w:tcPr>
+            <w:tcW w:type="dxa" w:w="2400"/>
+            <w:shd w:fill="F9FAFB" w:val="clear"/>
+            <w:tcMar>
+              <w:top w:type="dxa" w:w="90"/>
+              <w:left w:type="dxa" w:w="130"/>
+              <w:bottom w:type="dxa" w:w="90"/>
+              <w:right w:type="dxa" w:w="130"/>
+            </w:tcMar>
+          </w:tcPr>
+          <w:p>
+            <w:pPr>
+              <w:spacing w:after="0" w:line="260"/>
+            </w:pPr>
+            <w:r>
+              <w:rPr>
+                <w:b w:val="false"/>
+                <w:bCs w:val="false"/>
+                <w:color w:val="374151"/>
+                <w:sz w:val="19"/>
+                <w:szCs w:val="19"/>
+              </w:rPr>
+              <w:t xml:space="preserve">Auth</w:t>
+            </w:r>
+          </w:p>
+        </w:tc>
+        <w:tc>
+          <w:tcPr>
+            <w:tcW w:type="dxa" w:w="6960"/>
+            <w:shd w:fill="F9FAFB" w:val="clear"/>
+            <w:tcMar>
+              <w:top w:type="dxa" w:w="90"/>
+              <w:left w:type="dxa" w:w="130"/>
+              <w:bottom w:type="dxa" w:w="90"/>
+              <w:right w:type="dxa" w:w="130"/>
+            </w:tcMar>
+          </w:tcPr>
+          <w:p>
+            <w:pPr>
+              <w:spacing w:after="0" w:line="260"/>
+            </w:pPr>
+            <w:r>
+              <w:rPr>
+                <w:b w:val="false"/>
+                <w:bCs w:val="false"/>
+                <w:color w:val="374151"/>
+                <w:sz w:val="19"/>
+                <w:szCs w:val="19"/>
+              </w:rPr>
+              <w:t xml:space="preserve">Passkey sign-in; recovery-kit generation at registration; device list</w:t>
+            </w:r>
+          </w:p>
+        </w:tc>
+      </w:tr>
+      <w:tr>
+        <w:tc>
+          <w:tcPr>
+            <w:tcW w:type="dxa" w:w="2400"/>
+            <w:tcMar>
+              <w:top w:type="dxa" w:w="90"/>
+              <w:left w:type="dxa" w:w="130"/>
+              <w:bottom w:type="dxa" w:w="90"/>
+              <w:right w:type="dxa" w:w="130"/>
+            </w:tcMar>
+          </w:tcPr>
+          <w:p>
+            <w:pPr>
+              <w:spacing w:after="0" w:line="260"/>
+            </w:pPr>
+            <w:r>
+              <w:rPr>
+                <w:b w:val="false"/>
+                <w:bCs w:val="false"/>
+                <w:color w:val="374151"/>
+                <w:sz w:val="19"/>
+                <w:szCs w:val="19"/>
+              </w:rPr>
+              <w:t xml:space="preserve">Dashboard</w:t>
+            </w:r>
+          </w:p>
+        </w:tc>
+        <w:tc>
+          <w:tcPr>
+            <w:tcW w:type="dxa" w:w="6960"/>
+            <w:tcMar>
+              <w:top w:type="dxa" w:w="90"/>
+              <w:left w:type="dxa" w:w="130"/>
+              <w:bottom w:type="dxa" w:w="90"/>
+              <w:right w:type="dxa" w:w="130"/>
+            </w:tcMar>
+          </w:tcPr>
+          <w:p>
+            <w:pPr>
+              <w:spacing w:after="0" w:line="260"/>
+            </w:pPr>
+            <w:r>
+              <w:rPr>
+                <w:b w:val="false"/>
+                <w:bCs w:val="false"/>
+                <w:color w:val="374151"/>
+                <w:sz w:val="19"/>
+                <w:szCs w:val="19"/>
+              </w:rPr>
+              <w:t xml:space="preserve">Configurable widgets; weekly digest banner; per-vault health drill-down</w:t>
+            </w:r>
+          </w:p>
+        </w:tc>
+      </w:tr>
+      <w:tr>
+        <w:tc>
+          <w:tcPr>
+            <w:tcW w:type="dxa" w:w="2400"/>
+            <w:shd w:fill="F9FAFB" w:val="clear"/>
+            <w:tcMar>
+              <w:top w:type="dxa" w:w="90"/>
+              <w:left w:type="dxa" w:w="130"/>
+              <w:bottom w:type="dxa" w:w="90"/>
+              <w:right w:type="dxa" w:w="130"/>
+            </w:tcMar>
+          </w:tcPr>
+          <w:p>
+            <w:pPr>
+              <w:spacing w:after="0" w:line="260"/>
+            </w:pPr>
+            <w:r>
+              <w:rPr>
+                <w:b w:val="false"/>
+                <w:bCs w:val="false"/>
+                <w:color w:val="374151"/>
+                <w:sz w:val="19"/>
+                <w:szCs w:val="19"/>
+              </w:rPr>
+              <w:t xml:space="preserve">Vault table</w:t>
+            </w:r>
+          </w:p>
+        </w:tc>
+        <w:tc>
+          <w:tcPr>
+            <w:tcW w:type="dxa" w:w="6960"/>
+            <w:shd w:fill="F9FAFB" w:val="clear"/>
+            <w:tcMar>
+              <w:top w:type="dxa" w:w="90"/>
+              <w:left w:type="dxa" w:w="130"/>
+              <w:bottom w:type="dxa" w:w="90"/>
+              <w:right w:type="dxa" w:w="130"/>
+            </w:tcMar>
+          </w:tcPr>
+          <w:p>
+            <w:pPr>
+              <w:spacing w:after="0" w:line="260"/>
+            </w:pPr>
+            <w:r>
+              <w:rPr>
+                <w:b w:val="false"/>
+                <w:bCs w:val="false"/>
+                <w:color w:val="374151"/>
+                <w:sz w:val="19"/>
+                <w:szCs w:val="19"/>
+              </w:rPr>
+              <w:t xml:space="preserve">Bulk selection and bulk move; column visibility menu; virtualized rows past ~1k items</w:t>
+            </w:r>
+          </w:p>
+        </w:tc>
+      </w:tr>
+      <w:tr>
+        <w:tc>
+          <w:tcPr>
+            <w:tcW w:type="dxa" w:w="2400"/>
+            <w:tcMar>
+              <w:top w:type="dxa" w:w="90"/>
+              <w:left w:type="dxa" w:w="130"/>
+              <w:bottom w:type="dxa" w:w="90"/>
+              <w:right w:type="dxa" w:w="130"/>
+            </w:tcMar>
+          </w:tcPr>
+          <w:p>
+            <w:pPr>
+              <w:spacing w:after="0" w:line="260"/>
+            </w:pPr>
+            <w:r>
+              <w:rPr>
+                <w:b w:val="false"/>
+                <w:bCs w:val="false"/>
+                <w:color w:val="374151"/>
+                <w:sz w:val="19"/>
+                <w:szCs w:val="19"/>
+              </w:rPr>
+              <w:t xml:space="preserve">Item sheet</w:t>
+            </w:r>
+          </w:p>
+        </w:tc>
+        <w:tc>
+          <w:tcPr>
+            <w:tcW w:type="dxa" w:w="6960"/>
+            <w:tcMar>
+              <w:top w:type="dxa" w:w="90"/>
+              <w:left w:type="dxa" w:w="130"/>
+              <w:bottom w:type="dxa" w:w="90"/>
+              <w:right w:type="dxa" w:w="130"/>
+            </w:tcMar>
+          </w:tcPr>
+          <w:p>
+            <w:pPr>
+              <w:spacing w:after="0" w:line="260"/>
+            </w:pPr>
+            <w:r>
+              <w:rPr>
+                <w:b w:val="false"/>
+                <w:bCs w:val="false"/>
+                <w:color w:val="374151"/>
+                <w:sz w:val="19"/>
+                <w:szCs w:val="19"/>
+              </w:rPr>
+              <w:t xml:space="preserve">Password history tab; TOTP (2FA code) field with live countdown; attachment support</w:t>
+            </w:r>
+          </w:p>
+        </w:tc>
+      </w:tr>
+      <w:tr>
+        <w:tc>
+          <w:tcPr>
+            <w:tcW w:type="dxa" w:w="2400"/>
+            <w:shd w:fill="F9FAFB" w:val="clear"/>
+            <w:tcMar>
+              <w:top w:type="dxa" w:w="90"/>
+              <w:left w:type="dxa" w:w="130"/>
+              <w:bottom w:type="dxa" w:w="90"/>
+              <w:right w:type="dxa" w:w="130"/>
+            </w:tcMar>
+          </w:tcPr>
+          <w:p>
+            <w:pPr>
+              <w:spacing w:after="0" w:line="260"/>
+            </w:pPr>
+            <w:r>
+              <w:rPr>
+                <w:b w:val="false"/>
+                <w:bCs w:val="false"/>
+                <w:color w:val="374151"/>
+                <w:sz w:val="19"/>
+                <w:szCs w:val="19"/>
+              </w:rPr>
+              <w:t xml:space="preserve">Generator</w:t>
+            </w:r>
+          </w:p>
+        </w:tc>
+        <w:tc>
+          <w:tcPr>
+            <w:tcW w:type="dxa" w:w="6960"/>
+            <w:shd w:fill="F9FAFB" w:val="clear"/>
+            <w:tcMar>
+              <w:top w:type="dxa" w:w="90"/>
+              <w:left w:type="dxa" w:w="130"/>
+              <w:bottom w:type="dxa" w:w="90"/>
+              <w:right w:type="dxa" w:w="130"/>
+            </w:tcMar>
+          </w:tcPr>
+          <w:p>
+            <w:pPr>
+              <w:spacing w:after="0" w:line="260"/>
+            </w:pPr>
+            <w:r>
+              <w:rPr>
+                <w:b w:val="false"/>
+                <w:bCs w:val="false"/>
+                <w:color w:val="374151"/>
+                <w:sz w:val="19"/>
+                <w:szCs w:val="19"/>
+              </w:rPr>
+              <w:t xml:space="preserve">Passphrase mode (word-based); per-site policy presets; generation history (memory-only)</w:t>
+            </w:r>
+          </w:p>
+        </w:tc>
+      </w:tr>
+      <w:tr>
+        <w:tc>
+          <w:tcPr>
+            <w:tcW w:type="dxa" w:w="2400"/>
+            <w:tcMar>
+              <w:top w:type="dxa" w:w="90"/>
+              <w:left w:type="dxa" w:w="130"/>
+              <w:bottom w:type="dxa" w:w="90"/>
+              <w:right w:type="dxa" w:w="130"/>
+            </w:tcMar>
+          </w:tcPr>
+          <w:p>
+            <w:pPr>
+              <w:spacing w:after="0" w:line="260"/>
+            </w:pPr>
+            <w:r>
+              <w:rPr>
+                <w:b w:val="false"/>
+                <w:bCs w:val="false"/>
+                <w:color w:val="374151"/>
+                <w:sz w:val="19"/>
+                <w:szCs w:val="19"/>
+              </w:rPr>
+              <w:t xml:space="preserve">Identity Map</w:t>
+            </w:r>
+          </w:p>
+        </w:tc>
+        <w:tc>
+          <w:tcPr>
+            <w:tcW w:type="dxa" w:w="6960"/>
+            <w:tcMar>
+              <w:top w:type="dxa" w:w="90"/>
+              <w:left w:type="dxa" w:w="130"/>
+              <w:bottom w:type="dxa" w:w="90"/>
+              <w:right w:type="dxa" w:w="130"/>
+            </w:tcMar>
+          </w:tcPr>
+          <w:p>
+            <w:pPr>
+              <w:spacing w:after="0" w:line="260"/>
+            </w:pPr>
+            <w:r>
+              <w:rPr>
+                <w:b w:val="false"/>
+                <w:bCs w:val="false"/>
+                <w:color w:val="374151"/>
+                <w:sz w:val="19"/>
+                <w:szCs w:val="19"/>
+              </w:rPr>
+              <w:t xml:space="preserve">Timeline scrubber (graph over time); export as image; cluster lasso-select</w:t>
+            </w:r>
+          </w:p>
+        </w:tc>
+      </w:tr>
+      <w:tr>
+        <w:tc>
+          <w:tcPr>
+            <w:tcW w:type="dxa" w:w="2400"/>
+            <w:shd w:fill="F9FAFB" w:val="clear"/>
+            <w:tcMar>
+              <w:top w:type="dxa" w:w="90"/>
+              <w:left w:type="dxa" w:w="130"/>
+              <w:bottom w:type="dxa" w:w="90"/>
+              <w:right w:type="dxa" w:w="130"/>
+            </w:tcMar>
+          </w:tcPr>
+          <w:p>
+            <w:pPr>
+              <w:spacing w:after="0" w:line="260"/>
+            </w:pPr>
+            <w:r>
+              <w:rPr>
+                <w:b w:val="false"/>
+                <w:bCs w:val="false"/>
+                <w:color w:val="374151"/>
+                <w:sz w:val="19"/>
+                <w:szCs w:val="19"/>
+              </w:rPr>
+              <w:t xml:space="preserve">Advisor</w:t>
+            </w:r>
+          </w:p>
+        </w:tc>
+        <w:tc>
+          <w:tcPr>
+            <w:tcW w:type="dxa" w:w="6960"/>
+            <w:shd w:fill="F9FAFB" w:val="clear"/>
+            <w:tcMar>
+              <w:top w:type="dxa" w:w="90"/>
+              <w:left w:type="dxa" w:w="130"/>
+              <w:bottom w:type="dxa" w:w="90"/>
+              <w:right w:type="dxa" w:w="130"/>
+            </w:tcMar>
+          </w:tcPr>
+          <w:p>
+            <w:pPr>
+              <w:spacing w:after="0" w:line="260"/>
+            </w:pPr>
+            <w:r>
+              <w:rPr>
+                <w:b w:val="false"/>
+                <w:bCs w:val="false"/>
+                <w:color w:val="374151"/>
+                <w:sz w:val="19"/>
+                <w:szCs w:val="19"/>
+              </w:rPr>
+              <w:t xml:space="preserve">Snooze with reminder date; per-rule mute; weekly email digest (backend)</w:t>
+            </w:r>
+          </w:p>
+        </w:tc>
+      </w:tr>
+      <w:tr>
+        <w:tc>
+          <w:tcPr>
+            <w:tcW w:type="dxa" w:w="2400"/>
+            <w:tcMar>
+              <w:top w:type="dxa" w:w="90"/>
+              <w:left w:type="dxa" w:w="130"/>
+              <w:bottom w:type="dxa" w:w="90"/>
+              <w:right w:type="dxa" w:w="130"/>
+            </w:tcMar>
+          </w:tcPr>
+          <w:p>
+            <w:pPr>
+              <w:spacing w:after="0" w:line="260"/>
+            </w:pPr>
+            <w:r>
+              <w:rPr>
+                <w:b w:val="false"/>
+                <w:bCs w:val="false"/>
+                <w:color w:val="374151"/>
+                <w:sz w:val="19"/>
+                <w:szCs w:val="19"/>
+              </w:rPr>
+              <w:t xml:space="preserve">Settings</w:t>
+            </w:r>
+          </w:p>
+        </w:tc>
+        <w:tc>
+          <w:tcPr>
+            <w:tcW w:type="dxa" w:w="6960"/>
+            <w:tcMar>
+              <w:top w:type="dxa" w:w="90"/>
+              <w:left w:type="dxa" w:w="130"/>
+              <w:bottom w:type="dxa" w:w="90"/>
+              <w:right w:type="dxa" w:w="130"/>
+            </w:tcMar>
+          </w:tcPr>
+          <w:p>
+            <w:pPr>
+              <w:spacing w:after="0" w:line="260"/>
+            </w:pPr>
+            <w:r>
+              <w:rPr>
+                <w:b w:val="false"/>
+                <w:bCs w:val="false"/>
+                <w:color w:val="374151"/>
+                <w:sz w:val="19"/>
+                <w:szCs w:val="19"/>
+              </w:rPr>
+              <w:t xml:space="preserve">Master password change flow; session/device management; encrypted export</w:t>
+            </w:r>
+          </w:p>
+        </w:tc>
+      </w:tr>
+    </w:tbl>
+    <w:p>
+      <w:pPr>
+        <w:spacing w:after="120" w:line="300"/>
+      </w:pPr>
+    </w:p>
+    <w:p>
+      <w:pPr>
         <w:pStyle w:val="Heading1"/>
         <w:pageBreakBefore/>
         <w:spacing w:after="220" w:before="0"/>
@@ -14077,6 +15236,1815 @@
         <w:t xml:space="preserve">└── main.py     CORS(allow_credentials, frontend origin), routers</w:t>
       </w:r>
     </w:p>
+    <w:p>
+      <w:pPr>
+        <w:pStyle w:val="Heading2"/>
+        <w:spacing w:after="140" w:before="300"/>
+      </w:pPr>
+      <w:r>
+        <w:rPr>
+          <w:b/>
+          <w:bCs/>
+          <w:color w:val="1F2937"/>
+          <w:sz w:val="28"/>
+          <w:szCs w:val="28"/>
+        </w:rPr>
+        <w:t xml:space="preserve">10.5 Worked example: login and session</w:t>
+      </w:r>
+    </w:p>
+    <w:p>
+      <w:pPr>
+        <w:spacing w:after="160" w:line="300"/>
+      </w:pPr>
+      <w:r>
+        <w:rPr>
+          <w:b/>
+          <w:bCs/>
+          <w:color w:val="374151"/>
+          <w:sz w:val="21"/>
+          <w:szCs w:val="21"/>
+        </w:rPr>
+        <w:t xml:space="preserve">Request</w:t>
+      </w:r>
+      <w:r>
+        <w:rPr>
+          <w:color w:val="374151"/>
+          <w:sz w:val="21"/>
+          <w:szCs w:val="21"/>
+        </w:rPr>
+        <w:t xml:space="preserve"> — </w:t>
+      </w:r>
+      <w:r>
+        <w:rPr>
+          <w:rFonts w:ascii="Consolas" w:cs="Consolas" w:eastAsia="Consolas" w:hAnsi="Consolas"/>
+          <w:color w:val="0F5132"/>
+          <w:sz w:val="20"/>
+          <w:szCs w:val="20"/>
+          <w:shd w:fill="F5F5F4" w:val="clear"/>
+        </w:rPr>
+        <w:t xml:space="preserve">POST /auth/login</w:t>
+      </w:r>
+    </w:p>
+    <w:p>
+      <w:pPr>
+        <w:shd w:fill="F5F5F4" w:val="clear"/>
+        <w:spacing w:after="0" w:line="250"/>
+        <w:ind w:left="260" w:right="260"/>
+      </w:pPr>
+      <w:r>
+        <w:rPr>
+          <w:rFonts w:ascii="Consolas" w:cs="Consolas" w:eastAsia="Consolas" w:hAnsi="Consolas"/>
+          <w:color w:val="111827"/>
+          <w:sz w:val="18"/>
+          <w:szCs w:val="18"/>
+        </w:rPr>
+        <w:t xml:space="preserve">{</w:t>
+      </w:r>
+    </w:p>
+    <w:p>
+      <w:pPr>
+        <w:shd w:fill="F5F5F4" w:val="clear"/>
+        <w:spacing w:after="0" w:line="250"/>
+        <w:ind w:left="260" w:right="260"/>
+      </w:pPr>
+      <w:r>
+        <w:rPr>
+          <w:rFonts w:ascii="Consolas" w:cs="Consolas" w:eastAsia="Consolas" w:hAnsi="Consolas"/>
+          <w:color w:val="111827"/>
+          <w:sz w:val="18"/>
+          <w:szCs w:val="18"/>
+        </w:rPr>
+        <w:t xml:space="preserve">  "email": "demo@kizuna.app",</w:t>
+      </w:r>
+    </w:p>
+    <w:p>
+      <w:pPr>
+        <w:shd w:fill="F5F5F4" w:val="clear"/>
+        <w:spacing w:after="0" w:line="250"/>
+        <w:ind w:left="260" w:right="260"/>
+      </w:pPr>
+      <w:r>
+        <w:rPr>
+          <w:rFonts w:ascii="Consolas" w:cs="Consolas" w:eastAsia="Consolas" w:hAnsi="Consolas"/>
+          <w:color w:val="111827"/>
+          <w:sz w:val="18"/>
+          <w:szCs w:val="18"/>
+        </w:rPr>
+        <w:t xml:space="preserve">  "password": "Kizuna@2026"</w:t>
+      </w:r>
+    </w:p>
+    <w:p>
+      <w:pPr>
+        <w:shd w:fill="F5F5F4" w:val="clear"/>
+        <w:spacing w:after="180" w:line="250"/>
+        <w:ind w:left="260" w:right="260"/>
+      </w:pPr>
+      <w:r>
+        <w:rPr>
+          <w:rFonts w:ascii="Consolas" w:cs="Consolas" w:eastAsia="Consolas" w:hAnsi="Consolas"/>
+          <w:color w:val="111827"/>
+          <w:sz w:val="18"/>
+          <w:szCs w:val="18"/>
+        </w:rPr>
+        <w:t xml:space="preserve">}</w:t>
+      </w:r>
+    </w:p>
+    <w:p>
+      <w:pPr>
+        <w:spacing w:after="160" w:line="300"/>
+      </w:pPr>
+      <w:r>
+        <w:rPr>
+          <w:b/>
+          <w:bCs/>
+          <w:color w:val="374151"/>
+          <w:sz w:val="21"/>
+          <w:szCs w:val="21"/>
+        </w:rPr>
+        <w:t xml:space="preserve">Response</w:t>
+      </w:r>
+      <w:r>
+        <w:rPr>
+          <w:color w:val="374151"/>
+          <w:sz w:val="21"/>
+          <w:szCs w:val="21"/>
+        </w:rPr>
+        <w:t xml:space="preserve"> — </w:t>
+      </w:r>
+      <w:r>
+        <w:rPr>
+          <w:rFonts w:ascii="Consolas" w:cs="Consolas" w:eastAsia="Consolas" w:hAnsi="Consolas"/>
+          <w:color w:val="0F5132"/>
+          <w:sz w:val="20"/>
+          <w:szCs w:val="20"/>
+          <w:shd w:fill="F5F5F4" w:val="clear"/>
+        </w:rPr>
+        <w:t xml:space="preserve">200 OK</w:t>
+      </w:r>
+      <w:r>
+        <w:rPr>
+          <w:color w:val="374151"/>
+          <w:sz w:val="21"/>
+          <w:szCs w:val="21"/>
+        </w:rPr>
+        <w:t xml:space="preserve"> with two </w:t>
+      </w:r>
+      <w:r>
+        <w:rPr>
+          <w:rFonts w:ascii="Consolas" w:cs="Consolas" w:eastAsia="Consolas" w:hAnsi="Consolas"/>
+          <w:color w:val="0F5132"/>
+          <w:sz w:val="20"/>
+          <w:szCs w:val="20"/>
+          <w:shd w:fill="F5F5F4" w:val="clear"/>
+        </w:rPr>
+        <w:t xml:space="preserve">Set-Cookie</w:t>
+      </w:r>
+      <w:r>
+        <w:rPr>
+          <w:color w:val="374151"/>
+          <w:sz w:val="21"/>
+          <w:szCs w:val="21"/>
+        </w:rPr>
+        <w:t xml:space="preserve"> headers (</w:t>
+      </w:r>
+      <w:r>
+        <w:rPr>
+          <w:rFonts w:ascii="Consolas" w:cs="Consolas" w:eastAsia="Consolas" w:hAnsi="Consolas"/>
+          <w:color w:val="0F5132"/>
+          <w:sz w:val="20"/>
+          <w:szCs w:val="20"/>
+          <w:shd w:fill="F5F5F4" w:val="clear"/>
+        </w:rPr>
+        <w:t xml:space="preserve">kz_access</w:t>
+      </w:r>
+      <w:r>
+        <w:rPr>
+          <w:color w:val="374151"/>
+          <w:sz w:val="21"/>
+          <w:szCs w:val="21"/>
+        </w:rPr>
+        <w:t xml:space="preserve">, ~15 min; </w:t>
+      </w:r>
+      <w:r>
+        <w:rPr>
+          <w:rFonts w:ascii="Consolas" w:cs="Consolas" w:eastAsia="Consolas" w:hAnsi="Consolas"/>
+          <w:color w:val="0F5132"/>
+          <w:sz w:val="20"/>
+          <w:szCs w:val="20"/>
+          <w:shd w:fill="F5F5F4" w:val="clear"/>
+        </w:rPr>
+        <w:t xml:space="preserve">kz_refresh</w:t>
+      </w:r>
+      <w:r>
+        <w:rPr>
+          <w:color w:val="374151"/>
+          <w:sz w:val="21"/>
+          <w:szCs w:val="21"/>
+        </w:rPr>
+        <w:t xml:space="preserve">, ~14 days; both HttpOnly, Secure, SameSite=Lax) and the user body:</w:t>
+      </w:r>
+    </w:p>
+    <w:p>
+      <w:pPr>
+        <w:shd w:fill="F5F5F4" w:val="clear"/>
+        <w:spacing w:after="0" w:line="250"/>
+        <w:ind w:left="260" w:right="260"/>
+      </w:pPr>
+      <w:r>
+        <w:rPr>
+          <w:rFonts w:ascii="Consolas" w:cs="Consolas" w:eastAsia="Consolas" w:hAnsi="Consolas"/>
+          <w:color w:val="111827"/>
+          <w:sz w:val="18"/>
+          <w:szCs w:val="18"/>
+        </w:rPr>
+        <w:t xml:space="preserve">{</w:t>
+      </w:r>
+    </w:p>
+    <w:p>
+      <w:pPr>
+        <w:shd w:fill="F5F5F4" w:val="clear"/>
+        <w:spacing w:after="0" w:line="250"/>
+        <w:ind w:left="260" w:right="260"/>
+      </w:pPr>
+      <w:r>
+        <w:rPr>
+          <w:rFonts w:ascii="Consolas" w:cs="Consolas" w:eastAsia="Consolas" w:hAnsi="Consolas"/>
+          <w:color w:val="111827"/>
+          <w:sz w:val="18"/>
+          <w:szCs w:val="18"/>
+        </w:rPr>
+        <w:t xml:space="preserve">  "user": {</w:t>
+      </w:r>
+    </w:p>
+    <w:p>
+      <w:pPr>
+        <w:shd w:fill="F5F5F4" w:val="clear"/>
+        <w:spacing w:after="0" w:line="250"/>
+        <w:ind w:left="260" w:right="260"/>
+      </w:pPr>
+      <w:r>
+        <w:rPr>
+          <w:rFonts w:ascii="Consolas" w:cs="Consolas" w:eastAsia="Consolas" w:hAnsi="Consolas"/>
+          <w:color w:val="111827"/>
+          <w:sz w:val="18"/>
+          <w:szCs w:val="18"/>
+        </w:rPr>
+        <w:t xml:space="preserve">    "id": "user_7d1f...",</w:t>
+      </w:r>
+    </w:p>
+    <w:p>
+      <w:pPr>
+        <w:shd w:fill="F5F5F4" w:val="clear"/>
+        <w:spacing w:after="0" w:line="250"/>
+        <w:ind w:left="260" w:right="260"/>
+      </w:pPr>
+      <w:r>
+        <w:rPr>
+          <w:rFonts w:ascii="Consolas" w:cs="Consolas" w:eastAsia="Consolas" w:hAnsi="Consolas"/>
+          <w:color w:val="111827"/>
+          <w:sz w:val="18"/>
+          <w:szCs w:val="18"/>
+        </w:rPr>
+        <w:t xml:space="preserve">    "email": "demo@kizuna.app",</w:t>
+      </w:r>
+    </w:p>
+    <w:p>
+      <w:pPr>
+        <w:shd w:fill="F5F5F4" w:val="clear"/>
+        <w:spacing w:after="0" w:line="250"/>
+        <w:ind w:left="260" w:right="260"/>
+      </w:pPr>
+      <w:r>
+        <w:rPr>
+          <w:rFonts w:ascii="Consolas" w:cs="Consolas" w:eastAsia="Consolas" w:hAnsi="Consolas"/>
+          <w:color w:val="111827"/>
+          <w:sz w:val="18"/>
+          <w:szCs w:val="18"/>
+        </w:rPr>
+        <w:t xml:space="preserve">    "name": "Kizuna",</w:t>
+      </w:r>
+    </w:p>
+    <w:p>
+      <w:pPr>
+        <w:shd w:fill="F5F5F4" w:val="clear"/>
+        <w:spacing w:after="0" w:line="250"/>
+        <w:ind w:left="260" w:right="260"/>
+      </w:pPr>
+      <w:r>
+        <w:rPr>
+          <w:rFonts w:ascii="Consolas" w:cs="Consolas" w:eastAsia="Consolas" w:hAnsi="Consolas"/>
+          <w:color w:val="111827"/>
+          <w:sz w:val="18"/>
+          <w:szCs w:val="18"/>
+        </w:rPr>
+        <w:t xml:space="preserve">    "createdAt": "2026-01-12T09:00:00Z"</w:t>
+      </w:r>
+    </w:p>
+    <w:p>
+      <w:pPr>
+        <w:shd w:fill="F5F5F4" w:val="clear"/>
+        <w:spacing w:after="0" w:line="250"/>
+        <w:ind w:left="260" w:right="260"/>
+      </w:pPr>
+      <w:r>
+        <w:rPr>
+          <w:rFonts w:ascii="Consolas" w:cs="Consolas" w:eastAsia="Consolas" w:hAnsi="Consolas"/>
+          <w:color w:val="111827"/>
+          <w:sz w:val="18"/>
+          <w:szCs w:val="18"/>
+        </w:rPr>
+        <w:t xml:space="preserve">  }</w:t>
+      </w:r>
+    </w:p>
+    <w:p>
+      <w:pPr>
+        <w:shd w:fill="F5F5F4" w:val="clear"/>
+        <w:spacing w:after="180" w:line="250"/>
+        <w:ind w:left="260" w:right="260"/>
+      </w:pPr>
+      <w:r>
+        <w:rPr>
+          <w:rFonts w:ascii="Consolas" w:cs="Consolas" w:eastAsia="Consolas" w:hAnsi="Consolas"/>
+          <w:color w:val="111827"/>
+          <w:sz w:val="18"/>
+          <w:szCs w:val="18"/>
+        </w:rPr>
+        <w:t xml:space="preserve">}</w:t>
+      </w:r>
+    </w:p>
+    <w:p>
+      <w:pPr>
+        <w:spacing w:after="160" w:line="300"/>
+      </w:pPr>
+      <w:r>
+        <w:rPr>
+          <w:color w:val="374151"/>
+          <w:sz w:val="21"/>
+          <w:szCs w:val="21"/>
+        </w:rPr>
+        <w:t xml:space="preserve">The frontend stores nothing from this response except the user object in memory. On every subsequent request the browser attaches the cookies automatically; </w:t>
+      </w:r>
+      <w:r>
+        <w:rPr>
+          <w:rFonts w:ascii="Consolas" w:cs="Consolas" w:eastAsia="Consolas" w:hAnsi="Consolas"/>
+          <w:color w:val="0F5132"/>
+          <w:sz w:val="20"/>
+          <w:szCs w:val="20"/>
+          <w:shd w:fill="F5F5F4" w:val="clear"/>
+        </w:rPr>
+        <w:t xml:space="preserve">GET /auth/me</w:t>
+      </w:r>
+      <w:r>
+        <w:rPr>
+          <w:color w:val="374151"/>
+          <w:sz w:val="21"/>
+          <w:szCs w:val="21"/>
+        </w:rPr>
+        <w:t xml:space="preserve"> rehydrates the profile after a refresh. Failed logins must return </w:t>
+      </w:r>
+      <w:r>
+        <w:rPr>
+          <w:rFonts w:ascii="Consolas" w:cs="Consolas" w:eastAsia="Consolas" w:hAnsi="Consolas"/>
+          <w:color w:val="0F5132"/>
+          <w:sz w:val="20"/>
+          <w:szCs w:val="20"/>
+          <w:shd w:fill="F5F5F4" w:val="clear"/>
+        </w:rPr>
+        <w:t xml:space="preserve">401</w:t>
+      </w:r>
+      <w:r>
+        <w:rPr>
+          <w:color w:val="374151"/>
+          <w:sz w:val="21"/>
+          <w:szCs w:val="21"/>
+        </w:rPr>
+        <w:t xml:space="preserve"> with a deliberately vague </w:t>
+      </w:r>
+      <w:r>
+        <w:rPr>
+          <w:rFonts w:ascii="Consolas" w:cs="Consolas" w:eastAsia="Consolas" w:hAnsi="Consolas"/>
+          <w:color w:val="0F5132"/>
+          <w:sz w:val="20"/>
+          <w:szCs w:val="20"/>
+          <w:shd w:fill="F5F5F4" w:val="clear"/>
+        </w:rPr>
+        <w:t xml:space="preserve">detail</w:t>
+      </w:r>
+      <w:r>
+        <w:rPr>
+          <w:color w:val="374151"/>
+          <w:sz w:val="21"/>
+          <w:szCs w:val="21"/>
+        </w:rPr>
+        <w:t xml:space="preserve"> (“Invalid email or password”) — never reveal which half was wrong.</w:t>
+      </w:r>
+    </w:p>
+    <w:p>
+      <w:pPr>
+        <w:pStyle w:val="Heading2"/>
+        <w:spacing w:after="140" w:before="300"/>
+      </w:pPr>
+      <w:r>
+        <w:rPr>
+          <w:b/>
+          <w:bCs/>
+          <w:color w:val="1F2937"/>
+          <w:sz w:val="28"/>
+          <w:szCs w:val="28"/>
+        </w:rPr>
+        <w:t xml:space="preserve">10.6 Worked example: advisor status change</w:t>
+      </w:r>
+    </w:p>
+    <w:p>
+      <w:pPr>
+        <w:spacing w:after="160" w:line="300"/>
+      </w:pPr>
+      <w:r>
+        <w:rPr>
+          <w:b/>
+          <w:bCs/>
+          <w:color w:val="374151"/>
+          <w:sz w:val="21"/>
+          <w:szCs w:val="21"/>
+        </w:rPr>
+        <w:t xml:space="preserve">Request</w:t>
+      </w:r>
+      <w:r>
+        <w:rPr>
+          <w:color w:val="374151"/>
+          <w:sz w:val="21"/>
+          <w:szCs w:val="21"/>
+        </w:rPr>
+        <w:t xml:space="preserve"> — </w:t>
+      </w:r>
+      <w:r>
+        <w:rPr>
+          <w:rFonts w:ascii="Consolas" w:cs="Consolas" w:eastAsia="Consolas" w:hAnsi="Consolas"/>
+          <w:color w:val="0F5132"/>
+          <w:sz w:val="20"/>
+          <w:szCs w:val="20"/>
+          <w:shd w:fill="F5F5F4" w:val="clear"/>
+        </w:rPr>
+        <w:t xml:space="preserve">PATCH /advisor/recommendations/reuse-item_flipkart-item_netflix</w:t>
+      </w:r>
+    </w:p>
+    <w:p>
+      <w:pPr>
+        <w:shd w:fill="F5F5F4" w:val="clear"/>
+        <w:spacing w:after="180" w:line="250"/>
+        <w:ind w:left="260" w:right="260"/>
+      </w:pPr>
+      <w:r>
+        <w:rPr>
+          <w:rFonts w:ascii="Consolas" w:cs="Consolas" w:eastAsia="Consolas" w:hAnsi="Consolas"/>
+          <w:color w:val="111827"/>
+          <w:sz w:val="18"/>
+          <w:szCs w:val="18"/>
+        </w:rPr>
+        <w:t xml:space="preserve">{ "status": "completed" }</w:t>
+      </w:r>
+    </w:p>
+    <w:p>
+      <w:pPr>
+        <w:spacing w:after="160" w:line="300"/>
+      </w:pPr>
+      <w:r>
+        <w:rPr>
+          <w:b/>
+          <w:bCs/>
+          <w:color w:val="374151"/>
+          <w:sz w:val="21"/>
+          <w:szCs w:val="21"/>
+        </w:rPr>
+        <w:t xml:space="preserve">Response</w:t>
+      </w:r>
+      <w:r>
+        <w:rPr>
+          <w:color w:val="374151"/>
+          <w:sz w:val="21"/>
+          <w:szCs w:val="21"/>
+        </w:rPr>
+        <w:t xml:space="preserve"> — </w:t>
+      </w:r>
+      <w:r>
+        <w:rPr>
+          <w:rFonts w:ascii="Consolas" w:cs="Consolas" w:eastAsia="Consolas" w:hAnsi="Consolas"/>
+          <w:color w:val="0F5132"/>
+          <w:sz w:val="20"/>
+          <w:szCs w:val="20"/>
+          <w:shd w:fill="F5F5F4" w:val="clear"/>
+        </w:rPr>
+        <w:t xml:space="preserve">200 OK</w:t>
+      </w:r>
+    </w:p>
+    <w:p>
+      <w:pPr>
+        <w:shd w:fill="F5F5F4" w:val="clear"/>
+        <w:spacing w:after="0" w:line="250"/>
+        <w:ind w:left="260" w:right="260"/>
+      </w:pPr>
+      <w:r>
+        <w:rPr>
+          <w:rFonts w:ascii="Consolas" w:cs="Consolas" w:eastAsia="Consolas" w:hAnsi="Consolas"/>
+          <w:color w:val="111827"/>
+          <w:sz w:val="18"/>
+          <w:szCs w:val="18"/>
+        </w:rPr>
+        <w:t xml:space="preserve">{</w:t>
+      </w:r>
+    </w:p>
+    <w:p>
+      <w:pPr>
+        <w:shd w:fill="F5F5F4" w:val="clear"/>
+        <w:spacing w:after="0" w:line="250"/>
+        <w:ind w:left="260" w:right="260"/>
+      </w:pPr>
+      <w:r>
+        <w:rPr>
+          <w:rFonts w:ascii="Consolas" w:cs="Consolas" w:eastAsia="Consolas" w:hAnsi="Consolas"/>
+          <w:color w:val="111827"/>
+          <w:sz w:val="18"/>
+          <w:szCs w:val="18"/>
+        </w:rPr>
+        <w:t xml:space="preserve">  "id": "reuse-item_flipkart-item_netflix",</w:t>
+      </w:r>
+    </w:p>
+    <w:p>
+      <w:pPr>
+        <w:shd w:fill="F5F5F4" w:val="clear"/>
+        <w:spacing w:after="0" w:line="250"/>
+        <w:ind w:left="260" w:right="260"/>
+      </w:pPr>
+      <w:r>
+        <w:rPr>
+          <w:rFonts w:ascii="Consolas" w:cs="Consolas" w:eastAsia="Consolas" w:hAnsi="Consolas"/>
+          <w:color w:val="111827"/>
+          <w:sz w:val="18"/>
+          <w:szCs w:val="18"/>
+        </w:rPr>
+        <w:t xml:space="preserve">  "severity": "critical",</w:t>
+      </w:r>
+    </w:p>
+    <w:p>
+      <w:pPr>
+        <w:shd w:fill="F5F5F4" w:val="clear"/>
+        <w:spacing w:after="0" w:line="250"/>
+        <w:ind w:left="260" w:right="260"/>
+      </w:pPr>
+      <w:r>
+        <w:rPr>
+          <w:rFonts w:ascii="Consolas" w:cs="Consolas" w:eastAsia="Consolas" w:hAnsi="Consolas"/>
+          <w:color w:val="111827"/>
+          <w:sz w:val="18"/>
+          <w:szCs w:val="18"/>
+        </w:rPr>
+        <w:t xml:space="preserve">  "category": "reuse",</w:t>
+      </w:r>
+    </w:p>
+    <w:p>
+      <w:pPr>
+        <w:shd w:fill="F5F5F4" w:val="clear"/>
+        <w:spacing w:after="0" w:line="250"/>
+        <w:ind w:left="260" w:right="260"/>
+      </w:pPr>
+      <w:r>
+        <w:rPr>
+          <w:rFonts w:ascii="Consolas" w:cs="Consolas" w:eastAsia="Consolas" w:hAnsi="Consolas"/>
+          <w:color w:val="111827"/>
+          <w:sz w:val="18"/>
+          <w:szCs w:val="18"/>
+        </w:rPr>
+        <w:t xml:space="preserve">  "title": "The same password protects Netflix and Flipkart",</w:t>
+      </w:r>
+    </w:p>
+    <w:p>
+      <w:pPr>
+        <w:shd w:fill="F5F5F4" w:val="clear"/>
+        <w:spacing w:after="0" w:line="250"/>
+        <w:ind w:left="260" w:right="260"/>
+      </w:pPr>
+      <w:r>
+        <w:rPr>
+          <w:rFonts w:ascii="Consolas" w:cs="Consolas" w:eastAsia="Consolas" w:hAnsi="Consolas"/>
+          <w:color w:val="111827"/>
+          <w:sz w:val="18"/>
+          <w:szCs w:val="18"/>
+        </w:rPr>
+        <w:t xml:space="preserve">  "action": "Generate a unique password for Flipkart.",</w:t>
+      </w:r>
+    </w:p>
+    <w:p>
+      <w:pPr>
+        <w:shd w:fill="F5F5F4" w:val="clear"/>
+        <w:spacing w:after="0" w:line="250"/>
+        <w:ind w:left="260" w:right="260"/>
+      </w:pPr>
+      <w:r>
+        <w:rPr>
+          <w:rFonts w:ascii="Consolas" w:cs="Consolas" w:eastAsia="Consolas" w:hAnsi="Consolas"/>
+          <w:color w:val="111827"/>
+          <w:sz w:val="18"/>
+          <w:szCs w:val="18"/>
+        </w:rPr>
+        <w:t xml:space="preserve">  "impact": 14,</w:t>
+      </w:r>
+    </w:p>
+    <w:p>
+      <w:pPr>
+        <w:shd w:fill="F5F5F4" w:val="clear"/>
+        <w:spacing w:after="0" w:line="250"/>
+        <w:ind w:left="260" w:right="260"/>
+      </w:pPr>
+      <w:r>
+        <w:rPr>
+          <w:rFonts w:ascii="Consolas" w:cs="Consolas" w:eastAsia="Consolas" w:hAnsi="Consolas"/>
+          <w:color w:val="111827"/>
+          <w:sz w:val="18"/>
+          <w:szCs w:val="18"/>
+        </w:rPr>
+        <w:t xml:space="preserve">  "status": "completed",</w:t>
+      </w:r>
+    </w:p>
+    <w:p>
+      <w:pPr>
+        <w:shd w:fill="F5F5F4" w:val="clear"/>
+        <w:spacing w:after="0" w:line="250"/>
+        <w:ind w:left="260" w:right="260"/>
+      </w:pPr>
+      <w:r>
+        <w:rPr>
+          <w:rFonts w:ascii="Consolas" w:cs="Consolas" w:eastAsia="Consolas" w:hAnsi="Consolas"/>
+          <w:color w:val="111827"/>
+          <w:sz w:val="18"/>
+          <w:szCs w:val="18"/>
+        </w:rPr>
+        <w:t xml:space="preserve">  "createdAt": "2026-08-03T06:10:00Z",</w:t>
+      </w:r>
+    </w:p>
+    <w:p>
+      <w:pPr>
+        <w:shd w:fill="F5F5F4" w:val="clear"/>
+        <w:spacing w:after="0" w:line="250"/>
+        <w:ind w:left="260" w:right="260"/>
+      </w:pPr>
+      <w:r>
+        <w:rPr>
+          <w:rFonts w:ascii="Consolas" w:cs="Consolas" w:eastAsia="Consolas" w:hAnsi="Consolas"/>
+          <w:color w:val="111827"/>
+          <w:sz w:val="18"/>
+          <w:szCs w:val="18"/>
+        </w:rPr>
+        <w:t xml:space="preserve">  "resolvedAt": "2026-08-03T14:32:41Z",</w:t>
+      </w:r>
+    </w:p>
+    <w:p>
+      <w:pPr>
+        <w:shd w:fill="F5F5F4" w:val="clear"/>
+        <w:spacing w:after="0" w:line="250"/>
+        <w:ind w:left="260" w:right="260"/>
+      </w:pPr>
+      <w:r>
+        <w:rPr>
+          <w:rFonts w:ascii="Consolas" w:cs="Consolas" w:eastAsia="Consolas" w:hAnsi="Consolas"/>
+          <w:color w:val="111827"/>
+          <w:sz w:val="18"/>
+          <w:szCs w:val="18"/>
+        </w:rPr>
+        <w:t xml:space="preserve">  "reviewHref": "/vaults/vault_personal"</w:t>
+      </w:r>
+    </w:p>
+    <w:p>
+      <w:pPr>
+        <w:shd w:fill="F5F5F4" w:val="clear"/>
+        <w:spacing w:after="180" w:line="250"/>
+        <w:ind w:left="260" w:right="260"/>
+      </w:pPr>
+      <w:r>
+        <w:rPr>
+          <w:rFonts w:ascii="Consolas" w:cs="Consolas" w:eastAsia="Consolas" w:hAnsi="Consolas"/>
+          <w:color w:val="111827"/>
+          <w:sz w:val="18"/>
+          <w:szCs w:val="18"/>
+        </w:rPr>
+        <w:t xml:space="preserve">}</w:t>
+      </w:r>
+    </w:p>
+    <w:p>
+      <w:pPr>
+        <w:spacing w:after="160" w:line="300"/>
+      </w:pPr>
+      <w:r>
+        <w:rPr>
+          <w:color w:val="374151"/>
+          <w:sz w:val="21"/>
+          <w:szCs w:val="21"/>
+        </w:rPr>
+        <w:t xml:space="preserve">Because the frontend applies this optimistically, the server's only obligations are idempotency (PATCHing an already-completed item is a no-op returning current state) and preserving deterministic IDs across re-analysis so the status sticks.</w:t>
+      </w:r>
+    </w:p>
+    <w:p>
+      <w:pPr>
+        <w:pStyle w:val="Heading2"/>
+        <w:spacing w:after="140" w:before="300"/>
+      </w:pPr>
+      <w:r>
+        <w:rPr>
+          <w:b/>
+          <w:bCs/>
+          <w:color w:val="1F2937"/>
+          <w:sz w:val="28"/>
+          <w:szCs w:val="28"/>
+        </w:rPr>
+        <w:t xml:space="preserve">10.7 Error catalog</w:t>
+      </w:r>
+    </w:p>
+    <w:tbl>
+      <w:tblPr>
+        <w:tblW w:type="dxa" w:w="9360"/>
+        <w:tblBorders>
+          <w:top w:val="single" w:color="D1D5DB" w:sz="4"/>
+          <w:left w:val="single" w:color="D1D5DB" w:sz="4"/>
+          <w:bottom w:val="single" w:color="D1D5DB" w:sz="4"/>
+          <w:right w:val="single" w:color="D1D5DB" w:sz="4"/>
+          <w:insideH w:val="single" w:color="E5E7EB" w:sz="4"/>
+          <w:insideV w:val="single" w:color="E5E7EB" w:sz="4"/>
+        </w:tblBorders>
+      </w:tblPr>
+      <w:tblGrid>
+        <w:gridCol w:w="1300"/>
+        <w:gridCol w:w="3800"/>
+        <w:gridCol w:w="4260"/>
+      </w:tblGrid>
+      <w:tr>
+        <w:trPr>
+          <w:tblHeader/>
+        </w:trPr>
+        <w:tc>
+          <w:tcPr>
+            <w:tcW w:type="dxa" w:w="1300"/>
+            <w:shd w:fill="1E293B" w:val="clear"/>
+            <w:tcMar>
+              <w:top w:type="dxa" w:w="90"/>
+              <w:left w:type="dxa" w:w="130"/>
+              <w:bottom w:type="dxa" w:w="90"/>
+              <w:right w:type="dxa" w:w="130"/>
+            </w:tcMar>
+          </w:tcPr>
+          <w:p>
+            <w:pPr>
+              <w:spacing w:after="0" w:line="260"/>
+            </w:pPr>
+            <w:r>
+              <w:rPr>
+                <w:b/>
+                <w:bCs/>
+                <w:color w:val="FFFFFF"/>
+                <w:sz w:val="19"/>
+                <w:szCs w:val="19"/>
+              </w:rPr>
+              <w:t xml:space="preserve">Status</w:t>
+            </w:r>
+          </w:p>
+        </w:tc>
+        <w:tc>
+          <w:tcPr>
+            <w:tcW w:type="dxa" w:w="3800"/>
+            <w:shd w:fill="1E293B" w:val="clear"/>
+            <w:tcMar>
+              <w:top w:type="dxa" w:w="90"/>
+              <w:left w:type="dxa" w:w="130"/>
+              <w:bottom w:type="dxa" w:w="90"/>
+              <w:right w:type="dxa" w:w="130"/>
+            </w:tcMar>
+          </w:tcPr>
+          <w:p>
+            <w:pPr>
+              <w:spacing w:after="0" w:line="260"/>
+            </w:pPr>
+            <w:r>
+              <w:rPr>
+                <w:b/>
+                <w:bCs/>
+                <w:color w:val="FFFFFF"/>
+                <w:sz w:val="19"/>
+                <w:szCs w:val="19"/>
+              </w:rPr>
+              <w:t xml:space="preserve">When</w:t>
+            </w:r>
+          </w:p>
+        </w:tc>
+        <w:tc>
+          <w:tcPr>
+            <w:tcW w:type="dxa" w:w="4260"/>
+            <w:shd w:fill="1E293B" w:val="clear"/>
+            <w:tcMar>
+              <w:top w:type="dxa" w:w="90"/>
+              <w:left w:type="dxa" w:w="130"/>
+              <w:bottom w:type="dxa" w:w="90"/>
+              <w:right w:type="dxa" w:w="130"/>
+            </w:tcMar>
+          </w:tcPr>
+          <w:p>
+            <w:pPr>
+              <w:spacing w:after="0" w:line="260"/>
+            </w:pPr>
+            <w:r>
+              <w:rPr>
+                <w:b/>
+                <w:bCs/>
+                <w:color w:val="FFFFFF"/>
+                <w:sz w:val="19"/>
+                <w:szCs w:val="19"/>
+              </w:rPr>
+              <w:t xml:space="preserve">Frontend behavior (already built)</w:t>
+            </w:r>
+          </w:p>
+        </w:tc>
+      </w:tr>
+      <w:tr>
+        <w:tc>
+          <w:tcPr>
+            <w:tcW w:type="dxa" w:w="1300"/>
+            <w:tcMar>
+              <w:top w:type="dxa" w:w="90"/>
+              <w:left w:type="dxa" w:w="130"/>
+              <w:bottom w:type="dxa" w:w="90"/>
+              <w:right w:type="dxa" w:w="130"/>
+            </w:tcMar>
+          </w:tcPr>
+          <w:p>
+            <w:pPr>
+              <w:spacing w:after="0" w:line="260"/>
+            </w:pPr>
+            <w:r>
+              <w:rPr>
+                <w:b w:val="false"/>
+                <w:bCs w:val="false"/>
+                <w:color w:val="374151"/>
+                <w:sz w:val="19"/>
+                <w:szCs w:val="19"/>
+              </w:rPr>
+              <w:t xml:space="preserve">400</w:t>
+            </w:r>
+          </w:p>
+        </w:tc>
+        <w:tc>
+          <w:tcPr>
+            <w:tcW w:type="dxa" w:w="3800"/>
+            <w:tcMar>
+              <w:top w:type="dxa" w:w="90"/>
+              <w:left w:type="dxa" w:w="130"/>
+              <w:bottom w:type="dxa" w:w="90"/>
+              <w:right w:type="dxa" w:w="130"/>
+            </w:tcMar>
+          </w:tcPr>
+          <w:p>
+            <w:pPr>
+              <w:spacing w:after="0" w:line="260"/>
+            </w:pPr>
+            <w:r>
+              <w:rPr>
+                <w:b w:val="false"/>
+                <w:bCs w:val="false"/>
+                <w:color w:val="374151"/>
+                <w:sz w:val="19"/>
+                <w:szCs w:val="19"/>
+              </w:rPr>
+              <w:t xml:space="preserve">Malformed request body</w:t>
+            </w:r>
+          </w:p>
+        </w:tc>
+        <w:tc>
+          <w:tcPr>
+            <w:tcW w:type="dxa" w:w="4260"/>
+            <w:tcMar>
+              <w:top w:type="dxa" w:w="90"/>
+              <w:left w:type="dxa" w:w="130"/>
+              <w:bottom w:type="dxa" w:w="90"/>
+              <w:right w:type="dxa" w:w="130"/>
+            </w:tcMar>
+          </w:tcPr>
+          <w:p>
+            <w:pPr>
+              <w:spacing w:after="0" w:line="260"/>
+            </w:pPr>
+            <w:r>
+              <w:rPr>
+                <w:b w:val="false"/>
+                <w:bCs w:val="false"/>
+                <w:color w:val="374151"/>
+                <w:sz w:val="19"/>
+                <w:szCs w:val="19"/>
+              </w:rPr>
+              <w:t xml:space="preserve">Toast with </w:t>
+            </w:r>
+            <w:r>
+              <w:rPr>
+                <w:rFonts w:ascii="Consolas" w:cs="Consolas" w:eastAsia="Consolas" w:hAnsi="Consolas"/>
+                <w:color w:val="0F5132"/>
+                <w:sz w:val="18"/>
+                <w:szCs w:val="18"/>
+                <w:shd w:fill="F5F5F4" w:val="clear"/>
+              </w:rPr>
+              <w:t xml:space="preserve">detail</w:t>
+            </w:r>
+            <w:r>
+              <w:rPr>
+                <w:b w:val="false"/>
+                <w:bCs w:val="false"/>
+                <w:color w:val="374151"/>
+                <w:sz w:val="19"/>
+                <w:szCs w:val="19"/>
+              </w:rPr>
+              <w:t xml:space="preserve">; form stays editable</w:t>
+            </w:r>
+          </w:p>
+        </w:tc>
+      </w:tr>
+      <w:tr>
+        <w:tc>
+          <w:tcPr>
+            <w:tcW w:type="dxa" w:w="1300"/>
+            <w:shd w:fill="F9FAFB" w:val="clear"/>
+            <w:tcMar>
+              <w:top w:type="dxa" w:w="90"/>
+              <w:left w:type="dxa" w:w="130"/>
+              <w:bottom w:type="dxa" w:w="90"/>
+              <w:right w:type="dxa" w:w="130"/>
+            </w:tcMar>
+          </w:tcPr>
+          <w:p>
+            <w:pPr>
+              <w:spacing w:after="0" w:line="260"/>
+            </w:pPr>
+            <w:r>
+              <w:rPr>
+                <w:b w:val="false"/>
+                <w:bCs w:val="false"/>
+                <w:color w:val="374151"/>
+                <w:sz w:val="19"/>
+                <w:szCs w:val="19"/>
+              </w:rPr>
+              <w:t xml:space="preserve">401</w:t>
+            </w:r>
+          </w:p>
+        </w:tc>
+        <w:tc>
+          <w:tcPr>
+            <w:tcW w:type="dxa" w:w="3800"/>
+            <w:shd w:fill="F9FAFB" w:val="clear"/>
+            <w:tcMar>
+              <w:top w:type="dxa" w:w="90"/>
+              <w:left w:type="dxa" w:w="130"/>
+              <w:bottom w:type="dxa" w:w="90"/>
+              <w:right w:type="dxa" w:w="130"/>
+            </w:tcMar>
+          </w:tcPr>
+          <w:p>
+            <w:pPr>
+              <w:spacing w:after="0" w:line="260"/>
+            </w:pPr>
+            <w:r>
+              <w:rPr>
+                <w:b w:val="false"/>
+                <w:bCs w:val="false"/>
+                <w:color w:val="374151"/>
+                <w:sz w:val="19"/>
+                <w:szCs w:val="19"/>
+              </w:rPr>
+              <w:t xml:space="preserve">Missing/expired session</w:t>
+            </w:r>
+          </w:p>
+        </w:tc>
+        <w:tc>
+          <w:tcPr>
+            <w:tcW w:type="dxa" w:w="4260"/>
+            <w:shd w:fill="F9FAFB" w:val="clear"/>
+            <w:tcMar>
+              <w:top w:type="dxa" w:w="90"/>
+              <w:left w:type="dxa" w:w="130"/>
+              <w:bottom w:type="dxa" w:w="90"/>
+              <w:right w:type="dxa" w:w="130"/>
+            </w:tcMar>
+          </w:tcPr>
+          <w:p>
+            <w:pPr>
+              <w:spacing w:after="0" w:line="260"/>
+            </w:pPr>
+            <w:r>
+              <w:rPr>
+                <w:b w:val="false"/>
+                <w:bCs w:val="false"/>
+                <w:color w:val="374151"/>
+                <w:sz w:val="19"/>
+                <w:szCs w:val="19"/>
+              </w:rPr>
+              <w:t xml:space="preserve">One silent refresh attempt, then cache wipe + redirect to /login</w:t>
+            </w:r>
+          </w:p>
+        </w:tc>
+      </w:tr>
+      <w:tr>
+        <w:tc>
+          <w:tcPr>
+            <w:tcW w:type="dxa" w:w="1300"/>
+            <w:tcMar>
+              <w:top w:type="dxa" w:w="90"/>
+              <w:left w:type="dxa" w:w="130"/>
+              <w:bottom w:type="dxa" w:w="90"/>
+              <w:right w:type="dxa" w:w="130"/>
+            </w:tcMar>
+          </w:tcPr>
+          <w:p>
+            <w:pPr>
+              <w:spacing w:after="0" w:line="260"/>
+            </w:pPr>
+            <w:r>
+              <w:rPr>
+                <w:b w:val="false"/>
+                <w:bCs w:val="false"/>
+                <w:color w:val="374151"/>
+                <w:sz w:val="19"/>
+                <w:szCs w:val="19"/>
+              </w:rPr>
+              <w:t xml:space="preserve">403 → 404</w:t>
+            </w:r>
+          </w:p>
+        </w:tc>
+        <w:tc>
+          <w:tcPr>
+            <w:tcW w:type="dxa" w:w="3800"/>
+            <w:tcMar>
+              <w:top w:type="dxa" w:w="90"/>
+              <w:left w:type="dxa" w:w="130"/>
+              <w:bottom w:type="dxa" w:w="90"/>
+              <w:right w:type="dxa" w:w="130"/>
+            </w:tcMar>
+          </w:tcPr>
+          <w:p>
+            <w:pPr>
+              <w:spacing w:after="0" w:line="260"/>
+            </w:pPr>
+            <w:r>
+              <w:rPr>
+                <w:b w:val="false"/>
+                <w:bCs w:val="false"/>
+                <w:color w:val="374151"/>
+                <w:sz w:val="19"/>
+                <w:szCs w:val="19"/>
+              </w:rPr>
+              <w:t xml:space="preserve">Resource owned by someone else</w:t>
+            </w:r>
+          </w:p>
+        </w:tc>
+        <w:tc>
+          <w:tcPr>
+            <w:tcW w:type="dxa" w:w="4260"/>
+            <w:tcMar>
+              <w:top w:type="dxa" w:w="90"/>
+              <w:left w:type="dxa" w:w="130"/>
+              <w:bottom w:type="dxa" w:w="90"/>
+              <w:right w:type="dxa" w:w="130"/>
+            </w:tcMar>
+          </w:tcPr>
+          <w:p>
+            <w:pPr>
+              <w:spacing w:after="0" w:line="260"/>
+            </w:pPr>
+            <w:r>
+              <w:rPr>
+                <w:b w:val="false"/>
+                <w:bCs w:val="false"/>
+                <w:color w:val="374151"/>
+                <w:sz w:val="19"/>
+                <w:szCs w:val="19"/>
+              </w:rPr>
+              <w:t xml:space="preserve">Return 404 instead — do not confirm existence; UI shows not-found state</w:t>
+            </w:r>
+          </w:p>
+        </w:tc>
+      </w:tr>
+      <w:tr>
+        <w:tc>
+          <w:tcPr>
+            <w:tcW w:type="dxa" w:w="1300"/>
+            <w:shd w:fill="F9FAFB" w:val="clear"/>
+            <w:tcMar>
+              <w:top w:type="dxa" w:w="90"/>
+              <w:left w:type="dxa" w:w="130"/>
+              <w:bottom w:type="dxa" w:w="90"/>
+              <w:right w:type="dxa" w:w="130"/>
+            </w:tcMar>
+          </w:tcPr>
+          <w:p>
+            <w:pPr>
+              <w:spacing w:after="0" w:line="260"/>
+            </w:pPr>
+            <w:r>
+              <w:rPr>
+                <w:b w:val="false"/>
+                <w:bCs w:val="false"/>
+                <w:color w:val="374151"/>
+                <w:sz w:val="19"/>
+                <w:szCs w:val="19"/>
+              </w:rPr>
+              <w:t xml:space="preserve">404</w:t>
+            </w:r>
+          </w:p>
+        </w:tc>
+        <w:tc>
+          <w:tcPr>
+            <w:tcW w:type="dxa" w:w="3800"/>
+            <w:shd w:fill="F9FAFB" w:val="clear"/>
+            <w:tcMar>
+              <w:top w:type="dxa" w:w="90"/>
+              <w:left w:type="dxa" w:w="130"/>
+              <w:bottom w:type="dxa" w:w="90"/>
+              <w:right w:type="dxa" w:w="130"/>
+            </w:tcMar>
+          </w:tcPr>
+          <w:p>
+            <w:pPr>
+              <w:spacing w:after="0" w:line="260"/>
+            </w:pPr>
+            <w:r>
+              <w:rPr>
+                <w:b w:val="false"/>
+                <w:bCs w:val="false"/>
+                <w:color w:val="374151"/>
+                <w:sz w:val="19"/>
+                <w:szCs w:val="19"/>
+              </w:rPr>
+              <w:t xml:space="preserve">Vault/item id does not exist</w:t>
+            </w:r>
+          </w:p>
+        </w:tc>
+        <w:tc>
+          <w:tcPr>
+            <w:tcW w:type="dxa" w:w="4260"/>
+            <w:shd w:fill="F9FAFB" w:val="clear"/>
+            <w:tcMar>
+              <w:top w:type="dxa" w:w="90"/>
+              <w:left w:type="dxa" w:w="130"/>
+              <w:bottom w:type="dxa" w:w="90"/>
+              <w:right w:type="dxa" w:w="130"/>
+            </w:tcMar>
+          </w:tcPr>
+          <w:p>
+            <w:pPr>
+              <w:spacing w:after="0" w:line="260"/>
+            </w:pPr>
+            <w:r>
+              <w:rPr>
+                <w:b w:val="false"/>
+                <w:bCs w:val="false"/>
+                <w:color w:val="374151"/>
+                <w:sz w:val="19"/>
+                <w:szCs w:val="19"/>
+              </w:rPr>
+              <w:t xml:space="preserve">Inline empty/not-found state, never a crash</w:t>
+            </w:r>
+          </w:p>
+        </w:tc>
+      </w:tr>
+      <w:tr>
+        <w:tc>
+          <w:tcPr>
+            <w:tcW w:type="dxa" w:w="1300"/>
+            <w:tcMar>
+              <w:top w:type="dxa" w:w="90"/>
+              <w:left w:type="dxa" w:w="130"/>
+              <w:bottom w:type="dxa" w:w="90"/>
+              <w:right w:type="dxa" w:w="130"/>
+            </w:tcMar>
+          </w:tcPr>
+          <w:p>
+            <w:pPr>
+              <w:spacing w:after="0" w:line="260"/>
+            </w:pPr>
+            <w:r>
+              <w:rPr>
+                <w:b w:val="false"/>
+                <w:bCs w:val="false"/>
+                <w:color w:val="374151"/>
+                <w:sz w:val="19"/>
+                <w:szCs w:val="19"/>
+              </w:rPr>
+              <w:t xml:space="preserve">409</w:t>
+            </w:r>
+          </w:p>
+        </w:tc>
+        <w:tc>
+          <w:tcPr>
+            <w:tcW w:type="dxa" w:w="3800"/>
+            <w:tcMar>
+              <w:top w:type="dxa" w:w="90"/>
+              <w:left w:type="dxa" w:w="130"/>
+              <w:bottom w:type="dxa" w:w="90"/>
+              <w:right w:type="dxa" w:w="130"/>
+            </w:tcMar>
+          </w:tcPr>
+          <w:p>
+            <w:pPr>
+              <w:spacing w:after="0" w:line="260"/>
+            </w:pPr>
+            <w:r>
+              <w:rPr>
+                <w:b w:val="false"/>
+                <w:bCs w:val="false"/>
+                <w:color w:val="374151"/>
+                <w:sz w:val="19"/>
+                <w:szCs w:val="19"/>
+              </w:rPr>
+              <w:t xml:space="preserve">Duplicate (e.g. email at register)</w:t>
+            </w:r>
+          </w:p>
+        </w:tc>
+        <w:tc>
+          <w:tcPr>
+            <w:tcW w:type="dxa" w:w="4260"/>
+            <w:tcMar>
+              <w:top w:type="dxa" w:w="90"/>
+              <w:left w:type="dxa" w:w="130"/>
+              <w:bottom w:type="dxa" w:w="90"/>
+              <w:right w:type="dxa" w:w="130"/>
+            </w:tcMar>
+          </w:tcPr>
+          <w:p>
+            <w:pPr>
+              <w:spacing w:after="0" w:line="260"/>
+            </w:pPr>
+            <w:r>
+              <w:rPr>
+                <w:b w:val="false"/>
+                <w:bCs w:val="false"/>
+                <w:color w:val="374151"/>
+                <w:sz w:val="19"/>
+                <w:szCs w:val="19"/>
+              </w:rPr>
+              <w:t xml:space="preserve">Toast with </w:t>
+            </w:r>
+            <w:r>
+              <w:rPr>
+                <w:rFonts w:ascii="Consolas" w:cs="Consolas" w:eastAsia="Consolas" w:hAnsi="Consolas"/>
+                <w:color w:val="0F5132"/>
+                <w:sz w:val="18"/>
+                <w:szCs w:val="18"/>
+                <w:shd w:fill="F5F5F4" w:val="clear"/>
+              </w:rPr>
+              <w:t xml:space="preserve">detail</w:t>
+            </w:r>
+            <w:r>
+              <w:rPr>
+                <w:b w:val="false"/>
+                <w:bCs w:val="false"/>
+                <w:color w:val="374151"/>
+                <w:sz w:val="19"/>
+                <w:szCs w:val="19"/>
+              </w:rPr>
+              <w:t xml:space="preserve"> (“email already registered”)</w:t>
+            </w:r>
+          </w:p>
+        </w:tc>
+      </w:tr>
+      <w:tr>
+        <w:tc>
+          <w:tcPr>
+            <w:tcW w:type="dxa" w:w="1300"/>
+            <w:shd w:fill="F9FAFB" w:val="clear"/>
+            <w:tcMar>
+              <w:top w:type="dxa" w:w="90"/>
+              <w:left w:type="dxa" w:w="130"/>
+              <w:bottom w:type="dxa" w:w="90"/>
+              <w:right w:type="dxa" w:w="130"/>
+            </w:tcMar>
+          </w:tcPr>
+          <w:p>
+            <w:pPr>
+              <w:spacing w:after="0" w:line="260"/>
+            </w:pPr>
+            <w:r>
+              <w:rPr>
+                <w:b w:val="false"/>
+                <w:bCs w:val="false"/>
+                <w:color w:val="374151"/>
+                <w:sz w:val="19"/>
+                <w:szCs w:val="19"/>
+              </w:rPr>
+              <w:t xml:space="preserve">422</w:t>
+            </w:r>
+          </w:p>
+        </w:tc>
+        <w:tc>
+          <w:tcPr>
+            <w:tcW w:type="dxa" w:w="3800"/>
+            <w:shd w:fill="F9FAFB" w:val="clear"/>
+            <w:tcMar>
+              <w:top w:type="dxa" w:w="90"/>
+              <w:left w:type="dxa" w:w="130"/>
+              <w:bottom w:type="dxa" w:w="90"/>
+              <w:right w:type="dxa" w:w="130"/>
+            </w:tcMar>
+          </w:tcPr>
+          <w:p>
+            <w:pPr>
+              <w:spacing w:after="0" w:line="260"/>
+            </w:pPr>
+            <w:r>
+              <w:rPr>
+                <w:b w:val="false"/>
+                <w:bCs w:val="false"/>
+                <w:color w:val="374151"/>
+                <w:sz w:val="19"/>
+                <w:szCs w:val="19"/>
+              </w:rPr>
+              <w:t xml:space="preserve">Pydantic validation failure</w:t>
+            </w:r>
+          </w:p>
+        </w:tc>
+        <w:tc>
+          <w:tcPr>
+            <w:tcW w:type="dxa" w:w="4260"/>
+            <w:shd w:fill="F9FAFB" w:val="clear"/>
+            <w:tcMar>
+              <w:top w:type="dxa" w:w="90"/>
+              <w:left w:type="dxa" w:w="130"/>
+              <w:bottom w:type="dxa" w:w="90"/>
+              <w:right w:type="dxa" w:w="130"/>
+            </w:tcMar>
+          </w:tcPr>
+          <w:p>
+            <w:pPr>
+              <w:spacing w:after="0" w:line="260"/>
+            </w:pPr>
+            <w:r>
+              <w:rPr>
+                <w:b w:val="false"/>
+                <w:bCs w:val="false"/>
+                <w:color w:val="374151"/>
+                <w:sz w:val="19"/>
+                <w:szCs w:val="19"/>
+              </w:rPr>
+              <w:t xml:space="preserve">Toast with first </w:t>
+            </w:r>
+            <w:r>
+              <w:rPr>
+                <w:rFonts w:ascii="Consolas" w:cs="Consolas" w:eastAsia="Consolas" w:hAnsi="Consolas"/>
+                <w:color w:val="0F5132"/>
+                <w:sz w:val="18"/>
+                <w:szCs w:val="18"/>
+                <w:shd w:fill="F5F5F4" w:val="clear"/>
+              </w:rPr>
+              <w:t xml:space="preserve">detail</w:t>
+            </w:r>
+            <w:r>
+              <w:rPr>
+                <w:b w:val="false"/>
+                <w:bCs w:val="false"/>
+                <w:color w:val="374151"/>
+                <w:sz w:val="19"/>
+                <w:szCs w:val="19"/>
+              </w:rPr>
+              <w:t xml:space="preserve"> message; fields highlighted client-side already</w:t>
+            </w:r>
+          </w:p>
+        </w:tc>
+      </w:tr>
+      <w:tr>
+        <w:tc>
+          <w:tcPr>
+            <w:tcW w:type="dxa" w:w="1300"/>
+            <w:tcMar>
+              <w:top w:type="dxa" w:w="90"/>
+              <w:left w:type="dxa" w:w="130"/>
+              <w:bottom w:type="dxa" w:w="90"/>
+              <w:right w:type="dxa" w:w="130"/>
+            </w:tcMar>
+          </w:tcPr>
+          <w:p>
+            <w:pPr>
+              <w:spacing w:after="0" w:line="260"/>
+            </w:pPr>
+            <w:r>
+              <w:rPr>
+                <w:b w:val="false"/>
+                <w:bCs w:val="false"/>
+                <w:color w:val="374151"/>
+                <w:sz w:val="19"/>
+                <w:szCs w:val="19"/>
+              </w:rPr>
+              <w:t xml:space="preserve">429</w:t>
+            </w:r>
+          </w:p>
+        </w:tc>
+        <w:tc>
+          <w:tcPr>
+            <w:tcW w:type="dxa" w:w="3800"/>
+            <w:tcMar>
+              <w:top w:type="dxa" w:w="90"/>
+              <w:left w:type="dxa" w:w="130"/>
+              <w:bottom w:type="dxa" w:w="90"/>
+              <w:right w:type="dxa" w:w="130"/>
+            </w:tcMar>
+          </w:tcPr>
+          <w:p>
+            <w:pPr>
+              <w:spacing w:after="0" w:line="260"/>
+            </w:pPr>
+            <w:r>
+              <w:rPr>
+                <w:b w:val="false"/>
+                <w:bCs w:val="false"/>
+                <w:color w:val="374151"/>
+                <w:sz w:val="19"/>
+                <w:szCs w:val="19"/>
+              </w:rPr>
+              <w:t xml:space="preserve">Rate limited (login, refresh)</w:t>
+            </w:r>
+          </w:p>
+        </w:tc>
+        <w:tc>
+          <w:tcPr>
+            <w:tcW w:type="dxa" w:w="4260"/>
+            <w:tcMar>
+              <w:top w:type="dxa" w:w="90"/>
+              <w:left w:type="dxa" w:w="130"/>
+              <w:bottom w:type="dxa" w:w="90"/>
+              <w:right w:type="dxa" w:w="130"/>
+            </w:tcMar>
+          </w:tcPr>
+          <w:p>
+            <w:pPr>
+              <w:spacing w:after="0" w:line="260"/>
+            </w:pPr>
+            <w:r>
+              <w:rPr>
+                <w:b w:val="false"/>
+                <w:bCs w:val="false"/>
+                <w:color w:val="374151"/>
+                <w:sz w:val="19"/>
+                <w:szCs w:val="19"/>
+              </w:rPr>
+              <w:t xml:space="preserve">Toast asks user to wait; button re-enables after backoff</w:t>
+            </w:r>
+          </w:p>
+        </w:tc>
+      </w:tr>
+      <w:tr>
+        <w:tc>
+          <w:tcPr>
+            <w:tcW w:type="dxa" w:w="1300"/>
+            <w:shd w:fill="F9FAFB" w:val="clear"/>
+            <w:tcMar>
+              <w:top w:type="dxa" w:w="90"/>
+              <w:left w:type="dxa" w:w="130"/>
+              <w:bottom w:type="dxa" w:w="90"/>
+              <w:right w:type="dxa" w:w="130"/>
+            </w:tcMar>
+          </w:tcPr>
+          <w:p>
+            <w:pPr>
+              <w:spacing w:after="0" w:line="260"/>
+            </w:pPr>
+            <w:r>
+              <w:rPr>
+                <w:b w:val="false"/>
+                <w:bCs w:val="false"/>
+                <w:color w:val="374151"/>
+                <w:sz w:val="19"/>
+                <w:szCs w:val="19"/>
+              </w:rPr>
+              <w:t xml:space="preserve">500</w:t>
+            </w:r>
+          </w:p>
+        </w:tc>
+        <w:tc>
+          <w:tcPr>
+            <w:tcW w:type="dxa" w:w="3800"/>
+            <w:shd w:fill="F9FAFB" w:val="clear"/>
+            <w:tcMar>
+              <w:top w:type="dxa" w:w="90"/>
+              <w:left w:type="dxa" w:w="130"/>
+              <w:bottom w:type="dxa" w:w="90"/>
+              <w:right w:type="dxa" w:w="130"/>
+            </w:tcMar>
+          </w:tcPr>
+          <w:p>
+            <w:pPr>
+              <w:spacing w:after="0" w:line="260"/>
+            </w:pPr>
+            <w:r>
+              <w:rPr>
+                <w:b w:val="false"/>
+                <w:bCs w:val="false"/>
+                <w:color w:val="374151"/>
+                <w:sz w:val="19"/>
+                <w:szCs w:val="19"/>
+              </w:rPr>
+              <w:t xml:space="preserve">Unhandled server error</w:t>
+            </w:r>
+          </w:p>
+        </w:tc>
+        <w:tc>
+          <w:tcPr>
+            <w:tcW w:type="dxa" w:w="4260"/>
+            <w:shd w:fill="F9FAFB" w:val="clear"/>
+            <w:tcMar>
+              <w:top w:type="dxa" w:w="90"/>
+              <w:left w:type="dxa" w:w="130"/>
+              <w:bottom w:type="dxa" w:w="90"/>
+              <w:right w:type="dxa" w:w="130"/>
+            </w:tcMar>
+          </w:tcPr>
+          <w:p>
+            <w:pPr>
+              <w:spacing w:after="0" w:line="260"/>
+            </w:pPr>
+            <w:r>
+              <w:rPr>
+                <w:b w:val="false"/>
+                <w:bCs w:val="false"/>
+                <w:color w:val="374151"/>
+                <w:sz w:val="19"/>
+                <w:szCs w:val="19"/>
+              </w:rPr>
+              <w:t xml:space="preserve">Generic toast + retry affordance; never expose stack traces in </w:t>
+            </w:r>
+            <w:r>
+              <w:rPr>
+                <w:rFonts w:ascii="Consolas" w:cs="Consolas" w:eastAsia="Consolas" w:hAnsi="Consolas"/>
+                <w:color w:val="0F5132"/>
+                <w:sz w:val="18"/>
+                <w:szCs w:val="18"/>
+                <w:shd w:fill="F5F5F4" w:val="clear"/>
+              </w:rPr>
+              <w:t xml:space="preserve">detail</w:t>
+            </w:r>
+          </w:p>
+        </w:tc>
+      </w:tr>
+    </w:tbl>
+    <w:p>
+      <w:pPr>
+        <w:spacing w:after="120" w:line="300"/>
+      </w:pPr>
+    </w:p>
+    <w:p>
+      <w:pPr>
+        <w:pStyle w:val="Heading2"/>
+        <w:spacing w:after="140" w:before="300"/>
+      </w:pPr>
+      <w:r>
+        <w:rPr>
+          <w:b/>
+          <w:bCs/>
+          <w:color w:val="1F2937"/>
+          <w:sz w:val="28"/>
+          <w:szCs w:val="28"/>
+        </w:rPr>
+        <w:t xml:space="preserve">10.8 FastAPI configuration sketch</w:t>
+      </w:r>
+    </w:p>
+    <w:p>
+      <w:pPr>
+        <w:shd w:fill="F5F5F4" w:val="clear"/>
+        <w:spacing w:after="0" w:line="250"/>
+        <w:ind w:left="260" w:right="260"/>
+      </w:pPr>
+      <w:r>
+        <w:rPr>
+          <w:rFonts w:ascii="Consolas" w:cs="Consolas" w:eastAsia="Consolas" w:hAnsi="Consolas"/>
+          <w:color w:val="111827"/>
+          <w:sz w:val="18"/>
+          <w:szCs w:val="18"/>
+        </w:rPr>
+        <w:t xml:space="preserve">app.add_middleware(</w:t>
+      </w:r>
+    </w:p>
+    <w:p>
+      <w:pPr>
+        <w:shd w:fill="F5F5F4" w:val="clear"/>
+        <w:spacing w:after="0" w:line="250"/>
+        <w:ind w:left="260" w:right="260"/>
+      </w:pPr>
+      <w:r>
+        <w:rPr>
+          <w:rFonts w:ascii="Consolas" w:cs="Consolas" w:eastAsia="Consolas" w:hAnsi="Consolas"/>
+          <w:color w:val="111827"/>
+          <w:sz w:val="18"/>
+          <w:szCs w:val="18"/>
+        </w:rPr>
+        <w:t xml:space="preserve">    CORSMiddleware,</w:t>
+      </w:r>
+    </w:p>
+    <w:p>
+      <w:pPr>
+        <w:shd w:fill="F5F5F4" w:val="clear"/>
+        <w:spacing w:after="0" w:line="250"/>
+        <w:ind w:left="260" w:right="260"/>
+      </w:pPr>
+      <w:r>
+        <w:rPr>
+          <w:rFonts w:ascii="Consolas" w:cs="Consolas" w:eastAsia="Consolas" w:hAnsi="Consolas"/>
+          <w:color w:val="111827"/>
+          <w:sz w:val="18"/>
+          <w:szCs w:val="18"/>
+        </w:rPr>
+        <w:t xml:space="preserve">    allow_origins=["https://app.kizuna.dev"],  # exact origin, never *</w:t>
+      </w:r>
+    </w:p>
+    <w:p>
+      <w:pPr>
+        <w:shd w:fill="F5F5F4" w:val="clear"/>
+        <w:spacing w:after="0" w:line="250"/>
+        <w:ind w:left="260" w:right="260"/>
+      </w:pPr>
+      <w:r>
+        <w:rPr>
+          <w:rFonts w:ascii="Consolas" w:cs="Consolas" w:eastAsia="Consolas" w:hAnsi="Consolas"/>
+          <w:color w:val="111827"/>
+          <w:sz w:val="18"/>
+          <w:szCs w:val="18"/>
+        </w:rPr>
+        <w:t xml:space="preserve">    allow_credentials=True,                     # cookies must flow</w:t>
+      </w:r>
+    </w:p>
+    <w:p>
+      <w:pPr>
+        <w:shd w:fill="F5F5F4" w:val="clear"/>
+        <w:spacing w:after="0" w:line="250"/>
+        <w:ind w:left="260" w:right="260"/>
+      </w:pPr>
+      <w:r>
+        <w:rPr>
+          <w:rFonts w:ascii="Consolas" w:cs="Consolas" w:eastAsia="Consolas" w:hAnsi="Consolas"/>
+          <w:color w:val="111827"/>
+          <w:sz w:val="18"/>
+          <w:szCs w:val="18"/>
+        </w:rPr>
+        <w:t xml:space="preserve">    allow_methods=["GET","POST","PUT","PATCH","DELETE"],</w:t>
+      </w:r>
+    </w:p>
+    <w:p>
+      <w:pPr>
+        <w:shd w:fill="F5F5F4" w:val="clear"/>
+        <w:spacing w:after="0" w:line="250"/>
+        <w:ind w:left="260" w:right="260"/>
+      </w:pPr>
+      <w:r>
+        <w:rPr>
+          <w:rFonts w:ascii="Consolas" w:cs="Consolas" w:eastAsia="Consolas" w:hAnsi="Consolas"/>
+          <w:color w:val="111827"/>
+          <w:sz w:val="18"/>
+          <w:szCs w:val="18"/>
+        </w:rPr>
+        <w:t xml:space="preserve">    allow_headers=["Content-Type"],</w:t>
+      </w:r>
+    </w:p>
+    <w:p>
+      <w:pPr>
+        <w:shd w:fill="F5F5F4" w:val="clear"/>
+        <w:spacing w:after="0" w:line="250"/>
+        <w:ind w:left="260" w:right="260"/>
+      </w:pPr>
+      <w:r>
+        <w:rPr>
+          <w:rFonts w:ascii="Consolas" w:cs="Consolas" w:eastAsia="Consolas" w:hAnsi="Consolas"/>
+          <w:color w:val="111827"/>
+          <w:sz w:val="18"/>
+          <w:szCs w:val="18"/>
+        </w:rPr>
+        <w:t xml:space="preserve">)</w:t>
+      </w:r>
+    </w:p>
+    <w:p>
+      <w:pPr>
+        <w:shd w:fill="F5F5F4" w:val="clear"/>
+        <w:spacing w:after="0" w:line="250"/>
+        <w:ind w:left="260" w:right="260"/>
+      </w:pPr>
+      <w:r>
+        <w:rPr>
+          <w:rFonts w:ascii="Consolas" w:cs="Consolas" w:eastAsia="Consolas" w:hAnsi="Consolas"/>
+          <w:color w:val="111827"/>
+          <w:sz w:val="18"/>
+          <w:szCs w:val="18"/>
+        </w:rPr>
+        <w:t xml:space="preserve"> </w:t>
+      </w:r>
+    </w:p>
+    <w:p>
+      <w:pPr>
+        <w:shd w:fill="F5F5F4" w:val="clear"/>
+        <w:spacing w:after="0" w:line="250"/>
+        <w:ind w:left="260" w:right="260"/>
+      </w:pPr>
+      <w:r>
+        <w:rPr>
+          <w:rFonts w:ascii="Consolas" w:cs="Consolas" w:eastAsia="Consolas" w:hAnsi="Consolas"/>
+          <w:color w:val="111827"/>
+          <w:sz w:val="18"/>
+          <w:szCs w:val="18"/>
+        </w:rPr>
+        <w:t xml:space="preserve">class VaultCreate(BaseModel):</w:t>
+      </w:r>
+    </w:p>
+    <w:p>
+      <w:pPr>
+        <w:shd w:fill="F5F5F4" w:val="clear"/>
+        <w:spacing w:after="0" w:line="250"/>
+        <w:ind w:left="260" w:right="260"/>
+      </w:pPr>
+      <w:r>
+        <w:rPr>
+          <w:rFonts w:ascii="Consolas" w:cs="Consolas" w:eastAsia="Consolas" w:hAnsi="Consolas"/>
+          <w:color w:val="111827"/>
+          <w:sz w:val="18"/>
+          <w:szCs w:val="18"/>
+        </w:rPr>
+        <w:t xml:space="preserve">    model_config = ConfigDict(alias_generator=to_camel,</w:t>
+      </w:r>
+    </w:p>
+    <w:p>
+      <w:pPr>
+        <w:shd w:fill="F5F5F4" w:val="clear"/>
+        <w:spacing w:after="0" w:line="250"/>
+        <w:ind w:left="260" w:right="260"/>
+      </w:pPr>
+      <w:r>
+        <w:rPr>
+          <w:rFonts w:ascii="Consolas" w:cs="Consolas" w:eastAsia="Consolas" w:hAnsi="Consolas"/>
+          <w:color w:val="111827"/>
+          <w:sz w:val="18"/>
+          <w:szCs w:val="18"/>
+        </w:rPr>
+        <w:t xml:space="preserve">                              populate_by_name=True)</w:t>
+      </w:r>
+    </w:p>
+    <w:p>
+      <w:pPr>
+        <w:shd w:fill="F5F5F4" w:val="clear"/>
+        <w:spacing w:after="0" w:line="250"/>
+        <w:ind w:left="260" w:right="260"/>
+      </w:pPr>
+      <w:r>
+        <w:rPr>
+          <w:rFonts w:ascii="Consolas" w:cs="Consolas" w:eastAsia="Consolas" w:hAnsi="Consolas"/>
+          <w:color w:val="111827"/>
+          <w:sz w:val="18"/>
+          <w:szCs w:val="18"/>
+        </w:rPr>
+        <w:t xml:space="preserve">    name: str = Field(min_length=1, max_length=40)</w:t>
+      </w:r>
+    </w:p>
+    <w:p>
+      <w:pPr>
+        <w:shd w:fill="F5F5F4" w:val="clear"/>
+        <w:spacing w:after="0" w:line="250"/>
+        <w:ind w:left="260" w:right="260"/>
+      </w:pPr>
+      <w:r>
+        <w:rPr>
+          <w:rFonts w:ascii="Consolas" w:cs="Consolas" w:eastAsia="Consolas" w:hAnsi="Consolas"/>
+          <w:color w:val="111827"/>
+          <w:sz w:val="18"/>
+          <w:szCs w:val="18"/>
+        </w:rPr>
+        <w:t xml:space="preserve">    description: str | None = Field(default=None, max_length=120)</w:t>
+      </w:r>
+    </w:p>
+    <w:p>
+      <w:pPr>
+        <w:shd w:fill="F5F5F4" w:val="clear"/>
+        <w:spacing w:after="0" w:line="250"/>
+        <w:ind w:left="260" w:right="260"/>
+      </w:pPr>
+      <w:r>
+        <w:rPr>
+          <w:rFonts w:ascii="Consolas" w:cs="Consolas" w:eastAsia="Consolas" w:hAnsi="Consolas"/>
+          <w:color w:val="111827"/>
+          <w:sz w:val="18"/>
+          <w:szCs w:val="18"/>
+        </w:rPr>
+        <w:t xml:space="preserve">    icon: Literal["shield","briefcase","user","credit-card",</w:t>
+      </w:r>
+    </w:p>
+    <w:p>
+      <w:pPr>
+        <w:shd w:fill="F5F5F4" w:val="clear"/>
+        <w:spacing w:after="180" w:line="250"/>
+        <w:ind w:left="260" w:right="260"/>
+      </w:pPr>
+      <w:r>
+        <w:rPr>
+          <w:rFonts w:ascii="Consolas" w:cs="Consolas" w:eastAsia="Consolas" w:hAnsi="Consolas"/>
+          <w:color w:val="111827"/>
+          <w:sz w:val="18"/>
+          <w:szCs w:val="18"/>
+        </w:rPr>
+        <w:t xml:space="preserve">                  "globe","server","heart","star"]</w:t>
+      </w:r>
+    </w:p>
     <w:tbl>
       <w:tblPr>
         <w:tblW w:type="dxa" w:w="9360"/>
@@ -16353,6 +19321,422 @@
     </w:p>
     <w:p>
       <w:pPr>
+        <w:pStyle w:val="Heading2"/>
+        <w:spacing w:after="140" w:before="300"/>
+      </w:pPr>
+      <w:r>
+        <w:rPr>
+          <w:b/>
+          <w:bCs/>
+          <w:color w:val="1F2937"/>
+          <w:sz w:val="28"/>
+          <w:szCs w:val="28"/>
+        </w:rPr>
+        <w:t xml:space="preserve">13.1 Illustrative DDL (core tables)</w:t>
+      </w:r>
+    </w:p>
+    <w:p>
+      <w:pPr>
+        <w:shd w:fill="F5F5F4" w:val="clear"/>
+        <w:spacing w:after="0" w:line="250"/>
+        <w:ind w:left="260" w:right="260"/>
+      </w:pPr>
+      <w:r>
+        <w:rPr>
+          <w:rFonts w:ascii="Consolas" w:cs="Consolas" w:eastAsia="Consolas" w:hAnsi="Consolas"/>
+          <w:color w:val="111827"/>
+          <w:sz w:val="18"/>
+          <w:szCs w:val="18"/>
+        </w:rPr>
+        <w:t xml:space="preserve">CREATE TABLE vaults (</w:t>
+      </w:r>
+    </w:p>
+    <w:p>
+      <w:pPr>
+        <w:shd w:fill="F5F5F4" w:val="clear"/>
+        <w:spacing w:after="0" w:line="250"/>
+        <w:ind w:left="260" w:right="260"/>
+      </w:pPr>
+      <w:r>
+        <w:rPr>
+          <w:rFonts w:ascii="Consolas" w:cs="Consolas" w:eastAsia="Consolas" w:hAnsi="Consolas"/>
+          <w:color w:val="111827"/>
+          <w:sz w:val="18"/>
+          <w:szCs w:val="18"/>
+        </w:rPr>
+        <w:t xml:space="preserve">  id          uuid PRIMARY KEY DEFAULT gen_random_uuid(),</w:t>
+      </w:r>
+    </w:p>
+    <w:p>
+      <w:pPr>
+        <w:shd w:fill="F5F5F4" w:val="clear"/>
+        <w:spacing w:after="0" w:line="250"/>
+        <w:ind w:left="260" w:right="260"/>
+      </w:pPr>
+      <w:r>
+        <w:rPr>
+          <w:rFonts w:ascii="Consolas" w:cs="Consolas" w:eastAsia="Consolas" w:hAnsi="Consolas"/>
+          <w:color w:val="111827"/>
+          <w:sz w:val="18"/>
+          <w:szCs w:val="18"/>
+        </w:rPr>
+        <w:t xml:space="preserve">  user_id     uuid NOT NULL REFERENCES users(id) ON DELETE CASCADE,</w:t>
+      </w:r>
+    </w:p>
+    <w:p>
+      <w:pPr>
+        <w:shd w:fill="F5F5F4" w:val="clear"/>
+        <w:spacing w:after="0" w:line="250"/>
+        <w:ind w:left="260" w:right="260"/>
+      </w:pPr>
+      <w:r>
+        <w:rPr>
+          <w:rFonts w:ascii="Consolas" w:cs="Consolas" w:eastAsia="Consolas" w:hAnsi="Consolas"/>
+          <w:color w:val="111827"/>
+          <w:sz w:val="18"/>
+          <w:szCs w:val="18"/>
+        </w:rPr>
+        <w:t xml:space="preserve">  name        text NOT NULL CHECK (char_length(name) BETWEEN 1 AND 40),</w:t>
+      </w:r>
+    </w:p>
+    <w:p>
+      <w:pPr>
+        <w:shd w:fill="F5F5F4" w:val="clear"/>
+        <w:spacing w:after="0" w:line="250"/>
+        <w:ind w:left="260" w:right="260"/>
+      </w:pPr>
+      <w:r>
+        <w:rPr>
+          <w:rFonts w:ascii="Consolas" w:cs="Consolas" w:eastAsia="Consolas" w:hAnsi="Consolas"/>
+          <w:color w:val="111827"/>
+          <w:sz w:val="18"/>
+          <w:szCs w:val="18"/>
+        </w:rPr>
+        <w:t xml:space="preserve">  icon        text NOT NULL,</w:t>
+      </w:r>
+    </w:p>
+    <w:p>
+      <w:pPr>
+        <w:shd w:fill="F5F5F4" w:val="clear"/>
+        <w:spacing w:after="0" w:line="250"/>
+        <w:ind w:left="260" w:right="260"/>
+      </w:pPr>
+      <w:r>
+        <w:rPr>
+          <w:rFonts w:ascii="Consolas" w:cs="Consolas" w:eastAsia="Consolas" w:hAnsi="Consolas"/>
+          <w:color w:val="111827"/>
+          <w:sz w:val="18"/>
+          <w:szCs w:val="18"/>
+        </w:rPr>
+        <w:t xml:space="preserve">  description text,</w:t>
+      </w:r>
+    </w:p>
+    <w:p>
+      <w:pPr>
+        <w:shd w:fill="F5F5F4" w:val="clear"/>
+        <w:spacing w:after="0" w:line="250"/>
+        <w:ind w:left="260" w:right="260"/>
+      </w:pPr>
+      <w:r>
+        <w:rPr>
+          <w:rFonts w:ascii="Consolas" w:cs="Consolas" w:eastAsia="Consolas" w:hAnsi="Consolas"/>
+          <w:color w:val="111827"/>
+          <w:sz w:val="18"/>
+          <w:szCs w:val="18"/>
+        </w:rPr>
+        <w:t xml:space="preserve">  created_at  timestamptz NOT NULL DEFAULT now(),</w:t>
+      </w:r>
+    </w:p>
+    <w:p>
+      <w:pPr>
+        <w:shd w:fill="F5F5F4" w:val="clear"/>
+        <w:spacing w:after="0" w:line="250"/>
+        <w:ind w:left="260" w:right="260"/>
+      </w:pPr>
+      <w:r>
+        <w:rPr>
+          <w:rFonts w:ascii="Consolas" w:cs="Consolas" w:eastAsia="Consolas" w:hAnsi="Consolas"/>
+          <w:color w:val="111827"/>
+          <w:sz w:val="18"/>
+          <w:szCs w:val="18"/>
+        </w:rPr>
+        <w:t xml:space="preserve">  updated_at  timestamptz NOT NULL DEFAULT now()</w:t>
+      </w:r>
+    </w:p>
+    <w:p>
+      <w:pPr>
+        <w:shd w:fill="F5F5F4" w:val="clear"/>
+        <w:spacing w:after="0" w:line="250"/>
+        <w:ind w:left="260" w:right="260"/>
+      </w:pPr>
+      <w:r>
+        <w:rPr>
+          <w:rFonts w:ascii="Consolas" w:cs="Consolas" w:eastAsia="Consolas" w:hAnsi="Consolas"/>
+          <w:color w:val="111827"/>
+          <w:sz w:val="18"/>
+          <w:szCs w:val="18"/>
+        </w:rPr>
+        <w:t xml:space="preserve">);</w:t>
+      </w:r>
+    </w:p>
+    <w:p>
+      <w:pPr>
+        <w:shd w:fill="F5F5F4" w:val="clear"/>
+        <w:spacing w:after="0" w:line="250"/>
+        <w:ind w:left="260" w:right="260"/>
+      </w:pPr>
+      <w:r>
+        <w:rPr>
+          <w:rFonts w:ascii="Consolas" w:cs="Consolas" w:eastAsia="Consolas" w:hAnsi="Consolas"/>
+          <w:color w:val="111827"/>
+          <w:sz w:val="18"/>
+          <w:szCs w:val="18"/>
+        </w:rPr>
+        <w:t xml:space="preserve"> </w:t>
+      </w:r>
+    </w:p>
+    <w:p>
+      <w:pPr>
+        <w:shd w:fill="F5F5F4" w:val="clear"/>
+        <w:spacing w:after="0" w:line="250"/>
+        <w:ind w:left="260" w:right="260"/>
+      </w:pPr>
+      <w:r>
+        <w:rPr>
+          <w:rFonts w:ascii="Consolas" w:cs="Consolas" w:eastAsia="Consolas" w:hAnsi="Consolas"/>
+          <w:color w:val="111827"/>
+          <w:sz w:val="18"/>
+          <w:szCs w:val="18"/>
+        </w:rPr>
+        <w:t xml:space="preserve">CREATE TABLE items (</w:t>
+      </w:r>
+    </w:p>
+    <w:p>
+      <w:pPr>
+        <w:shd w:fill="F5F5F4" w:val="clear"/>
+        <w:spacing w:after="0" w:line="250"/>
+        <w:ind w:left="260" w:right="260"/>
+      </w:pPr>
+      <w:r>
+        <w:rPr>
+          <w:rFonts w:ascii="Consolas" w:cs="Consolas" w:eastAsia="Consolas" w:hAnsi="Consolas"/>
+          <w:color w:val="111827"/>
+          <w:sz w:val="18"/>
+          <w:szCs w:val="18"/>
+        </w:rPr>
+        <w:t xml:space="preserve">  id                uuid PRIMARY KEY DEFAULT gen_random_uuid(),</w:t>
+      </w:r>
+    </w:p>
+    <w:p>
+      <w:pPr>
+        <w:shd w:fill="F5F5F4" w:val="clear"/>
+        <w:spacing w:after="0" w:line="250"/>
+        <w:ind w:left="260" w:right="260"/>
+      </w:pPr>
+      <w:r>
+        <w:rPr>
+          <w:rFonts w:ascii="Consolas" w:cs="Consolas" w:eastAsia="Consolas" w:hAnsi="Consolas"/>
+          <w:color w:val="111827"/>
+          <w:sz w:val="18"/>
+          <w:szCs w:val="18"/>
+        </w:rPr>
+        <w:t xml:space="preserve">  vault_id          uuid NOT NULL REFERENCES vaults(id) ON DELETE CASCADE,</w:t>
+      </w:r>
+    </w:p>
+    <w:p>
+      <w:pPr>
+        <w:shd w:fill="F5F5F4" w:val="clear"/>
+        <w:spacing w:after="0" w:line="250"/>
+        <w:ind w:left="260" w:right="260"/>
+      </w:pPr>
+      <w:r>
+        <w:rPr>
+          <w:rFonts w:ascii="Consolas" w:cs="Consolas" w:eastAsia="Consolas" w:hAnsi="Consolas"/>
+          <w:color w:val="111827"/>
+          <w:sz w:val="18"/>
+          <w:szCs w:val="18"/>
+        </w:rPr>
+        <w:t xml:space="preserve">  type              text NOT NULL,   -- login | card | note | identity</w:t>
+      </w:r>
+    </w:p>
+    <w:p>
+      <w:pPr>
+        <w:shd w:fill="F5F5F4" w:val="clear"/>
+        <w:spacing w:after="0" w:line="250"/>
+        <w:ind w:left="260" w:right="260"/>
+      </w:pPr>
+      <w:r>
+        <w:rPr>
+          <w:rFonts w:ascii="Consolas" w:cs="Consolas" w:eastAsia="Consolas" w:hAnsi="Consolas"/>
+          <w:color w:val="111827"/>
+          <w:sz w:val="18"/>
+          <w:szCs w:val="18"/>
+        </w:rPr>
+        <w:t xml:space="preserve">  name              text NOT NULL,</w:t>
+      </w:r>
+    </w:p>
+    <w:p>
+      <w:pPr>
+        <w:shd w:fill="F5F5F4" w:val="clear"/>
+        <w:spacing w:after="0" w:line="250"/>
+        <w:ind w:left="260" w:right="260"/>
+      </w:pPr>
+      <w:r>
+        <w:rPr>
+          <w:rFonts w:ascii="Consolas" w:cs="Consolas" w:eastAsia="Consolas" w:hAnsi="Consolas"/>
+          <w:color w:val="111827"/>
+          <w:sz w:val="18"/>
+          <w:szCs w:val="18"/>
+        </w:rPr>
+        <w:t xml:space="preserve">  username          text,</w:t>
+      </w:r>
+    </w:p>
+    <w:p>
+      <w:pPr>
+        <w:shd w:fill="F5F5F4" w:val="clear"/>
+        <w:spacing w:after="0" w:line="250"/>
+        <w:ind w:left="260" w:right="260"/>
+      </w:pPr>
+      <w:r>
+        <w:rPr>
+          <w:rFonts w:ascii="Consolas" w:cs="Consolas" w:eastAsia="Consolas" w:hAnsi="Consolas"/>
+          <w:color w:val="111827"/>
+          <w:sz w:val="18"/>
+          <w:szCs w:val="18"/>
+        </w:rPr>
+        <w:t xml:space="preserve">  secret_ciphertext bytea,           -- opaque to the server</w:t>
+      </w:r>
+    </w:p>
+    <w:p>
+      <w:pPr>
+        <w:shd w:fill="F5F5F4" w:val="clear"/>
+        <w:spacing w:after="0" w:line="250"/>
+        <w:ind w:left="260" w:right="260"/>
+      </w:pPr>
+      <w:r>
+        <w:rPr>
+          <w:rFonts w:ascii="Consolas" w:cs="Consolas" w:eastAsia="Consolas" w:hAnsi="Consolas"/>
+          <w:color w:val="111827"/>
+          <w:sz w:val="18"/>
+          <w:szCs w:val="18"/>
+        </w:rPr>
+        <w:t xml:space="preserve">  url               text,</w:t>
+      </w:r>
+    </w:p>
+    <w:p>
+      <w:pPr>
+        <w:shd w:fill="F5F5F4" w:val="clear"/>
+        <w:spacing w:after="0" w:line="250"/>
+        <w:ind w:left="260" w:right="260"/>
+      </w:pPr>
+      <w:r>
+        <w:rPr>
+          <w:rFonts w:ascii="Consolas" w:cs="Consolas" w:eastAsia="Consolas" w:hAnsi="Consolas"/>
+          <w:color w:val="111827"/>
+          <w:sz w:val="18"/>
+          <w:szCs w:val="18"/>
+        </w:rPr>
+        <w:t xml:space="preserve">  notes_ciphertext  bytea,</w:t>
+      </w:r>
+    </w:p>
+    <w:p>
+      <w:pPr>
+        <w:shd w:fill="F5F5F4" w:val="clear"/>
+        <w:spacing w:after="0" w:line="250"/>
+        <w:ind w:left="260" w:right="260"/>
+      </w:pPr>
+      <w:r>
+        <w:rPr>
+          <w:rFonts w:ascii="Consolas" w:cs="Consolas" w:eastAsia="Consolas" w:hAnsi="Consolas"/>
+          <w:color w:val="111827"/>
+          <w:sz w:val="18"/>
+          <w:szCs w:val="18"/>
+        </w:rPr>
+        <w:t xml:space="preserve">  tags              text[] NOT NULL DEFAULT '{}',</w:t>
+      </w:r>
+    </w:p>
+    <w:p>
+      <w:pPr>
+        <w:shd w:fill="F5F5F4" w:val="clear"/>
+        <w:spacing w:after="0" w:line="250"/>
+        <w:ind w:left="260" w:right="260"/>
+      </w:pPr>
+      <w:r>
+        <w:rPr>
+          <w:rFonts w:ascii="Consolas" w:cs="Consolas" w:eastAsia="Consolas" w:hAnsi="Consolas"/>
+          <w:color w:val="111827"/>
+          <w:sz w:val="18"/>
+          <w:szCs w:val="18"/>
+        </w:rPr>
+        <w:t xml:space="preserve">  favorite          boolean NOT NULL DEFAULT false,</w:t>
+      </w:r>
+    </w:p>
+    <w:p>
+      <w:pPr>
+        <w:shd w:fill="F5F5F4" w:val="clear"/>
+        <w:spacing w:after="0" w:line="250"/>
+        <w:ind w:left="260" w:right="260"/>
+      </w:pPr>
+      <w:r>
+        <w:rPr>
+          <w:rFonts w:ascii="Consolas" w:cs="Consolas" w:eastAsia="Consolas" w:hAnsi="Consolas"/>
+          <w:color w:val="111827"/>
+          <w:sz w:val="18"/>
+          <w:szCs w:val="18"/>
+        </w:rPr>
+        <w:t xml:space="preserve">  created_at        timestamptz NOT NULL DEFAULT now(),</w:t>
+      </w:r>
+    </w:p>
+    <w:p>
+      <w:pPr>
+        <w:shd w:fill="F5F5F4" w:val="clear"/>
+        <w:spacing w:after="0" w:line="250"/>
+        <w:ind w:left="260" w:right="260"/>
+      </w:pPr>
+      <w:r>
+        <w:rPr>
+          <w:rFonts w:ascii="Consolas" w:cs="Consolas" w:eastAsia="Consolas" w:hAnsi="Consolas"/>
+          <w:color w:val="111827"/>
+          <w:sz w:val="18"/>
+          <w:szCs w:val="18"/>
+        </w:rPr>
+        <w:t xml:space="preserve">  updated_at        timestamptz NOT NULL DEFAULT now()</w:t>
+      </w:r>
+    </w:p>
+    <w:p>
+      <w:pPr>
+        <w:shd w:fill="F5F5F4" w:val="clear"/>
+        <w:spacing w:after="0" w:line="250"/>
+        <w:ind w:left="260" w:right="260"/>
+      </w:pPr>
+      <w:r>
+        <w:rPr>
+          <w:rFonts w:ascii="Consolas" w:cs="Consolas" w:eastAsia="Consolas" w:hAnsi="Consolas"/>
+          <w:color w:val="111827"/>
+          <w:sz w:val="18"/>
+          <w:szCs w:val="18"/>
+        </w:rPr>
+        <w:t xml:space="preserve">);</w:t>
+      </w:r>
+    </w:p>
+    <w:p>
+      <w:pPr>
+        <w:shd w:fill="F5F5F4" w:val="clear"/>
+        <w:spacing w:after="180" w:line="250"/>
+        <w:ind w:left="260" w:right="260"/>
+      </w:pPr>
+      <w:r>
+        <w:rPr>
+          <w:rFonts w:ascii="Consolas" w:cs="Consolas" w:eastAsia="Consolas" w:hAnsi="Consolas"/>
+          <w:color w:val="111827"/>
+          <w:sz w:val="18"/>
+          <w:szCs w:val="18"/>
+        </w:rPr>
+        <w:t xml:space="preserve">CREATE INDEX items_vault_idx ON items (vault_id, updated_at DESC);</w:t>
+      </w:r>
+    </w:p>
+    <w:p>
+      <w:pPr>
         <w:pStyle w:val="Heading1"/>
         <w:pageBreakBefore/>
         <w:spacing w:after="220" w:before="0"/>
@@ -19391,6 +22775,2832 @@
     </w:p>
     <w:p>
       <w:pPr>
+        <w:pStyle w:val="Heading1"/>
+        <w:pageBreakBefore/>
+        <w:spacing w:after="220" w:before="0"/>
+      </w:pPr>
+      <w:r>
+        <w:rPr>
+          <w:b/>
+          <w:bCs/>
+          <w:color w:val="1F2937"/>
+          <w:sz w:val="40"/>
+          <w:szCs w:val="40"/>
+        </w:rPr>
+        <w:t xml:space="preserve">Appendix A: Glossary</w:t>
+      </w:r>
+    </w:p>
+    <w:p>
+      <w:pPr>
+        <w:spacing w:after="220" w:line="300"/>
+      </w:pPr>
+      <w:r>
+        <w:rPr>
+          <w:i/>
+          <w:iCs/>
+          <w:color w:val="6B7280"/>
+          <w:sz w:val="22"/>
+          <w:szCs w:val="22"/>
+        </w:rPr>
+        <w:t xml:space="preserve">Plain-English definitions of every technical term used in this document, for non-technical readers.</w:t>
+      </w:r>
+    </w:p>
+    <w:tbl>
+      <w:tblPr>
+        <w:tblW w:type="dxa" w:w="9360"/>
+        <w:tblBorders>
+          <w:top w:val="single" w:color="D1D5DB" w:sz="4"/>
+          <w:left w:val="single" w:color="D1D5DB" w:sz="4"/>
+          <w:bottom w:val="single" w:color="D1D5DB" w:sz="4"/>
+          <w:right w:val="single" w:color="D1D5DB" w:sz="4"/>
+          <w:insideH w:val="single" w:color="E5E7EB" w:sz="4"/>
+          <w:insideV w:val="single" w:color="E5E7EB" w:sz="4"/>
+        </w:tblBorders>
+      </w:tblPr>
+      <w:tblGrid>
+        <w:gridCol w:w="2500"/>
+        <w:gridCol w:w="6860"/>
+      </w:tblGrid>
+      <w:tr>
+        <w:trPr>
+          <w:tblHeader/>
+        </w:trPr>
+        <w:tc>
+          <w:tcPr>
+            <w:tcW w:type="dxa" w:w="2500"/>
+            <w:shd w:fill="1E293B" w:val="clear"/>
+            <w:tcMar>
+              <w:top w:type="dxa" w:w="90"/>
+              <w:left w:type="dxa" w:w="130"/>
+              <w:bottom w:type="dxa" w:w="90"/>
+              <w:right w:type="dxa" w:w="130"/>
+            </w:tcMar>
+          </w:tcPr>
+          <w:p>
+            <w:pPr>
+              <w:spacing w:after="0" w:line="260"/>
+            </w:pPr>
+            <w:r>
+              <w:rPr>
+                <w:b/>
+                <w:bCs/>
+                <w:color w:val="FFFFFF"/>
+                <w:sz w:val="19"/>
+                <w:szCs w:val="19"/>
+              </w:rPr>
+              <w:t xml:space="preserve">Term</w:t>
+            </w:r>
+          </w:p>
+        </w:tc>
+        <w:tc>
+          <w:tcPr>
+            <w:tcW w:type="dxa" w:w="6860"/>
+            <w:shd w:fill="1E293B" w:val="clear"/>
+            <w:tcMar>
+              <w:top w:type="dxa" w:w="90"/>
+              <w:left w:type="dxa" w:w="130"/>
+              <w:bottom w:type="dxa" w:w="90"/>
+              <w:right w:type="dxa" w:w="130"/>
+            </w:tcMar>
+          </w:tcPr>
+          <w:p>
+            <w:pPr>
+              <w:spacing w:after="0" w:line="260"/>
+            </w:pPr>
+            <w:r>
+              <w:rPr>
+                <w:b/>
+                <w:bCs/>
+                <w:color w:val="FFFFFF"/>
+                <w:sz w:val="19"/>
+                <w:szCs w:val="19"/>
+              </w:rPr>
+              <w:t xml:space="preserve">Meaning</w:t>
+            </w:r>
+          </w:p>
+        </w:tc>
+      </w:tr>
+      <w:tr>
+        <w:tc>
+          <w:tcPr>
+            <w:tcW w:type="dxa" w:w="2500"/>
+            <w:tcMar>
+              <w:top w:type="dxa" w:w="90"/>
+              <w:left w:type="dxa" w:w="130"/>
+              <w:bottom w:type="dxa" w:w="90"/>
+              <w:right w:type="dxa" w:w="130"/>
+            </w:tcMar>
+          </w:tcPr>
+          <w:p>
+            <w:pPr>
+              <w:spacing w:after="0" w:line="260"/>
+            </w:pPr>
+            <w:r>
+              <w:rPr>
+                <w:b w:val="false"/>
+                <w:bCs w:val="false"/>
+                <w:color w:val="374151"/>
+                <w:sz w:val="19"/>
+                <w:szCs w:val="19"/>
+              </w:rPr>
+              <w:t xml:space="preserve">API / Endpoint</w:t>
+            </w:r>
+          </w:p>
+        </w:tc>
+        <w:tc>
+          <w:tcPr>
+            <w:tcW w:type="dxa" w:w="6860"/>
+            <w:tcMar>
+              <w:top w:type="dxa" w:w="90"/>
+              <w:left w:type="dxa" w:w="130"/>
+              <w:bottom w:type="dxa" w:w="90"/>
+              <w:right w:type="dxa" w:w="130"/>
+            </w:tcMar>
+          </w:tcPr>
+          <w:p>
+            <w:pPr>
+              <w:spacing w:after="0" w:line="260"/>
+            </w:pPr>
+            <w:r>
+              <w:rPr>
+                <w:b w:val="false"/>
+                <w:bCs w:val="false"/>
+                <w:color w:val="374151"/>
+                <w:sz w:val="19"/>
+                <w:szCs w:val="19"/>
+              </w:rPr>
+              <w:t xml:space="preserve">A URL the frontend calls to read or change data; an endpoint is one specific operation (e.g. “create item”).</w:t>
+            </w:r>
+          </w:p>
+        </w:tc>
+      </w:tr>
+      <w:tr>
+        <w:tc>
+          <w:tcPr>
+            <w:tcW w:type="dxa" w:w="2500"/>
+            <w:shd w:fill="F9FAFB" w:val="clear"/>
+            <w:tcMar>
+              <w:top w:type="dxa" w:w="90"/>
+              <w:left w:type="dxa" w:w="130"/>
+              <w:bottom w:type="dxa" w:w="90"/>
+              <w:right w:type="dxa" w:w="130"/>
+            </w:tcMar>
+          </w:tcPr>
+          <w:p>
+            <w:pPr>
+              <w:spacing w:after="0" w:line="260"/>
+            </w:pPr>
+            <w:r>
+              <w:rPr>
+                <w:b w:val="false"/>
+                <w:bCs w:val="false"/>
+                <w:color w:val="374151"/>
+                <w:sz w:val="19"/>
+                <w:szCs w:val="19"/>
+              </w:rPr>
+              <w:t xml:space="preserve">AES-GCM</w:t>
+            </w:r>
+          </w:p>
+        </w:tc>
+        <w:tc>
+          <w:tcPr>
+            <w:tcW w:type="dxa" w:w="6860"/>
+            <w:shd w:fill="F9FAFB" w:val="clear"/>
+            <w:tcMar>
+              <w:top w:type="dxa" w:w="90"/>
+              <w:left w:type="dxa" w:w="130"/>
+              <w:bottom w:type="dxa" w:w="90"/>
+              <w:right w:type="dxa" w:w="130"/>
+            </w:tcMar>
+          </w:tcPr>
+          <w:p>
+            <w:pPr>
+              <w:spacing w:after="0" w:line="260"/>
+            </w:pPr>
+            <w:r>
+              <w:rPr>
+                <w:b w:val="false"/>
+                <w:bCs w:val="false"/>
+                <w:color w:val="374151"/>
+                <w:sz w:val="19"/>
+                <w:szCs w:val="19"/>
+              </w:rPr>
+              <w:t xml:space="preserve">A modern encryption algorithm; “authenticated” means tampering is detectable, not just unreadable.</w:t>
+            </w:r>
+          </w:p>
+        </w:tc>
+      </w:tr>
+      <w:tr>
+        <w:tc>
+          <w:tcPr>
+            <w:tcW w:type="dxa" w:w="2500"/>
+            <w:tcMar>
+              <w:top w:type="dxa" w:w="90"/>
+              <w:left w:type="dxa" w:w="130"/>
+              <w:bottom w:type="dxa" w:w="90"/>
+              <w:right w:type="dxa" w:w="130"/>
+            </w:tcMar>
+          </w:tcPr>
+          <w:p>
+            <w:pPr>
+              <w:spacing w:after="0" w:line="260"/>
+            </w:pPr>
+            <w:r>
+              <w:rPr>
+                <w:b w:val="false"/>
+                <w:bCs w:val="false"/>
+                <w:color w:val="374151"/>
+                <w:sz w:val="19"/>
+                <w:szCs w:val="19"/>
+              </w:rPr>
+              <w:t xml:space="preserve">Argon2id</w:t>
+            </w:r>
+          </w:p>
+        </w:tc>
+        <w:tc>
+          <w:tcPr>
+            <w:tcW w:type="dxa" w:w="6860"/>
+            <w:tcMar>
+              <w:top w:type="dxa" w:w="90"/>
+              <w:left w:type="dxa" w:w="130"/>
+              <w:bottom w:type="dxa" w:w="90"/>
+              <w:right w:type="dxa" w:w="130"/>
+            </w:tcMar>
+          </w:tcPr>
+          <w:p>
+            <w:pPr>
+              <w:spacing w:after="0" w:line="260"/>
+            </w:pPr>
+            <w:r>
+              <w:rPr>
+                <w:b w:val="false"/>
+                <w:bCs w:val="false"/>
+                <w:color w:val="374151"/>
+                <w:sz w:val="19"/>
+                <w:szCs w:val="19"/>
+              </w:rPr>
+              <w:t xml:space="preserve">A deliberately slow password-hashing algorithm — slowness is the defense against guessing at scale.</w:t>
+            </w:r>
+          </w:p>
+        </w:tc>
+      </w:tr>
+      <w:tr>
+        <w:tc>
+          <w:tcPr>
+            <w:tcW w:type="dxa" w:w="2500"/>
+            <w:shd w:fill="F9FAFB" w:val="clear"/>
+            <w:tcMar>
+              <w:top w:type="dxa" w:w="90"/>
+              <w:left w:type="dxa" w:w="130"/>
+              <w:bottom w:type="dxa" w:w="90"/>
+              <w:right w:type="dxa" w:w="130"/>
+            </w:tcMar>
+          </w:tcPr>
+          <w:p>
+            <w:pPr>
+              <w:spacing w:after="0" w:line="260"/>
+            </w:pPr>
+            <w:r>
+              <w:rPr>
+                <w:b w:val="false"/>
+                <w:bCs w:val="false"/>
+                <w:color w:val="374151"/>
+                <w:sz w:val="19"/>
+                <w:szCs w:val="19"/>
+              </w:rPr>
+              <w:t xml:space="preserve">Cache / Invalidation</w:t>
+            </w:r>
+          </w:p>
+        </w:tc>
+        <w:tc>
+          <w:tcPr>
+            <w:tcW w:type="dxa" w:w="6860"/>
+            <w:shd w:fill="F9FAFB" w:val="clear"/>
+            <w:tcMar>
+              <w:top w:type="dxa" w:w="90"/>
+              <w:left w:type="dxa" w:w="130"/>
+              <w:bottom w:type="dxa" w:w="90"/>
+              <w:right w:type="dxa" w:w="130"/>
+            </w:tcMar>
+          </w:tcPr>
+          <w:p>
+            <w:pPr>
+              <w:spacing w:after="0" w:line="260"/>
+            </w:pPr>
+            <w:r>
+              <w:rPr>
+                <w:b w:val="false"/>
+                <w:bCs w:val="false"/>
+                <w:color w:val="374151"/>
+                <w:sz w:val="19"/>
+                <w:szCs w:val="19"/>
+              </w:rPr>
+              <w:t xml:space="preserve">A stored copy of fetched data for instant reuse; invalidation marks it stale so it refreshes after a change.</w:t>
+            </w:r>
+          </w:p>
+        </w:tc>
+      </w:tr>
+      <w:tr>
+        <w:tc>
+          <w:tcPr>
+            <w:tcW w:type="dxa" w:w="2500"/>
+            <w:tcMar>
+              <w:top w:type="dxa" w:w="90"/>
+              <w:left w:type="dxa" w:w="130"/>
+              <w:bottom w:type="dxa" w:w="90"/>
+              <w:right w:type="dxa" w:w="130"/>
+            </w:tcMar>
+          </w:tcPr>
+          <w:p>
+            <w:pPr>
+              <w:spacing w:after="0" w:line="260"/>
+            </w:pPr>
+            <w:r>
+              <w:rPr>
+                <w:b w:val="false"/>
+                <w:bCs w:val="false"/>
+                <w:color w:val="374151"/>
+                <w:sz w:val="19"/>
+                <w:szCs w:val="19"/>
+              </w:rPr>
+              <w:t xml:space="preserve">Ciphertext</w:t>
+            </w:r>
+          </w:p>
+        </w:tc>
+        <w:tc>
+          <w:tcPr>
+            <w:tcW w:type="dxa" w:w="6860"/>
+            <w:tcMar>
+              <w:top w:type="dxa" w:w="90"/>
+              <w:left w:type="dxa" w:w="130"/>
+              <w:bottom w:type="dxa" w:w="90"/>
+              <w:right w:type="dxa" w:w="130"/>
+            </w:tcMar>
+          </w:tcPr>
+          <w:p>
+            <w:pPr>
+              <w:spacing w:after="0" w:line="260"/>
+            </w:pPr>
+            <w:r>
+              <w:rPr>
+                <w:b w:val="false"/>
+                <w:bCs w:val="false"/>
+                <w:color w:val="374151"/>
+                <w:sz w:val="19"/>
+                <w:szCs w:val="19"/>
+              </w:rPr>
+              <w:t xml:space="preserve">Encrypted data — meaningless without the key.</w:t>
+            </w:r>
+          </w:p>
+        </w:tc>
+      </w:tr>
+      <w:tr>
+        <w:tc>
+          <w:tcPr>
+            <w:tcW w:type="dxa" w:w="2500"/>
+            <w:shd w:fill="F9FAFB" w:val="clear"/>
+            <w:tcMar>
+              <w:top w:type="dxa" w:w="90"/>
+              <w:left w:type="dxa" w:w="130"/>
+              <w:bottom w:type="dxa" w:w="90"/>
+              <w:right w:type="dxa" w:w="130"/>
+            </w:tcMar>
+          </w:tcPr>
+          <w:p>
+            <w:pPr>
+              <w:spacing w:after="0" w:line="260"/>
+            </w:pPr>
+            <w:r>
+              <w:rPr>
+                <w:b w:val="false"/>
+                <w:bCs w:val="false"/>
+                <w:color w:val="374151"/>
+                <w:sz w:val="19"/>
+                <w:szCs w:val="19"/>
+              </w:rPr>
+              <w:t xml:space="preserve">Component</w:t>
+            </w:r>
+          </w:p>
+        </w:tc>
+        <w:tc>
+          <w:tcPr>
+            <w:tcW w:type="dxa" w:w="6860"/>
+            <w:shd w:fill="F9FAFB" w:val="clear"/>
+            <w:tcMar>
+              <w:top w:type="dxa" w:w="90"/>
+              <w:left w:type="dxa" w:w="130"/>
+              <w:bottom w:type="dxa" w:w="90"/>
+              <w:right w:type="dxa" w:w="130"/>
+            </w:tcMar>
+          </w:tcPr>
+          <w:p>
+            <w:pPr>
+              <w:spacing w:after="0" w:line="260"/>
+            </w:pPr>
+            <w:r>
+              <w:rPr>
+                <w:b w:val="false"/>
+                <w:bCs w:val="false"/>
+                <w:color w:val="374151"/>
+                <w:sz w:val="19"/>
+                <w:szCs w:val="19"/>
+              </w:rPr>
+              <w:t xml:space="preserve">A self-contained piece of interface (button, table, dialog) that can be reused and composed.</w:t>
+            </w:r>
+          </w:p>
+        </w:tc>
+      </w:tr>
+      <w:tr>
+        <w:tc>
+          <w:tcPr>
+            <w:tcW w:type="dxa" w:w="2500"/>
+            <w:tcMar>
+              <w:top w:type="dxa" w:w="90"/>
+              <w:left w:type="dxa" w:w="130"/>
+              <w:bottom w:type="dxa" w:w="90"/>
+              <w:right w:type="dxa" w:w="130"/>
+            </w:tcMar>
+          </w:tcPr>
+          <w:p>
+            <w:pPr>
+              <w:spacing w:after="0" w:line="260"/>
+            </w:pPr>
+            <w:r>
+              <w:rPr>
+                <w:b w:val="false"/>
+                <w:bCs w:val="false"/>
+                <w:color w:val="374151"/>
+                <w:sz w:val="19"/>
+                <w:szCs w:val="19"/>
+              </w:rPr>
+              <w:t xml:space="preserve">CSRF</w:t>
+            </w:r>
+          </w:p>
+        </w:tc>
+        <w:tc>
+          <w:tcPr>
+            <w:tcW w:type="dxa" w:w="6860"/>
+            <w:tcMar>
+              <w:top w:type="dxa" w:w="90"/>
+              <w:left w:type="dxa" w:w="130"/>
+              <w:bottom w:type="dxa" w:w="90"/>
+              <w:right w:type="dxa" w:w="130"/>
+            </w:tcMar>
+          </w:tcPr>
+          <w:p>
+            <w:pPr>
+              <w:spacing w:after="0" w:line="260"/>
+            </w:pPr>
+            <w:r>
+              <w:rPr>
+                <w:b w:val="false"/>
+                <w:bCs w:val="false"/>
+                <w:color w:val="374151"/>
+                <w:sz w:val="19"/>
+                <w:szCs w:val="19"/>
+              </w:rPr>
+              <w:t xml:space="preserve">A forged request riding a logged-in user's cookies from another site; blocked by SameSite cookies and CORS.</w:t>
+            </w:r>
+          </w:p>
+        </w:tc>
+      </w:tr>
+      <w:tr>
+        <w:tc>
+          <w:tcPr>
+            <w:tcW w:type="dxa" w:w="2500"/>
+            <w:shd w:fill="F9FAFB" w:val="clear"/>
+            <w:tcMar>
+              <w:top w:type="dxa" w:w="90"/>
+              <w:left w:type="dxa" w:w="130"/>
+              <w:bottom w:type="dxa" w:w="90"/>
+              <w:right w:type="dxa" w:w="130"/>
+            </w:tcMar>
+          </w:tcPr>
+          <w:p>
+            <w:pPr>
+              <w:spacing w:after="0" w:line="260"/>
+            </w:pPr>
+            <w:r>
+              <w:rPr>
+                <w:b w:val="false"/>
+                <w:bCs w:val="false"/>
+                <w:color w:val="374151"/>
+                <w:sz w:val="19"/>
+                <w:szCs w:val="19"/>
+              </w:rPr>
+              <w:t xml:space="preserve">E2E / Zero-knowledge</w:t>
+            </w:r>
+          </w:p>
+        </w:tc>
+        <w:tc>
+          <w:tcPr>
+            <w:tcW w:type="dxa" w:w="6860"/>
+            <w:shd w:fill="F9FAFB" w:val="clear"/>
+            <w:tcMar>
+              <w:top w:type="dxa" w:w="90"/>
+              <w:left w:type="dxa" w:w="130"/>
+              <w:bottom w:type="dxa" w:w="90"/>
+              <w:right w:type="dxa" w:w="130"/>
+            </w:tcMar>
+          </w:tcPr>
+          <w:p>
+            <w:pPr>
+              <w:spacing w:after="0" w:line="260"/>
+            </w:pPr>
+            <w:r>
+              <w:rPr>
+                <w:b w:val="false"/>
+                <w:bCs w:val="false"/>
+                <w:color w:val="374151"/>
+                <w:sz w:val="19"/>
+                <w:szCs w:val="19"/>
+              </w:rPr>
+              <w:t xml:space="preserve">Encryption performed on the user's device with keys the server never has — the server stores what it cannot read.</w:t>
+            </w:r>
+          </w:p>
+        </w:tc>
+      </w:tr>
+      <w:tr>
+        <w:tc>
+          <w:tcPr>
+            <w:tcW w:type="dxa" w:w="2500"/>
+            <w:tcMar>
+              <w:top w:type="dxa" w:w="90"/>
+              <w:left w:type="dxa" w:w="130"/>
+              <w:bottom w:type="dxa" w:w="90"/>
+              <w:right w:type="dxa" w:w="130"/>
+            </w:tcMar>
+          </w:tcPr>
+          <w:p>
+            <w:pPr>
+              <w:spacing w:after="0" w:line="260"/>
+            </w:pPr>
+            <w:r>
+              <w:rPr>
+                <w:b w:val="false"/>
+                <w:bCs w:val="false"/>
+                <w:color w:val="374151"/>
+                <w:sz w:val="19"/>
+                <w:szCs w:val="19"/>
+              </w:rPr>
+              <w:t xml:space="preserve">Force-directed graph</w:t>
+            </w:r>
+          </w:p>
+        </w:tc>
+        <w:tc>
+          <w:tcPr>
+            <w:tcW w:type="dxa" w:w="6860"/>
+            <w:tcMar>
+              <w:top w:type="dxa" w:w="90"/>
+              <w:left w:type="dxa" w:w="130"/>
+              <w:bottom w:type="dxa" w:w="90"/>
+              <w:right w:type="dxa" w:w="130"/>
+            </w:tcMar>
+          </w:tcPr>
+          <w:p>
+            <w:pPr>
+              <w:spacing w:after="0" w:line="260"/>
+            </w:pPr>
+            <w:r>
+              <w:rPr>
+                <w:b w:val="false"/>
+                <w:bCs w:val="false"/>
+                <w:color w:val="374151"/>
+                <w:sz w:val="19"/>
+                <w:szCs w:val="19"/>
+              </w:rPr>
+              <w:t xml:space="preserve">A diagram where connected things pull together and everything else pushes apart, so structure emerges naturally.</w:t>
+            </w:r>
+          </w:p>
+        </w:tc>
+      </w:tr>
+      <w:tr>
+        <w:tc>
+          <w:tcPr>
+            <w:tcW w:type="dxa" w:w="2500"/>
+            <w:shd w:fill="F9FAFB" w:val="clear"/>
+            <w:tcMar>
+              <w:top w:type="dxa" w:w="90"/>
+              <w:left w:type="dxa" w:w="130"/>
+              <w:bottom w:type="dxa" w:w="90"/>
+              <w:right w:type="dxa" w:w="130"/>
+            </w:tcMar>
+          </w:tcPr>
+          <w:p>
+            <w:pPr>
+              <w:spacing w:after="0" w:line="260"/>
+            </w:pPr>
+            <w:r>
+              <w:rPr>
+                <w:b w:val="false"/>
+                <w:bCs w:val="false"/>
+                <w:color w:val="374151"/>
+                <w:sz w:val="19"/>
+                <w:szCs w:val="19"/>
+              </w:rPr>
+              <w:t xml:space="preserve">Hook</w:t>
+            </w:r>
+          </w:p>
+        </w:tc>
+        <w:tc>
+          <w:tcPr>
+            <w:tcW w:type="dxa" w:w="6860"/>
+            <w:shd w:fill="F9FAFB" w:val="clear"/>
+            <w:tcMar>
+              <w:top w:type="dxa" w:w="90"/>
+              <w:left w:type="dxa" w:w="130"/>
+              <w:bottom w:type="dxa" w:w="90"/>
+              <w:right w:type="dxa" w:w="130"/>
+            </w:tcMar>
+          </w:tcPr>
+          <w:p>
+            <w:pPr>
+              <w:spacing w:after="0" w:line="260"/>
+            </w:pPr>
+            <w:r>
+              <w:rPr>
+                <w:b w:val="false"/>
+                <w:bCs w:val="false"/>
+                <w:color w:val="374151"/>
+                <w:sz w:val="19"/>
+                <w:szCs w:val="19"/>
+              </w:rPr>
+              <w:t xml:space="preserve">A reusable piece of React logic (e.g. useVaults) that components call to get data plus its loading state.</w:t>
+            </w:r>
+          </w:p>
+        </w:tc>
+      </w:tr>
+      <w:tr>
+        <w:tc>
+          <w:tcPr>
+            <w:tcW w:type="dxa" w:w="2500"/>
+            <w:tcMar>
+              <w:top w:type="dxa" w:w="90"/>
+              <w:left w:type="dxa" w:w="130"/>
+              <w:bottom w:type="dxa" w:w="90"/>
+              <w:right w:type="dxa" w:w="130"/>
+            </w:tcMar>
+          </w:tcPr>
+          <w:p>
+            <w:pPr>
+              <w:spacing w:after="0" w:line="260"/>
+            </w:pPr>
+            <w:r>
+              <w:rPr>
+                <w:b w:val="false"/>
+                <w:bCs w:val="false"/>
+                <w:color w:val="374151"/>
+                <w:sz w:val="19"/>
+                <w:szCs w:val="19"/>
+              </w:rPr>
+              <w:t xml:space="preserve">HttpOnly cookie</w:t>
+            </w:r>
+          </w:p>
+        </w:tc>
+        <w:tc>
+          <w:tcPr>
+            <w:tcW w:type="dxa" w:w="6860"/>
+            <w:tcMar>
+              <w:top w:type="dxa" w:w="90"/>
+              <w:left w:type="dxa" w:w="130"/>
+              <w:bottom w:type="dxa" w:w="90"/>
+              <w:right w:type="dxa" w:w="130"/>
+            </w:tcMar>
+          </w:tcPr>
+          <w:p>
+            <w:pPr>
+              <w:spacing w:after="0" w:line="260"/>
+            </w:pPr>
+            <w:r>
+              <w:rPr>
+                <w:b w:val="false"/>
+                <w:bCs w:val="false"/>
+                <w:color w:val="374151"/>
+                <w:sz w:val="19"/>
+                <w:szCs w:val="19"/>
+              </w:rPr>
+              <w:t xml:space="preserve">A cookie the browser sends with requests but JavaScript can never read — the safe home for session tokens.</w:t>
+            </w:r>
+          </w:p>
+        </w:tc>
+      </w:tr>
+      <w:tr>
+        <w:tc>
+          <w:tcPr>
+            <w:tcW w:type="dxa" w:w="2500"/>
+            <w:shd w:fill="F9FAFB" w:val="clear"/>
+            <w:tcMar>
+              <w:top w:type="dxa" w:w="90"/>
+              <w:left w:type="dxa" w:w="130"/>
+              <w:bottom w:type="dxa" w:w="90"/>
+              <w:right w:type="dxa" w:w="130"/>
+            </w:tcMar>
+          </w:tcPr>
+          <w:p>
+            <w:pPr>
+              <w:spacing w:after="0" w:line="260"/>
+            </w:pPr>
+            <w:r>
+              <w:rPr>
+                <w:b w:val="false"/>
+                <w:bCs w:val="false"/>
+                <w:color w:val="374151"/>
+                <w:sz w:val="19"/>
+                <w:szCs w:val="19"/>
+              </w:rPr>
+              <w:t xml:space="preserve">JWT / Refresh token</w:t>
+            </w:r>
+          </w:p>
+        </w:tc>
+        <w:tc>
+          <w:tcPr>
+            <w:tcW w:type="dxa" w:w="6860"/>
+            <w:shd w:fill="F9FAFB" w:val="clear"/>
+            <w:tcMar>
+              <w:top w:type="dxa" w:w="90"/>
+              <w:left w:type="dxa" w:w="130"/>
+              <w:bottom w:type="dxa" w:w="90"/>
+              <w:right w:type="dxa" w:w="130"/>
+            </w:tcMar>
+          </w:tcPr>
+          <w:p>
+            <w:pPr>
+              <w:spacing w:after="0" w:line="260"/>
+            </w:pPr>
+            <w:r>
+              <w:rPr>
+                <w:b w:val="false"/>
+                <w:bCs w:val="false"/>
+                <w:color w:val="374151"/>
+                <w:sz w:val="19"/>
+                <w:szCs w:val="19"/>
+              </w:rPr>
+              <w:t xml:space="preserve">A signed pass proving who you are (short-lived) and the credential used to mint a new one (longer-lived).</w:t>
+            </w:r>
+          </w:p>
+        </w:tc>
+      </w:tr>
+      <w:tr>
+        <w:tc>
+          <w:tcPr>
+            <w:tcW w:type="dxa" w:w="2500"/>
+            <w:tcMar>
+              <w:top w:type="dxa" w:w="90"/>
+              <w:left w:type="dxa" w:w="130"/>
+              <w:bottom w:type="dxa" w:w="90"/>
+              <w:right w:type="dxa" w:w="130"/>
+            </w:tcMar>
+          </w:tcPr>
+          <w:p>
+            <w:pPr>
+              <w:spacing w:after="0" w:line="260"/>
+            </w:pPr>
+            <w:r>
+              <w:rPr>
+                <w:b w:val="false"/>
+                <w:bCs w:val="false"/>
+                <w:color w:val="374151"/>
+                <w:sz w:val="19"/>
+                <w:szCs w:val="19"/>
+              </w:rPr>
+              <w:t xml:space="preserve">KDF (key derivation)</w:t>
+            </w:r>
+          </w:p>
+        </w:tc>
+        <w:tc>
+          <w:tcPr>
+            <w:tcW w:type="dxa" w:w="6860"/>
+            <w:tcMar>
+              <w:top w:type="dxa" w:w="90"/>
+              <w:left w:type="dxa" w:w="130"/>
+              <w:bottom w:type="dxa" w:w="90"/>
+              <w:right w:type="dxa" w:w="130"/>
+            </w:tcMar>
+          </w:tcPr>
+          <w:p>
+            <w:pPr>
+              <w:spacing w:after="0" w:line="260"/>
+            </w:pPr>
+            <w:r>
+              <w:rPr>
+                <w:b w:val="false"/>
+                <w:bCs w:val="false"/>
+                <w:color w:val="374151"/>
+                <w:sz w:val="19"/>
+                <w:szCs w:val="19"/>
+              </w:rPr>
+              <w:t xml:space="preserve">Math that turns a password into an encryption key — slowly, so guessing is expensive.</w:t>
+            </w:r>
+          </w:p>
+        </w:tc>
+      </w:tr>
+      <w:tr>
+        <w:tc>
+          <w:tcPr>
+            <w:tcW w:type="dxa" w:w="2500"/>
+            <w:shd w:fill="F9FAFB" w:val="clear"/>
+            <w:tcMar>
+              <w:top w:type="dxa" w:w="90"/>
+              <w:left w:type="dxa" w:w="130"/>
+              <w:bottom w:type="dxa" w:w="90"/>
+              <w:right w:type="dxa" w:w="130"/>
+            </w:tcMar>
+          </w:tcPr>
+          <w:p>
+            <w:pPr>
+              <w:spacing w:after="0" w:line="260"/>
+            </w:pPr>
+            <w:r>
+              <w:rPr>
+                <w:b w:val="false"/>
+                <w:bCs w:val="false"/>
+                <w:color w:val="374151"/>
+                <w:sz w:val="19"/>
+                <w:szCs w:val="19"/>
+              </w:rPr>
+              <w:t xml:space="preserve">Lazy loading / Code splitting</w:t>
+            </w:r>
+          </w:p>
+        </w:tc>
+        <w:tc>
+          <w:tcPr>
+            <w:tcW w:type="dxa" w:w="6860"/>
+            <w:shd w:fill="F9FAFB" w:val="clear"/>
+            <w:tcMar>
+              <w:top w:type="dxa" w:w="90"/>
+              <w:left w:type="dxa" w:w="130"/>
+              <w:bottom w:type="dxa" w:w="90"/>
+              <w:right w:type="dxa" w:w="130"/>
+            </w:tcMar>
+          </w:tcPr>
+          <w:p>
+            <w:pPr>
+              <w:spacing w:after="0" w:line="260"/>
+            </w:pPr>
+            <w:r>
+              <w:rPr>
+                <w:b w:val="false"/>
+                <w:bCs w:val="false"/>
+                <w:color w:val="374151"/>
+                <w:sz w:val="19"/>
+                <w:szCs w:val="19"/>
+              </w:rPr>
+              <w:t xml:space="preserve">Downloading a feature's code only when it is actually needed, keeping first load fast.</w:t>
+            </w:r>
+          </w:p>
+        </w:tc>
+      </w:tr>
+      <w:tr>
+        <w:tc>
+          <w:tcPr>
+            <w:tcW w:type="dxa" w:w="2500"/>
+            <w:tcMar>
+              <w:top w:type="dxa" w:w="90"/>
+              <w:left w:type="dxa" w:w="130"/>
+              <w:bottom w:type="dxa" w:w="90"/>
+              <w:right w:type="dxa" w:w="130"/>
+            </w:tcMar>
+          </w:tcPr>
+          <w:p>
+            <w:pPr>
+              <w:spacing w:after="0" w:line="260"/>
+            </w:pPr>
+            <w:r>
+              <w:rPr>
+                <w:b w:val="false"/>
+                <w:bCs w:val="false"/>
+                <w:color w:val="374151"/>
+                <w:sz w:val="19"/>
+                <w:szCs w:val="19"/>
+              </w:rPr>
+              <w:t xml:space="preserve">LLM</w:t>
+            </w:r>
+          </w:p>
+        </w:tc>
+        <w:tc>
+          <w:tcPr>
+            <w:tcW w:type="dxa" w:w="6860"/>
+            <w:tcMar>
+              <w:top w:type="dxa" w:w="90"/>
+              <w:left w:type="dxa" w:w="130"/>
+              <w:bottom w:type="dxa" w:w="90"/>
+              <w:right w:type="dxa" w:w="130"/>
+            </w:tcMar>
+          </w:tcPr>
+          <w:p>
+            <w:pPr>
+              <w:spacing w:after="0" w:line="260"/>
+            </w:pPr>
+            <w:r>
+              <w:rPr>
+                <w:b w:val="false"/>
+                <w:bCs w:val="false"/>
+                <w:color w:val="374151"/>
+                <w:sz w:val="19"/>
+                <w:szCs w:val="19"/>
+              </w:rPr>
+              <w:t xml:space="preserve">Large language model — AI that reads and writes text; in Kizuna it will author advisor findings from non-secret metadata.</w:t>
+            </w:r>
+          </w:p>
+        </w:tc>
+      </w:tr>
+      <w:tr>
+        <w:tc>
+          <w:tcPr>
+            <w:tcW w:type="dxa" w:w="2500"/>
+            <w:shd w:fill="F9FAFB" w:val="clear"/>
+            <w:tcMar>
+              <w:top w:type="dxa" w:w="90"/>
+              <w:left w:type="dxa" w:w="130"/>
+              <w:bottom w:type="dxa" w:w="90"/>
+              <w:right w:type="dxa" w:w="130"/>
+            </w:tcMar>
+          </w:tcPr>
+          <w:p>
+            <w:pPr>
+              <w:spacing w:after="0" w:line="260"/>
+            </w:pPr>
+            <w:r>
+              <w:rPr>
+                <w:b w:val="false"/>
+                <w:bCs w:val="false"/>
+                <w:color w:val="374151"/>
+                <w:sz w:val="19"/>
+                <w:szCs w:val="19"/>
+              </w:rPr>
+              <w:t xml:space="preserve">Mutation</w:t>
+            </w:r>
+          </w:p>
+        </w:tc>
+        <w:tc>
+          <w:tcPr>
+            <w:tcW w:type="dxa" w:w="6860"/>
+            <w:shd w:fill="F9FAFB" w:val="clear"/>
+            <w:tcMar>
+              <w:top w:type="dxa" w:w="90"/>
+              <w:left w:type="dxa" w:w="130"/>
+              <w:bottom w:type="dxa" w:w="90"/>
+              <w:right w:type="dxa" w:w="130"/>
+            </w:tcMar>
+          </w:tcPr>
+          <w:p>
+            <w:pPr>
+              <w:spacing w:after="0" w:line="260"/>
+            </w:pPr>
+            <w:r>
+              <w:rPr>
+                <w:b w:val="false"/>
+                <w:bCs w:val="false"/>
+                <w:color w:val="374151"/>
+                <w:sz w:val="19"/>
+                <w:szCs w:val="19"/>
+              </w:rPr>
+              <w:t xml:space="preserve">Any operation that changes data (create, update, delete), as opposed to a query that only reads.</w:t>
+            </w:r>
+          </w:p>
+        </w:tc>
+      </w:tr>
+      <w:tr>
+        <w:tc>
+          <w:tcPr>
+            <w:tcW w:type="dxa" w:w="2500"/>
+            <w:tcMar>
+              <w:top w:type="dxa" w:w="90"/>
+              <w:left w:type="dxa" w:w="130"/>
+              <w:bottom w:type="dxa" w:w="90"/>
+              <w:right w:type="dxa" w:w="130"/>
+            </w:tcMar>
+          </w:tcPr>
+          <w:p>
+            <w:pPr>
+              <w:spacing w:after="0" w:line="260"/>
+            </w:pPr>
+            <w:r>
+              <w:rPr>
+                <w:b w:val="false"/>
+                <w:bCs w:val="false"/>
+                <w:color w:val="374151"/>
+                <w:sz w:val="19"/>
+                <w:szCs w:val="19"/>
+              </w:rPr>
+              <w:t xml:space="preserve">Optimistic update</w:t>
+            </w:r>
+          </w:p>
+        </w:tc>
+        <w:tc>
+          <w:tcPr>
+            <w:tcW w:type="dxa" w:w="6860"/>
+            <w:tcMar>
+              <w:top w:type="dxa" w:w="90"/>
+              <w:left w:type="dxa" w:w="130"/>
+              <w:bottom w:type="dxa" w:w="90"/>
+              <w:right w:type="dxa" w:w="130"/>
+            </w:tcMar>
+          </w:tcPr>
+          <w:p>
+            <w:pPr>
+              <w:spacing w:after="0" w:line="260"/>
+            </w:pPr>
+            <w:r>
+              <w:rPr>
+                <w:b w:val="false"/>
+                <w:bCs w:val="false"/>
+                <w:color w:val="374151"/>
+                <w:sz w:val="19"/>
+                <w:szCs w:val="19"/>
+              </w:rPr>
+              <w:t xml:space="preserve">Showing a change instantly and rolling it back only if the server later refuses — the app feels immediate.</w:t>
+            </w:r>
+          </w:p>
+        </w:tc>
+      </w:tr>
+      <w:tr>
+        <w:tc>
+          <w:tcPr>
+            <w:tcW w:type="dxa" w:w="2500"/>
+            <w:shd w:fill="F9FAFB" w:val="clear"/>
+            <w:tcMar>
+              <w:top w:type="dxa" w:w="90"/>
+              <w:left w:type="dxa" w:w="130"/>
+              <w:bottom w:type="dxa" w:w="90"/>
+              <w:right w:type="dxa" w:w="130"/>
+            </w:tcMar>
+          </w:tcPr>
+          <w:p>
+            <w:pPr>
+              <w:spacing w:after="0" w:line="260"/>
+            </w:pPr>
+            <w:r>
+              <w:rPr>
+                <w:b w:val="false"/>
+                <w:bCs w:val="false"/>
+                <w:color w:val="374151"/>
+                <w:sz w:val="19"/>
+                <w:szCs w:val="19"/>
+              </w:rPr>
+              <w:t xml:space="preserve">Rate limiting</w:t>
+            </w:r>
+          </w:p>
+        </w:tc>
+        <w:tc>
+          <w:tcPr>
+            <w:tcW w:type="dxa" w:w="6860"/>
+            <w:shd w:fill="F9FAFB" w:val="clear"/>
+            <w:tcMar>
+              <w:top w:type="dxa" w:w="90"/>
+              <w:left w:type="dxa" w:w="130"/>
+              <w:bottom w:type="dxa" w:w="90"/>
+              <w:right w:type="dxa" w:w="130"/>
+            </w:tcMar>
+          </w:tcPr>
+          <w:p>
+            <w:pPr>
+              <w:spacing w:after="0" w:line="260"/>
+            </w:pPr>
+            <w:r>
+              <w:rPr>
+                <w:b w:val="false"/>
+                <w:bCs w:val="false"/>
+                <w:color w:val="374151"/>
+                <w:sz w:val="19"/>
+                <w:szCs w:val="19"/>
+              </w:rPr>
+              <w:t xml:space="preserve">Capping how often an action (like login) can be attempted, to blunt automated guessing.</w:t>
+            </w:r>
+          </w:p>
+        </w:tc>
+      </w:tr>
+      <w:tr>
+        <w:tc>
+          <w:tcPr>
+            <w:tcW w:type="dxa" w:w="2500"/>
+            <w:tcMar>
+              <w:top w:type="dxa" w:w="90"/>
+              <w:left w:type="dxa" w:w="130"/>
+              <w:bottom w:type="dxa" w:w="90"/>
+              <w:right w:type="dxa" w:w="130"/>
+            </w:tcMar>
+          </w:tcPr>
+          <w:p>
+            <w:pPr>
+              <w:spacing w:after="0" w:line="260"/>
+            </w:pPr>
+            <w:r>
+              <w:rPr>
+                <w:b w:val="false"/>
+                <w:bCs w:val="false"/>
+                <w:color w:val="374151"/>
+                <w:sz w:val="19"/>
+                <w:szCs w:val="19"/>
+              </w:rPr>
+              <w:t xml:space="preserve">Schema (Zod / Pydantic)</w:t>
+            </w:r>
+          </w:p>
+        </w:tc>
+        <w:tc>
+          <w:tcPr>
+            <w:tcW w:type="dxa" w:w="6860"/>
+            <w:tcMar>
+              <w:top w:type="dxa" w:w="90"/>
+              <w:left w:type="dxa" w:w="130"/>
+              <w:bottom w:type="dxa" w:w="90"/>
+              <w:right w:type="dxa" w:w="130"/>
+            </w:tcMar>
+          </w:tcPr>
+          <w:p>
+            <w:pPr>
+              <w:spacing w:after="0" w:line="260"/>
+            </w:pPr>
+            <w:r>
+              <w:rPr>
+                <w:b w:val="false"/>
+                <w:bCs w:val="false"/>
+                <w:color w:val="374151"/>
+                <w:sz w:val="19"/>
+                <w:szCs w:val="19"/>
+              </w:rPr>
+              <w:t xml:space="preserve">A formal description of valid data that software checks automatically on both client and server.</w:t>
+            </w:r>
+          </w:p>
+        </w:tc>
+      </w:tr>
+      <w:tr>
+        <w:tc>
+          <w:tcPr>
+            <w:tcW w:type="dxa" w:w="2500"/>
+            <w:shd w:fill="F9FAFB" w:val="clear"/>
+            <w:tcMar>
+              <w:top w:type="dxa" w:w="90"/>
+              <w:left w:type="dxa" w:w="130"/>
+              <w:bottom w:type="dxa" w:w="90"/>
+              <w:right w:type="dxa" w:w="130"/>
+            </w:tcMar>
+          </w:tcPr>
+          <w:p>
+            <w:pPr>
+              <w:spacing w:after="0" w:line="260"/>
+            </w:pPr>
+            <w:r>
+              <w:rPr>
+                <w:b w:val="false"/>
+                <w:bCs w:val="false"/>
+                <w:color w:val="374151"/>
+                <w:sz w:val="19"/>
+                <w:szCs w:val="19"/>
+              </w:rPr>
+              <w:t xml:space="preserve">Skeleton</w:t>
+            </w:r>
+          </w:p>
+        </w:tc>
+        <w:tc>
+          <w:tcPr>
+            <w:tcW w:type="dxa" w:w="6860"/>
+            <w:shd w:fill="F9FAFB" w:val="clear"/>
+            <w:tcMar>
+              <w:top w:type="dxa" w:w="90"/>
+              <w:left w:type="dxa" w:w="130"/>
+              <w:bottom w:type="dxa" w:w="90"/>
+              <w:right w:type="dxa" w:w="130"/>
+            </w:tcMar>
+          </w:tcPr>
+          <w:p>
+            <w:pPr>
+              <w:spacing w:after="0" w:line="260"/>
+            </w:pPr>
+            <w:r>
+              <w:rPr>
+                <w:b w:val="false"/>
+                <w:bCs w:val="false"/>
+                <w:color w:val="374151"/>
+                <w:sz w:val="19"/>
+                <w:szCs w:val="19"/>
+              </w:rPr>
+              <w:t xml:space="preserve">A gray placeholder shaped like the real content, shown while data loads.</w:t>
+            </w:r>
+          </w:p>
+        </w:tc>
+      </w:tr>
+      <w:tr>
+        <w:tc>
+          <w:tcPr>
+            <w:tcW w:type="dxa" w:w="2500"/>
+            <w:tcMar>
+              <w:top w:type="dxa" w:w="90"/>
+              <w:left w:type="dxa" w:w="130"/>
+              <w:bottom w:type="dxa" w:w="90"/>
+              <w:right w:type="dxa" w:w="130"/>
+            </w:tcMar>
+          </w:tcPr>
+          <w:p>
+            <w:pPr>
+              <w:spacing w:after="0" w:line="260"/>
+            </w:pPr>
+            <w:r>
+              <w:rPr>
+                <w:b w:val="false"/>
+                <w:bCs w:val="false"/>
+                <w:color w:val="374151"/>
+                <w:sz w:val="19"/>
+                <w:szCs w:val="19"/>
+              </w:rPr>
+              <w:t xml:space="preserve">Toast</w:t>
+            </w:r>
+          </w:p>
+        </w:tc>
+        <w:tc>
+          <w:tcPr>
+            <w:tcW w:type="dxa" w:w="6860"/>
+            <w:tcMar>
+              <w:top w:type="dxa" w:w="90"/>
+              <w:left w:type="dxa" w:w="130"/>
+              <w:bottom w:type="dxa" w:w="90"/>
+              <w:right w:type="dxa" w:w="130"/>
+            </w:tcMar>
+          </w:tcPr>
+          <w:p>
+            <w:pPr>
+              <w:spacing w:after="0" w:line="260"/>
+            </w:pPr>
+            <w:r>
+              <w:rPr>
+                <w:b w:val="false"/>
+                <w:bCs w:val="false"/>
+                <w:color w:val="374151"/>
+                <w:sz w:val="19"/>
+                <w:szCs w:val="19"/>
+              </w:rPr>
+              <w:t xml:space="preserve">A small temporary notification (“Password copied”) that confirms an action without interrupting.</w:t>
+            </w:r>
+          </w:p>
+        </w:tc>
+      </w:tr>
+      <w:tr>
+        <w:tc>
+          <w:tcPr>
+            <w:tcW w:type="dxa" w:w="2500"/>
+            <w:shd w:fill="F9FAFB" w:val="clear"/>
+            <w:tcMar>
+              <w:top w:type="dxa" w:w="90"/>
+              <w:left w:type="dxa" w:w="130"/>
+              <w:bottom w:type="dxa" w:w="90"/>
+              <w:right w:type="dxa" w:w="130"/>
+            </w:tcMar>
+          </w:tcPr>
+          <w:p>
+            <w:pPr>
+              <w:spacing w:after="0" w:line="260"/>
+            </w:pPr>
+            <w:r>
+              <w:rPr>
+                <w:b w:val="false"/>
+                <w:bCs w:val="false"/>
+                <w:color w:val="374151"/>
+                <w:sz w:val="19"/>
+                <w:szCs w:val="19"/>
+              </w:rPr>
+              <w:t xml:space="preserve">Token (design)</w:t>
+            </w:r>
+          </w:p>
+        </w:tc>
+        <w:tc>
+          <w:tcPr>
+            <w:tcW w:type="dxa" w:w="6860"/>
+            <w:shd w:fill="F9FAFB" w:val="clear"/>
+            <w:tcMar>
+              <w:top w:type="dxa" w:w="90"/>
+              <w:left w:type="dxa" w:w="130"/>
+              <w:bottom w:type="dxa" w:w="90"/>
+              <w:right w:type="dxa" w:w="130"/>
+            </w:tcMar>
+          </w:tcPr>
+          <w:p>
+            <w:pPr>
+              <w:spacing w:after="0" w:line="260"/>
+            </w:pPr>
+            <w:r>
+              <w:rPr>
+                <w:b w:val="false"/>
+                <w:bCs w:val="false"/>
+                <w:color w:val="374151"/>
+                <w:sz w:val="19"/>
+                <w:szCs w:val="19"/>
+              </w:rPr>
+              <w:t xml:space="preserve">A named design value (color, spacing) defined once and reused everywhere, enabling theming.</w:t>
+            </w:r>
+          </w:p>
+        </w:tc>
+      </w:tr>
+      <w:tr>
+        <w:tc>
+          <w:tcPr>
+            <w:tcW w:type="dxa" w:w="2500"/>
+            <w:tcMar>
+              <w:top w:type="dxa" w:w="90"/>
+              <w:left w:type="dxa" w:w="130"/>
+              <w:bottom w:type="dxa" w:w="90"/>
+              <w:right w:type="dxa" w:w="130"/>
+            </w:tcMar>
+          </w:tcPr>
+          <w:p>
+            <w:pPr>
+              <w:spacing w:after="0" w:line="260"/>
+            </w:pPr>
+            <w:r>
+              <w:rPr>
+                <w:b w:val="false"/>
+                <w:bCs w:val="false"/>
+                <w:color w:val="374151"/>
+                <w:sz w:val="19"/>
+                <w:szCs w:val="19"/>
+              </w:rPr>
+              <w:t xml:space="preserve">XSS</w:t>
+            </w:r>
+          </w:p>
+        </w:tc>
+        <w:tc>
+          <w:tcPr>
+            <w:tcW w:type="dxa" w:w="6860"/>
+            <w:tcMar>
+              <w:top w:type="dxa" w:w="90"/>
+              <w:left w:type="dxa" w:w="130"/>
+              <w:bottom w:type="dxa" w:w="90"/>
+              <w:right w:type="dxa" w:w="130"/>
+            </w:tcMar>
+          </w:tcPr>
+          <w:p>
+            <w:pPr>
+              <w:spacing w:after="0" w:line="260"/>
+            </w:pPr>
+            <w:r>
+              <w:rPr>
+                <w:b w:val="false"/>
+                <w:bCs w:val="false"/>
+                <w:color w:val="374151"/>
+                <w:sz w:val="19"/>
+                <w:szCs w:val="19"/>
+              </w:rPr>
+              <w:t xml:space="preserve">Injected script running inside a page; defeated by escaping output and keeping secrets out of script reach.</w:t>
+            </w:r>
+          </w:p>
+        </w:tc>
+      </w:tr>
+    </w:tbl>
+    <w:p>
+      <w:pPr>
+        <w:spacing w:after="120" w:line="300"/>
+      </w:pPr>
+    </w:p>
+    <w:p>
+      <w:pPr>
+        <w:pStyle w:val="Heading1"/>
+        <w:pageBreakBefore/>
+        <w:spacing w:after="220" w:before="0"/>
+      </w:pPr>
+      <w:r>
+        <w:rPr>
+          <w:b/>
+          <w:bCs/>
+          <w:color w:val="1F2937"/>
+          <w:sz w:val="40"/>
+          <w:szCs w:val="40"/>
+        </w:rPr>
+        <w:t xml:space="preserve">Appendix B: Route &amp; Component Inventory</w:t>
+      </w:r>
+    </w:p>
+    <w:tbl>
+      <w:tblPr>
+        <w:tblW w:type="dxa" w:w="9360"/>
+        <w:tblBorders>
+          <w:top w:val="single" w:color="D1D5DB" w:sz="4"/>
+          <w:left w:val="single" w:color="D1D5DB" w:sz="4"/>
+          <w:bottom w:val="single" w:color="D1D5DB" w:sz="4"/>
+          <w:right w:val="single" w:color="D1D5DB" w:sz="4"/>
+          <w:insideH w:val="single" w:color="E5E7EB" w:sz="4"/>
+          <w:insideV w:val="single" w:color="E5E7EB" w:sz="4"/>
+        </w:tblBorders>
+      </w:tblPr>
+      <w:tblGrid>
+        <w:gridCol w:w="2300"/>
+        <w:gridCol w:w="2800"/>
+        <w:gridCol w:w="4260"/>
+      </w:tblGrid>
+      <w:tr>
+        <w:trPr>
+          <w:tblHeader/>
+        </w:trPr>
+        <w:tc>
+          <w:tcPr>
+            <w:tcW w:type="dxa" w:w="2300"/>
+            <w:shd w:fill="1E293B" w:val="clear"/>
+            <w:tcMar>
+              <w:top w:type="dxa" w:w="90"/>
+              <w:left w:type="dxa" w:w="130"/>
+              <w:bottom w:type="dxa" w:w="90"/>
+              <w:right w:type="dxa" w:w="130"/>
+            </w:tcMar>
+          </w:tcPr>
+          <w:p>
+            <w:pPr>
+              <w:spacing w:after="0" w:line="260"/>
+            </w:pPr>
+            <w:r>
+              <w:rPr>
+                <w:b/>
+                <w:bCs/>
+                <w:color w:val="FFFFFF"/>
+                <w:sz w:val="19"/>
+                <w:szCs w:val="19"/>
+              </w:rPr>
+              <w:t xml:space="preserve">Route</w:t>
+            </w:r>
+          </w:p>
+        </w:tc>
+        <w:tc>
+          <w:tcPr>
+            <w:tcW w:type="dxa" w:w="2800"/>
+            <w:shd w:fill="1E293B" w:val="clear"/>
+            <w:tcMar>
+              <w:top w:type="dxa" w:w="90"/>
+              <w:left w:type="dxa" w:w="130"/>
+              <w:bottom w:type="dxa" w:w="90"/>
+              <w:right w:type="dxa" w:w="130"/>
+            </w:tcMar>
+          </w:tcPr>
+          <w:p>
+            <w:pPr>
+              <w:spacing w:after="0" w:line="260"/>
+            </w:pPr>
+            <w:r>
+              <w:rPr>
+                <w:b/>
+                <w:bCs/>
+                <w:color w:val="FFFFFF"/>
+                <w:sz w:val="19"/>
+                <w:szCs w:val="19"/>
+              </w:rPr>
+              <w:t xml:space="preserve">View component</w:t>
+            </w:r>
+          </w:p>
+        </w:tc>
+        <w:tc>
+          <w:tcPr>
+            <w:tcW w:type="dxa" w:w="4260"/>
+            <w:shd w:fill="1E293B" w:val="clear"/>
+            <w:tcMar>
+              <w:top w:type="dxa" w:w="90"/>
+              <w:left w:type="dxa" w:w="130"/>
+              <w:bottom w:type="dxa" w:w="90"/>
+              <w:right w:type="dxa" w:w="130"/>
+            </w:tcMar>
+          </w:tcPr>
+          <w:p>
+            <w:pPr>
+              <w:spacing w:after="0" w:line="260"/>
+            </w:pPr>
+            <w:r>
+              <w:rPr>
+                <w:b/>
+                <w:bCs/>
+                <w:color w:val="FFFFFF"/>
+                <w:sz w:val="19"/>
+                <w:szCs w:val="19"/>
+              </w:rPr>
+              <w:t xml:space="preserve">Key feature components</w:t>
+            </w:r>
+          </w:p>
+        </w:tc>
+      </w:tr>
+      <w:tr>
+        <w:tc>
+          <w:tcPr>
+            <w:tcW w:type="dxa" w:w="2300"/>
+            <w:tcMar>
+              <w:top w:type="dxa" w:w="90"/>
+              <w:left w:type="dxa" w:w="130"/>
+              <w:bottom w:type="dxa" w:w="90"/>
+              <w:right w:type="dxa" w:w="130"/>
+            </w:tcMar>
+          </w:tcPr>
+          <w:p>
+            <w:pPr>
+              <w:spacing w:after="0" w:line="260"/>
+            </w:pPr>
+            <w:r>
+              <w:rPr>
+                <w:b w:val="false"/>
+                <w:bCs w:val="false"/>
+                <w:color w:val="374151"/>
+                <w:sz w:val="19"/>
+                <w:szCs w:val="19"/>
+              </w:rPr>
+              <w:t xml:space="preserve">/</w:t>
+            </w:r>
+          </w:p>
+        </w:tc>
+        <w:tc>
+          <w:tcPr>
+            <w:tcW w:type="dxa" w:w="2800"/>
+            <w:tcMar>
+              <w:top w:type="dxa" w:w="90"/>
+              <w:left w:type="dxa" w:w="130"/>
+              <w:bottom w:type="dxa" w:w="90"/>
+              <w:right w:type="dxa" w:w="130"/>
+            </w:tcMar>
+          </w:tcPr>
+          <w:p>
+            <w:pPr>
+              <w:spacing w:after="0" w:line="260"/>
+            </w:pPr>
+            <w:r>
+              <w:rPr>
+                <w:b w:val="false"/>
+                <w:bCs w:val="false"/>
+                <w:color w:val="374151"/>
+                <w:sz w:val="19"/>
+                <w:szCs w:val="19"/>
+              </w:rPr>
+              <w:t xml:space="preserve">LandingPage (app/page.tsx)</w:t>
+            </w:r>
+          </w:p>
+        </w:tc>
+        <w:tc>
+          <w:tcPr>
+            <w:tcW w:type="dxa" w:w="4260"/>
+            <w:tcMar>
+              <w:top w:type="dxa" w:w="90"/>
+              <w:left w:type="dxa" w:w="130"/>
+              <w:bottom w:type="dxa" w:w="90"/>
+              <w:right w:type="dxa" w:w="130"/>
+            </w:tcMar>
+          </w:tcPr>
+          <w:p>
+            <w:pPr>
+              <w:spacing w:after="0" w:line="260"/>
+            </w:pPr>
+            <w:r>
+              <w:rPr>
+                <w:b w:val="false"/>
+                <w:bCs w:val="false"/>
+                <w:color w:val="374151"/>
+                <w:sz w:val="19"/>
+                <w:szCs w:val="19"/>
+              </w:rPr>
+              <w:t xml:space="preserve">LandingNavbar, Hero, DigitalWorld (GlobeCanvas), WhyKizuna, Features, SecurityFlow, ProductPreview, Faq, FinalCta, LandingFooter</w:t>
+            </w:r>
+          </w:p>
+        </w:tc>
+      </w:tr>
+      <w:tr>
+        <w:tc>
+          <w:tcPr>
+            <w:tcW w:type="dxa" w:w="2300"/>
+            <w:shd w:fill="F9FAFB" w:val="clear"/>
+            <w:tcMar>
+              <w:top w:type="dxa" w:w="90"/>
+              <w:left w:type="dxa" w:w="130"/>
+              <w:bottom w:type="dxa" w:w="90"/>
+              <w:right w:type="dxa" w:w="130"/>
+            </w:tcMar>
+          </w:tcPr>
+          <w:p>
+            <w:pPr>
+              <w:spacing w:after="0" w:line="260"/>
+            </w:pPr>
+            <w:r>
+              <w:rPr>
+                <w:b w:val="false"/>
+                <w:bCs w:val="false"/>
+                <w:color w:val="374151"/>
+                <w:sz w:val="19"/>
+                <w:szCs w:val="19"/>
+              </w:rPr>
+              <w:t xml:space="preserve">/login · /register</w:t>
+            </w:r>
+          </w:p>
+        </w:tc>
+        <w:tc>
+          <w:tcPr>
+            <w:tcW w:type="dxa" w:w="2800"/>
+            <w:shd w:fill="F9FAFB" w:val="clear"/>
+            <w:tcMar>
+              <w:top w:type="dxa" w:w="90"/>
+              <w:left w:type="dxa" w:w="130"/>
+              <w:bottom w:type="dxa" w:w="90"/>
+              <w:right w:type="dxa" w:w="130"/>
+            </w:tcMar>
+          </w:tcPr>
+          <w:p>
+            <w:pPr>
+              <w:spacing w:after="0" w:line="260"/>
+            </w:pPr>
+            <w:r>
+              <w:rPr>
+                <w:b w:val="false"/>
+                <w:bCs w:val="false"/>
+                <w:color w:val="374151"/>
+                <w:sz w:val="19"/>
+                <w:szCs w:val="19"/>
+              </w:rPr>
+              <w:t xml:space="preserve">LoginForm · RegisterForm</w:t>
+            </w:r>
+          </w:p>
+        </w:tc>
+        <w:tc>
+          <w:tcPr>
+            <w:tcW w:type="dxa" w:w="4260"/>
+            <w:shd w:fill="F9FAFB" w:val="clear"/>
+            <w:tcMar>
+              <w:top w:type="dxa" w:w="90"/>
+              <w:left w:type="dxa" w:w="130"/>
+              <w:bottom w:type="dxa" w:w="90"/>
+              <w:right w:type="dxa" w:w="130"/>
+            </w:tcMar>
+          </w:tcPr>
+          <w:p>
+            <w:pPr>
+              <w:spacing w:after="0" w:line="260"/>
+            </w:pPr>
+            <w:r>
+              <w:rPr>
+                <w:b w:val="false"/>
+                <w:bCs w:val="false"/>
+                <w:color w:val="374151"/>
+                <w:sz w:val="19"/>
+                <w:szCs w:val="19"/>
+              </w:rPr>
+              <w:t xml:space="preserve">AuthShell, PasswordInput, PasswordStrength</w:t>
+            </w:r>
+          </w:p>
+        </w:tc>
+      </w:tr>
+      <w:tr>
+        <w:tc>
+          <w:tcPr>
+            <w:tcW w:type="dxa" w:w="2300"/>
+            <w:tcMar>
+              <w:top w:type="dxa" w:w="90"/>
+              <w:left w:type="dxa" w:w="130"/>
+              <w:bottom w:type="dxa" w:w="90"/>
+              <w:right w:type="dxa" w:w="130"/>
+            </w:tcMar>
+          </w:tcPr>
+          <w:p>
+            <w:pPr>
+              <w:spacing w:after="0" w:line="260"/>
+            </w:pPr>
+            <w:r>
+              <w:rPr>
+                <w:b w:val="false"/>
+                <w:bCs w:val="false"/>
+                <w:color w:val="374151"/>
+                <w:sz w:val="19"/>
+                <w:szCs w:val="19"/>
+              </w:rPr>
+              <w:t xml:space="preserve">/dashboard</w:t>
+            </w:r>
+          </w:p>
+        </w:tc>
+        <w:tc>
+          <w:tcPr>
+            <w:tcW w:type="dxa" w:w="2800"/>
+            <w:tcMar>
+              <w:top w:type="dxa" w:w="90"/>
+              <w:left w:type="dxa" w:w="130"/>
+              <w:bottom w:type="dxa" w:w="90"/>
+              <w:right w:type="dxa" w:w="130"/>
+            </w:tcMar>
+          </w:tcPr>
+          <w:p>
+            <w:pPr>
+              <w:spacing w:after="0" w:line="260"/>
+            </w:pPr>
+            <w:r>
+              <w:rPr>
+                <w:b w:val="false"/>
+                <w:bCs w:val="false"/>
+                <w:color w:val="374151"/>
+                <w:sz w:val="19"/>
+                <w:szCs w:val="19"/>
+              </w:rPr>
+              <w:t xml:space="preserve">DashboardView</w:t>
+            </w:r>
+          </w:p>
+        </w:tc>
+        <w:tc>
+          <w:tcPr>
+            <w:tcW w:type="dxa" w:w="4260"/>
+            <w:tcMar>
+              <w:top w:type="dxa" w:w="90"/>
+              <w:left w:type="dxa" w:w="130"/>
+              <w:bottom w:type="dxa" w:w="90"/>
+              <w:right w:type="dxa" w:w="130"/>
+            </w:tcMar>
+          </w:tcPr>
+          <w:p>
+            <w:pPr>
+              <w:spacing w:after="0" w:line="260"/>
+            </w:pPr>
+            <w:r>
+              <w:rPr>
+                <w:b w:val="false"/>
+                <w:bCs w:val="false"/>
+                <w:color w:val="374151"/>
+                <w:sz w:val="19"/>
+                <w:szCs w:val="19"/>
+              </w:rPr>
+              <w:t xml:space="preserve">AdvisorWidget, StatCard, SecurityHealthCard, RecentItemsCard</w:t>
+            </w:r>
+          </w:p>
+        </w:tc>
+      </w:tr>
+      <w:tr>
+        <w:tc>
+          <w:tcPr>
+            <w:tcW w:type="dxa" w:w="2300"/>
+            <w:shd w:fill="F9FAFB" w:val="clear"/>
+            <w:tcMar>
+              <w:top w:type="dxa" w:w="90"/>
+              <w:left w:type="dxa" w:w="130"/>
+              <w:bottom w:type="dxa" w:w="90"/>
+              <w:right w:type="dxa" w:w="130"/>
+            </w:tcMar>
+          </w:tcPr>
+          <w:p>
+            <w:pPr>
+              <w:spacing w:after="0" w:line="260"/>
+            </w:pPr>
+            <w:r>
+              <w:rPr>
+                <w:b w:val="false"/>
+                <w:bCs w:val="false"/>
+                <w:color w:val="374151"/>
+                <w:sz w:val="19"/>
+                <w:szCs w:val="19"/>
+              </w:rPr>
+              <w:t xml:space="preserve">/vaults</w:t>
+            </w:r>
+          </w:p>
+        </w:tc>
+        <w:tc>
+          <w:tcPr>
+            <w:tcW w:type="dxa" w:w="2800"/>
+            <w:shd w:fill="F9FAFB" w:val="clear"/>
+            <w:tcMar>
+              <w:top w:type="dxa" w:w="90"/>
+              <w:left w:type="dxa" w:w="130"/>
+              <w:bottom w:type="dxa" w:w="90"/>
+              <w:right w:type="dxa" w:w="130"/>
+            </w:tcMar>
+          </w:tcPr>
+          <w:p>
+            <w:pPr>
+              <w:spacing w:after="0" w:line="260"/>
+            </w:pPr>
+            <w:r>
+              <w:rPr>
+                <w:b w:val="false"/>
+                <w:bCs w:val="false"/>
+                <w:color w:val="374151"/>
+                <w:sz w:val="19"/>
+                <w:szCs w:val="19"/>
+              </w:rPr>
+              <w:t xml:space="preserve">VaultsView</w:t>
+            </w:r>
+          </w:p>
+        </w:tc>
+        <w:tc>
+          <w:tcPr>
+            <w:tcW w:type="dxa" w:w="4260"/>
+            <w:shd w:fill="F9FAFB" w:val="clear"/>
+            <w:tcMar>
+              <w:top w:type="dxa" w:w="90"/>
+              <w:left w:type="dxa" w:w="130"/>
+              <w:bottom w:type="dxa" w:w="90"/>
+              <w:right w:type="dxa" w:w="130"/>
+            </w:tcMar>
+          </w:tcPr>
+          <w:p>
+            <w:pPr>
+              <w:spacing w:after="0" w:line="260"/>
+            </w:pPr>
+            <w:r>
+              <w:rPr>
+                <w:b w:val="false"/>
+                <w:bCs w:val="false"/>
+                <w:color w:val="374151"/>
+                <w:sz w:val="19"/>
+                <w:szCs w:val="19"/>
+              </w:rPr>
+              <w:t xml:space="preserve">VaultCard, CreateVaultDialog, EditVaultDialog, DeleteVaultDialog</w:t>
+            </w:r>
+          </w:p>
+        </w:tc>
+      </w:tr>
+      <w:tr>
+        <w:tc>
+          <w:tcPr>
+            <w:tcW w:type="dxa" w:w="2300"/>
+            <w:tcMar>
+              <w:top w:type="dxa" w:w="90"/>
+              <w:left w:type="dxa" w:w="130"/>
+              <w:bottom w:type="dxa" w:w="90"/>
+              <w:right w:type="dxa" w:w="130"/>
+            </w:tcMar>
+          </w:tcPr>
+          <w:p>
+            <w:pPr>
+              <w:spacing w:after="0" w:line="260"/>
+            </w:pPr>
+            <w:r>
+              <w:rPr>
+                <w:b w:val="false"/>
+                <w:bCs w:val="false"/>
+                <w:color w:val="374151"/>
+                <w:sz w:val="19"/>
+                <w:szCs w:val="19"/>
+              </w:rPr>
+              <w:t xml:space="preserve">/vaults/:id</w:t>
+            </w:r>
+          </w:p>
+        </w:tc>
+        <w:tc>
+          <w:tcPr>
+            <w:tcW w:type="dxa" w:w="2800"/>
+            <w:tcMar>
+              <w:top w:type="dxa" w:w="90"/>
+              <w:left w:type="dxa" w:w="130"/>
+              <w:bottom w:type="dxa" w:w="90"/>
+              <w:right w:type="dxa" w:w="130"/>
+            </w:tcMar>
+          </w:tcPr>
+          <w:p>
+            <w:pPr>
+              <w:spacing w:after="0" w:line="260"/>
+            </w:pPr>
+            <w:r>
+              <w:rPr>
+                <w:b w:val="false"/>
+                <w:bCs w:val="false"/>
+                <w:color w:val="374151"/>
+                <w:sz w:val="19"/>
+                <w:szCs w:val="19"/>
+              </w:rPr>
+              <w:t xml:space="preserve">VaultDetailView</w:t>
+            </w:r>
+          </w:p>
+        </w:tc>
+        <w:tc>
+          <w:tcPr>
+            <w:tcW w:type="dxa" w:w="4260"/>
+            <w:tcMar>
+              <w:top w:type="dxa" w:w="90"/>
+              <w:left w:type="dxa" w:w="130"/>
+              <w:bottom w:type="dxa" w:w="90"/>
+              <w:right w:type="dxa" w:w="130"/>
+            </w:tcMar>
+          </w:tcPr>
+          <w:p>
+            <w:pPr>
+              <w:spacing w:after="0" w:line="260"/>
+            </w:pPr>
+            <w:r>
+              <w:rPr>
+                <w:b w:val="false"/>
+                <w:bCs w:val="false"/>
+                <w:color w:val="374151"/>
+                <w:sz w:val="19"/>
+                <w:szCs w:val="19"/>
+              </w:rPr>
+              <w:t xml:space="preserve">ItemTable (+ item-columns), ItemFormSheet, DeleteItemDialog, PasswordCell</w:t>
+            </w:r>
+          </w:p>
+        </w:tc>
+      </w:tr>
+      <w:tr>
+        <w:tc>
+          <w:tcPr>
+            <w:tcW w:type="dxa" w:w="2300"/>
+            <w:shd w:fill="F9FAFB" w:val="clear"/>
+            <w:tcMar>
+              <w:top w:type="dxa" w:w="90"/>
+              <w:left w:type="dxa" w:w="130"/>
+              <w:bottom w:type="dxa" w:w="90"/>
+              <w:right w:type="dxa" w:w="130"/>
+            </w:tcMar>
+          </w:tcPr>
+          <w:p>
+            <w:pPr>
+              <w:spacing w:after="0" w:line="260"/>
+            </w:pPr>
+            <w:r>
+              <w:rPr>
+                <w:b w:val="false"/>
+                <w:bCs w:val="false"/>
+                <w:color w:val="374151"/>
+                <w:sz w:val="19"/>
+                <w:szCs w:val="19"/>
+              </w:rPr>
+              <w:t xml:space="preserve">/identity</w:t>
+            </w:r>
+          </w:p>
+        </w:tc>
+        <w:tc>
+          <w:tcPr>
+            <w:tcW w:type="dxa" w:w="2800"/>
+            <w:shd w:fill="F9FAFB" w:val="clear"/>
+            <w:tcMar>
+              <w:top w:type="dxa" w:w="90"/>
+              <w:left w:type="dxa" w:w="130"/>
+              <w:bottom w:type="dxa" w:w="90"/>
+              <w:right w:type="dxa" w:w="130"/>
+            </w:tcMar>
+          </w:tcPr>
+          <w:p>
+            <w:pPr>
+              <w:spacing w:after="0" w:line="260"/>
+            </w:pPr>
+            <w:r>
+              <w:rPr>
+                <w:b w:val="false"/>
+                <w:bCs w:val="false"/>
+                <w:color w:val="374151"/>
+                <w:sz w:val="19"/>
+                <w:szCs w:val="19"/>
+              </w:rPr>
+              <w:t xml:space="preserve">IdentityView</w:t>
+            </w:r>
+          </w:p>
+        </w:tc>
+        <w:tc>
+          <w:tcPr>
+            <w:tcW w:type="dxa" w:w="4260"/>
+            <w:shd w:fill="F9FAFB" w:val="clear"/>
+            <w:tcMar>
+              <w:top w:type="dxa" w:w="90"/>
+              <w:left w:type="dxa" w:w="130"/>
+              <w:bottom w:type="dxa" w:w="90"/>
+              <w:right w:type="dxa" w:w="130"/>
+            </w:tcMar>
+          </w:tcPr>
+          <w:p>
+            <w:pPr>
+              <w:spacing w:after="0" w:line="260"/>
+            </w:pPr>
+            <w:r>
+              <w:rPr>
+                <w:b w:val="false"/>
+                <w:bCs w:val="false"/>
+                <w:color w:val="374151"/>
+                <w:sz w:val="19"/>
+                <w:szCs w:val="19"/>
+              </w:rPr>
+              <w:t xml:space="preserve">IdentityGraph (lazy), IdentityDrawer, InsightsPanel</w:t>
+            </w:r>
+          </w:p>
+        </w:tc>
+      </w:tr>
+      <w:tr>
+        <w:tc>
+          <w:tcPr>
+            <w:tcW w:type="dxa" w:w="2300"/>
+            <w:tcMar>
+              <w:top w:type="dxa" w:w="90"/>
+              <w:left w:type="dxa" w:w="130"/>
+              <w:bottom w:type="dxa" w:w="90"/>
+              <w:right w:type="dxa" w:w="130"/>
+            </w:tcMar>
+          </w:tcPr>
+          <w:p>
+            <w:pPr>
+              <w:spacing w:after="0" w:line="260"/>
+            </w:pPr>
+            <w:r>
+              <w:rPr>
+                <w:b w:val="false"/>
+                <w:bCs w:val="false"/>
+                <w:color w:val="374151"/>
+                <w:sz w:val="19"/>
+                <w:szCs w:val="19"/>
+              </w:rPr>
+              <w:t xml:space="preserve">/advisor</w:t>
+            </w:r>
+          </w:p>
+        </w:tc>
+        <w:tc>
+          <w:tcPr>
+            <w:tcW w:type="dxa" w:w="2800"/>
+            <w:tcMar>
+              <w:top w:type="dxa" w:w="90"/>
+              <w:left w:type="dxa" w:w="130"/>
+              <w:bottom w:type="dxa" w:w="90"/>
+              <w:right w:type="dxa" w:w="130"/>
+            </w:tcMar>
+          </w:tcPr>
+          <w:p>
+            <w:pPr>
+              <w:spacing w:after="0" w:line="260"/>
+            </w:pPr>
+            <w:r>
+              <w:rPr>
+                <w:b w:val="false"/>
+                <w:bCs w:val="false"/>
+                <w:color w:val="374151"/>
+                <w:sz w:val="19"/>
+                <w:szCs w:val="19"/>
+              </w:rPr>
+              <w:t xml:space="preserve">AdvisorView</w:t>
+            </w:r>
+          </w:p>
+        </w:tc>
+        <w:tc>
+          <w:tcPr>
+            <w:tcW w:type="dxa" w:w="4260"/>
+            <w:tcMar>
+              <w:top w:type="dxa" w:w="90"/>
+              <w:left w:type="dxa" w:w="130"/>
+              <w:bottom w:type="dxa" w:w="90"/>
+              <w:right w:type="dxa" w:w="130"/>
+            </w:tcMar>
+          </w:tcPr>
+          <w:p>
+            <w:pPr>
+              <w:spacing w:after="0" w:line="260"/>
+            </w:pPr>
+            <w:r>
+              <w:rPr>
+                <w:b w:val="false"/>
+                <w:bCs w:val="false"/>
+                <w:color w:val="374151"/>
+                <w:sz w:val="19"/>
+                <w:szCs w:val="19"/>
+              </w:rPr>
+              <w:t xml:space="preserve">RecommendationCard, AdvisorTimeline, AdvisorStatsRow, AdvisorWidget (dashboard)</w:t>
+            </w:r>
+          </w:p>
+        </w:tc>
+      </w:tr>
+      <w:tr>
+        <w:tc>
+          <w:tcPr>
+            <w:tcW w:type="dxa" w:w="2300"/>
+            <w:shd w:fill="F9FAFB" w:val="clear"/>
+            <w:tcMar>
+              <w:top w:type="dxa" w:w="90"/>
+              <w:left w:type="dxa" w:w="130"/>
+              <w:bottom w:type="dxa" w:w="90"/>
+              <w:right w:type="dxa" w:w="130"/>
+            </w:tcMar>
+          </w:tcPr>
+          <w:p>
+            <w:pPr>
+              <w:spacing w:after="0" w:line="260"/>
+            </w:pPr>
+            <w:r>
+              <w:rPr>
+                <w:b w:val="false"/>
+                <w:bCs w:val="false"/>
+                <w:color w:val="374151"/>
+                <w:sz w:val="19"/>
+                <w:szCs w:val="19"/>
+              </w:rPr>
+              <w:t xml:space="preserve">/favorites</w:t>
+            </w:r>
+          </w:p>
+        </w:tc>
+        <w:tc>
+          <w:tcPr>
+            <w:tcW w:type="dxa" w:w="2800"/>
+            <w:shd w:fill="F9FAFB" w:val="clear"/>
+            <w:tcMar>
+              <w:top w:type="dxa" w:w="90"/>
+              <w:left w:type="dxa" w:w="130"/>
+              <w:bottom w:type="dxa" w:w="90"/>
+              <w:right w:type="dxa" w:w="130"/>
+            </w:tcMar>
+          </w:tcPr>
+          <w:p>
+            <w:pPr>
+              <w:spacing w:after="0" w:line="260"/>
+            </w:pPr>
+            <w:r>
+              <w:rPr>
+                <w:b w:val="false"/>
+                <w:bCs w:val="false"/>
+                <w:color w:val="374151"/>
+                <w:sz w:val="19"/>
+                <w:szCs w:val="19"/>
+              </w:rPr>
+              <w:t xml:space="preserve">FavoritesView</w:t>
+            </w:r>
+          </w:p>
+        </w:tc>
+        <w:tc>
+          <w:tcPr>
+            <w:tcW w:type="dxa" w:w="4260"/>
+            <w:shd w:fill="F9FAFB" w:val="clear"/>
+            <w:tcMar>
+              <w:top w:type="dxa" w:w="90"/>
+              <w:left w:type="dxa" w:w="130"/>
+              <w:bottom w:type="dxa" w:w="90"/>
+              <w:right w:type="dxa" w:w="130"/>
+            </w:tcMar>
+          </w:tcPr>
+          <w:p>
+            <w:pPr>
+              <w:spacing w:after="0" w:line="260"/>
+            </w:pPr>
+            <w:r>
+              <w:rPr>
+                <w:b w:val="false"/>
+                <w:bCs w:val="false"/>
+                <w:color w:val="374151"/>
+                <w:sz w:val="19"/>
+                <w:szCs w:val="19"/>
+              </w:rPr>
+              <w:t xml:space="preserve">ItemTable (reused with vault column)</w:t>
+            </w:r>
+          </w:p>
+        </w:tc>
+      </w:tr>
+      <w:tr>
+        <w:tc>
+          <w:tcPr>
+            <w:tcW w:type="dxa" w:w="2300"/>
+            <w:tcMar>
+              <w:top w:type="dxa" w:w="90"/>
+              <w:left w:type="dxa" w:w="130"/>
+              <w:bottom w:type="dxa" w:w="90"/>
+              <w:right w:type="dxa" w:w="130"/>
+            </w:tcMar>
+          </w:tcPr>
+          <w:p>
+            <w:pPr>
+              <w:spacing w:after="0" w:line="260"/>
+            </w:pPr>
+            <w:r>
+              <w:rPr>
+                <w:b w:val="false"/>
+                <w:bCs w:val="false"/>
+                <w:color w:val="374151"/>
+                <w:sz w:val="19"/>
+                <w:szCs w:val="19"/>
+              </w:rPr>
+              <w:t xml:space="preserve">/generator</w:t>
+            </w:r>
+          </w:p>
+        </w:tc>
+        <w:tc>
+          <w:tcPr>
+            <w:tcW w:type="dxa" w:w="2800"/>
+            <w:tcMar>
+              <w:top w:type="dxa" w:w="90"/>
+              <w:left w:type="dxa" w:w="130"/>
+              <w:bottom w:type="dxa" w:w="90"/>
+              <w:right w:type="dxa" w:w="130"/>
+            </w:tcMar>
+          </w:tcPr>
+          <w:p>
+            <w:pPr>
+              <w:spacing w:after="0" w:line="260"/>
+            </w:pPr>
+            <w:r>
+              <w:rPr>
+                <w:b w:val="false"/>
+                <w:bCs w:val="false"/>
+                <w:color w:val="374151"/>
+                <w:sz w:val="19"/>
+                <w:szCs w:val="19"/>
+              </w:rPr>
+              <w:t xml:space="preserve">GeneratorPage</w:t>
+            </w:r>
+          </w:p>
+        </w:tc>
+        <w:tc>
+          <w:tcPr>
+            <w:tcW w:type="dxa" w:w="4260"/>
+            <w:tcMar>
+              <w:top w:type="dxa" w:w="90"/>
+              <w:left w:type="dxa" w:w="130"/>
+              <w:bottom w:type="dxa" w:w="90"/>
+              <w:right w:type="dxa" w:w="130"/>
+            </w:tcMar>
+          </w:tcPr>
+          <w:p>
+            <w:pPr>
+              <w:spacing w:after="0" w:line="260"/>
+            </w:pPr>
+            <w:r>
+              <w:rPr>
+                <w:b w:val="false"/>
+                <w:bCs w:val="false"/>
+                <w:color w:val="374151"/>
+                <w:sz w:val="19"/>
+                <w:szCs w:val="19"/>
+              </w:rPr>
+              <w:t xml:space="preserve">PasswordGenerator</w:t>
+            </w:r>
+          </w:p>
+        </w:tc>
+      </w:tr>
+      <w:tr>
+        <w:tc>
+          <w:tcPr>
+            <w:tcW w:type="dxa" w:w="2300"/>
+            <w:shd w:fill="F9FAFB" w:val="clear"/>
+            <w:tcMar>
+              <w:top w:type="dxa" w:w="90"/>
+              <w:left w:type="dxa" w:w="130"/>
+              <w:bottom w:type="dxa" w:w="90"/>
+              <w:right w:type="dxa" w:w="130"/>
+            </w:tcMar>
+          </w:tcPr>
+          <w:p>
+            <w:pPr>
+              <w:spacing w:after="0" w:line="260"/>
+            </w:pPr>
+            <w:r>
+              <w:rPr>
+                <w:b w:val="false"/>
+                <w:bCs w:val="false"/>
+                <w:color w:val="374151"/>
+                <w:sz w:val="19"/>
+                <w:szCs w:val="19"/>
+              </w:rPr>
+              <w:t xml:space="preserve">/settings</w:t>
+            </w:r>
+          </w:p>
+        </w:tc>
+        <w:tc>
+          <w:tcPr>
+            <w:tcW w:type="dxa" w:w="2800"/>
+            <w:shd w:fill="F9FAFB" w:val="clear"/>
+            <w:tcMar>
+              <w:top w:type="dxa" w:w="90"/>
+              <w:left w:type="dxa" w:w="130"/>
+              <w:bottom w:type="dxa" w:w="90"/>
+              <w:right w:type="dxa" w:w="130"/>
+            </w:tcMar>
+          </w:tcPr>
+          <w:p>
+            <w:pPr>
+              <w:spacing w:after="0" w:line="260"/>
+            </w:pPr>
+            <w:r>
+              <w:rPr>
+                <w:b w:val="false"/>
+                <w:bCs w:val="false"/>
+                <w:color w:val="374151"/>
+                <w:sz w:val="19"/>
+                <w:szCs w:val="19"/>
+              </w:rPr>
+              <w:t xml:space="preserve">SettingsView</w:t>
+            </w:r>
+          </w:p>
+        </w:tc>
+        <w:tc>
+          <w:tcPr>
+            <w:tcW w:type="dxa" w:w="4260"/>
+            <w:shd w:fill="F9FAFB" w:val="clear"/>
+            <w:tcMar>
+              <w:top w:type="dxa" w:w="90"/>
+              <w:left w:type="dxa" w:w="130"/>
+              <w:bottom w:type="dxa" w:w="90"/>
+              <w:right w:type="dxa" w:w="130"/>
+            </w:tcMar>
+          </w:tcPr>
+          <w:p>
+            <w:pPr>
+              <w:spacing w:after="0" w:line="260"/>
+            </w:pPr>
+            <w:r>
+              <w:rPr>
+                <w:b w:val="false"/>
+                <w:bCs w:val="false"/>
+                <w:color w:val="374151"/>
+                <w:sz w:val="19"/>
+                <w:szCs w:val="19"/>
+              </w:rPr>
+              <w:t xml:space="preserve">ProfileSettings, SecuritySettings, AppearanceSettings</w:t>
+            </w:r>
+          </w:p>
+        </w:tc>
+      </w:tr>
+      <w:tr>
+        <w:tc>
+          <w:tcPr>
+            <w:tcW w:type="dxa" w:w="2300"/>
+            <w:tcMar>
+              <w:top w:type="dxa" w:w="90"/>
+              <w:left w:type="dxa" w:w="130"/>
+              <w:bottom w:type="dxa" w:w="90"/>
+              <w:right w:type="dxa" w:w="130"/>
+            </w:tcMar>
+          </w:tcPr>
+          <w:p>
+            <w:pPr>
+              <w:spacing w:after="0" w:line="260"/>
+            </w:pPr>
+            <w:r>
+              <w:rPr>
+                <w:b w:val="false"/>
+                <w:bCs w:val="false"/>
+                <w:color w:val="374151"/>
+                <w:sz w:val="19"/>
+                <w:szCs w:val="19"/>
+              </w:rPr>
+              <w:t xml:space="preserve">(shell)</w:t>
+            </w:r>
+          </w:p>
+        </w:tc>
+        <w:tc>
+          <w:tcPr>
+            <w:tcW w:type="dxa" w:w="2800"/>
+            <w:tcMar>
+              <w:top w:type="dxa" w:w="90"/>
+              <w:left w:type="dxa" w:w="130"/>
+              <w:bottom w:type="dxa" w:w="90"/>
+              <w:right w:type="dxa" w:w="130"/>
+            </w:tcMar>
+          </w:tcPr>
+          <w:p>
+            <w:pPr>
+              <w:spacing w:after="0" w:line="260"/>
+            </w:pPr>
+            <w:r>
+              <w:rPr>
+                <w:b w:val="false"/>
+                <w:bCs w:val="false"/>
+                <w:color w:val="374151"/>
+                <w:sz w:val="19"/>
+                <w:szCs w:val="19"/>
+              </w:rPr>
+              <w:t xml:space="preserve">DashboardLayout</w:t>
+            </w:r>
+          </w:p>
+        </w:tc>
+        <w:tc>
+          <w:tcPr>
+            <w:tcW w:type="dxa" w:w="4260"/>
+            <w:tcMar>
+              <w:top w:type="dxa" w:w="90"/>
+              <w:left w:type="dxa" w:w="130"/>
+              <w:bottom w:type="dxa" w:w="90"/>
+              <w:right w:type="dxa" w:w="130"/>
+            </w:tcMar>
+          </w:tcPr>
+          <w:p>
+            <w:pPr>
+              <w:spacing w:after="0" w:line="260"/>
+            </w:pPr>
+            <w:r>
+              <w:rPr>
+                <w:b w:val="false"/>
+                <w:bCs w:val="false"/>
+                <w:color w:val="374151"/>
+                <w:sz w:val="19"/>
+                <w:szCs w:val="19"/>
+              </w:rPr>
+              <w:t xml:space="preserve">AuthGuard, AppSidebar, AppTopbar, CommandPalette, NavUser</w:t>
+            </w:r>
+          </w:p>
+        </w:tc>
+      </w:tr>
+    </w:tbl>
+    <w:p>
+      <w:pPr>
+        <w:spacing w:after="120" w:line="300"/>
+      </w:pPr>
+    </w:p>
+    <w:p>
+      <w:pPr>
+        <w:pStyle w:val="Heading1"/>
+        <w:pageBreakBefore/>
+        <w:spacing w:after="220" w:before="0"/>
+      </w:pPr>
+      <w:r>
+        <w:rPr>
+          <w:b/>
+          <w:bCs/>
+          <w:color w:val="1F2937"/>
+          <w:sz w:val="40"/>
+          <w:szCs w:val="40"/>
+        </w:rPr>
+        <w:t xml:space="preserve">Appendix C: Commands &amp; Environment</w:t>
+      </w:r>
+    </w:p>
+    <w:tbl>
+      <w:tblPr>
+        <w:tblW w:type="dxa" w:w="9360"/>
+        <w:tblBorders>
+          <w:top w:val="single" w:color="D1D5DB" w:sz="4"/>
+          <w:left w:val="single" w:color="D1D5DB" w:sz="4"/>
+          <w:bottom w:val="single" w:color="D1D5DB" w:sz="4"/>
+          <w:right w:val="single" w:color="D1D5DB" w:sz="4"/>
+          <w:insideH w:val="single" w:color="E5E7EB" w:sz="4"/>
+          <w:insideV w:val="single" w:color="E5E7EB" w:sz="4"/>
+        </w:tblBorders>
+      </w:tblPr>
+      <w:tblGrid>
+        <w:gridCol w:w="3400"/>
+        <w:gridCol w:w="5960"/>
+      </w:tblGrid>
+      <w:tr>
+        <w:trPr>
+          <w:tblHeader/>
+        </w:trPr>
+        <w:tc>
+          <w:tcPr>
+            <w:tcW w:type="dxa" w:w="3400"/>
+            <w:shd w:fill="1E293B" w:val="clear"/>
+            <w:tcMar>
+              <w:top w:type="dxa" w:w="90"/>
+              <w:left w:type="dxa" w:w="130"/>
+              <w:bottom w:type="dxa" w:w="90"/>
+              <w:right w:type="dxa" w:w="130"/>
+            </w:tcMar>
+          </w:tcPr>
+          <w:p>
+            <w:pPr>
+              <w:spacing w:after="0" w:line="260"/>
+            </w:pPr>
+            <w:r>
+              <w:rPr>
+                <w:b/>
+                <w:bCs/>
+                <w:color w:val="FFFFFF"/>
+                <w:sz w:val="19"/>
+                <w:szCs w:val="19"/>
+              </w:rPr>
+              <w:t xml:space="preserve">Command / variable</w:t>
+            </w:r>
+          </w:p>
+        </w:tc>
+        <w:tc>
+          <w:tcPr>
+            <w:tcW w:type="dxa" w:w="5960"/>
+            <w:shd w:fill="1E293B" w:val="clear"/>
+            <w:tcMar>
+              <w:top w:type="dxa" w:w="90"/>
+              <w:left w:type="dxa" w:w="130"/>
+              <w:bottom w:type="dxa" w:w="90"/>
+              <w:right w:type="dxa" w:w="130"/>
+            </w:tcMar>
+          </w:tcPr>
+          <w:p>
+            <w:pPr>
+              <w:spacing w:after="0" w:line="260"/>
+            </w:pPr>
+            <w:r>
+              <w:rPr>
+                <w:b/>
+                <w:bCs/>
+                <w:color w:val="FFFFFF"/>
+                <w:sz w:val="19"/>
+                <w:szCs w:val="19"/>
+              </w:rPr>
+              <w:t xml:space="preserve">Purpose</w:t>
+            </w:r>
+          </w:p>
+        </w:tc>
+      </w:tr>
+      <w:tr>
+        <w:tc>
+          <w:tcPr>
+            <w:tcW w:type="dxa" w:w="3400"/>
+            <w:tcMar>
+              <w:top w:type="dxa" w:w="90"/>
+              <w:left w:type="dxa" w:w="130"/>
+              <w:bottom w:type="dxa" w:w="90"/>
+              <w:right w:type="dxa" w:w="130"/>
+            </w:tcMar>
+          </w:tcPr>
+          <w:p>
+            <w:pPr>
+              <w:spacing w:after="0" w:line="260"/>
+            </w:pPr>
+            <w:r>
+              <w:rPr>
+                <w:b w:val="false"/>
+                <w:bCs w:val="false"/>
+                <w:color w:val="374151"/>
+                <w:sz w:val="19"/>
+                <w:szCs w:val="19"/>
+              </w:rPr>
+              <w:t xml:space="preserve">pnpm dev</w:t>
+            </w:r>
+          </w:p>
+        </w:tc>
+        <w:tc>
+          <w:tcPr>
+            <w:tcW w:type="dxa" w:w="5960"/>
+            <w:tcMar>
+              <w:top w:type="dxa" w:w="90"/>
+              <w:left w:type="dxa" w:w="130"/>
+              <w:bottom w:type="dxa" w:w="90"/>
+              <w:right w:type="dxa" w:w="130"/>
+            </w:tcMar>
+          </w:tcPr>
+          <w:p>
+            <w:pPr>
+              <w:spacing w:after="0" w:line="260"/>
+            </w:pPr>
+            <w:r>
+              <w:rPr>
+                <w:b w:val="false"/>
+                <w:bCs w:val="false"/>
+                <w:color w:val="374151"/>
+                <w:sz w:val="19"/>
+                <w:szCs w:val="19"/>
+              </w:rPr>
+              <w:t xml:space="preserve">Start the development server (Turbopack) on localhost:3000</w:t>
+            </w:r>
+          </w:p>
+        </w:tc>
+      </w:tr>
+      <w:tr>
+        <w:tc>
+          <w:tcPr>
+            <w:tcW w:type="dxa" w:w="3400"/>
+            <w:shd w:fill="F9FAFB" w:val="clear"/>
+            <w:tcMar>
+              <w:top w:type="dxa" w:w="90"/>
+              <w:left w:type="dxa" w:w="130"/>
+              <w:bottom w:type="dxa" w:w="90"/>
+              <w:right w:type="dxa" w:w="130"/>
+            </w:tcMar>
+          </w:tcPr>
+          <w:p>
+            <w:pPr>
+              <w:spacing w:after="0" w:line="260"/>
+            </w:pPr>
+            <w:r>
+              <w:rPr>
+                <w:b w:val="false"/>
+                <w:bCs w:val="false"/>
+                <w:color w:val="374151"/>
+                <w:sz w:val="19"/>
+                <w:szCs w:val="19"/>
+              </w:rPr>
+              <w:t xml:space="preserve">pnpm build · pnpm start</w:t>
+            </w:r>
+          </w:p>
+        </w:tc>
+        <w:tc>
+          <w:tcPr>
+            <w:tcW w:type="dxa" w:w="5960"/>
+            <w:shd w:fill="F9FAFB" w:val="clear"/>
+            <w:tcMar>
+              <w:top w:type="dxa" w:w="90"/>
+              <w:left w:type="dxa" w:w="130"/>
+              <w:bottom w:type="dxa" w:w="90"/>
+              <w:right w:type="dxa" w:w="130"/>
+            </w:tcMar>
+          </w:tcPr>
+          <w:p>
+            <w:pPr>
+              <w:spacing w:after="0" w:line="260"/>
+            </w:pPr>
+            <w:r>
+              <w:rPr>
+                <w:b w:val="false"/>
+                <w:bCs w:val="false"/>
+                <w:color w:val="374151"/>
+                <w:sz w:val="19"/>
+                <w:szCs w:val="19"/>
+              </w:rPr>
+              <w:t xml:space="preserve">Production build · serve the production build</w:t>
+            </w:r>
+          </w:p>
+        </w:tc>
+      </w:tr>
+      <w:tr>
+        <w:tc>
+          <w:tcPr>
+            <w:tcW w:type="dxa" w:w="3400"/>
+            <w:tcMar>
+              <w:top w:type="dxa" w:w="90"/>
+              <w:left w:type="dxa" w:w="130"/>
+              <w:bottom w:type="dxa" w:w="90"/>
+              <w:right w:type="dxa" w:w="130"/>
+            </w:tcMar>
+          </w:tcPr>
+          <w:p>
+            <w:pPr>
+              <w:spacing w:after="0" w:line="260"/>
+            </w:pPr>
+            <w:r>
+              <w:rPr>
+                <w:b w:val="false"/>
+                <w:bCs w:val="false"/>
+                <w:color w:val="374151"/>
+                <w:sz w:val="19"/>
+                <w:szCs w:val="19"/>
+              </w:rPr>
+              <w:t xml:space="preserve">pnpm lint</w:t>
+            </w:r>
+          </w:p>
+        </w:tc>
+        <w:tc>
+          <w:tcPr>
+            <w:tcW w:type="dxa" w:w="5960"/>
+            <w:tcMar>
+              <w:top w:type="dxa" w:w="90"/>
+              <w:left w:type="dxa" w:w="130"/>
+              <w:bottom w:type="dxa" w:w="90"/>
+              <w:right w:type="dxa" w:w="130"/>
+            </w:tcMar>
+          </w:tcPr>
+          <w:p>
+            <w:pPr>
+              <w:spacing w:after="0" w:line="260"/>
+            </w:pPr>
+            <w:r>
+              <w:rPr>
+                <w:b w:val="false"/>
+                <w:bCs w:val="false"/>
+                <w:color w:val="374151"/>
+                <w:sz w:val="19"/>
+                <w:szCs w:val="19"/>
+              </w:rPr>
+              <w:t xml:space="preserve">ESLint + React Compiler checks (one known benign TanStack Table warning)</w:t>
+            </w:r>
+          </w:p>
+        </w:tc>
+      </w:tr>
+      <w:tr>
+        <w:tc>
+          <w:tcPr>
+            <w:tcW w:type="dxa" w:w="3400"/>
+            <w:shd w:fill="F9FAFB" w:val="clear"/>
+            <w:tcMar>
+              <w:top w:type="dxa" w:w="90"/>
+              <w:left w:type="dxa" w:w="130"/>
+              <w:bottom w:type="dxa" w:w="90"/>
+              <w:right w:type="dxa" w:w="130"/>
+            </w:tcMar>
+          </w:tcPr>
+          <w:p>
+            <w:pPr>
+              <w:spacing w:after="0" w:line="260"/>
+            </w:pPr>
+            <w:r>
+              <w:rPr>
+                <w:b w:val="false"/>
+                <w:bCs w:val="false"/>
+                <w:color w:val="374151"/>
+                <w:sz w:val="19"/>
+                <w:szCs w:val="19"/>
+              </w:rPr>
+              <w:t xml:space="preserve">node scripts/generate-land-mask.mjs</w:t>
+            </w:r>
+          </w:p>
+        </w:tc>
+        <w:tc>
+          <w:tcPr>
+            <w:tcW w:type="dxa" w:w="5960"/>
+            <w:shd w:fill="F9FAFB" w:val="clear"/>
+            <w:tcMar>
+              <w:top w:type="dxa" w:w="90"/>
+              <w:left w:type="dxa" w:w="130"/>
+              <w:bottom w:type="dxa" w:w="90"/>
+              <w:right w:type="dxa" w:w="130"/>
+            </w:tcMar>
+          </w:tcPr>
+          <w:p>
+            <w:pPr>
+              <w:spacing w:after="0" w:line="260"/>
+            </w:pPr>
+            <w:r>
+              <w:rPr>
+                <w:b w:val="false"/>
+                <w:bCs w:val="false"/>
+                <w:color w:val="374151"/>
+                <w:sz w:val="19"/>
+                <w:szCs w:val="19"/>
+              </w:rPr>
+              <w:t xml:space="preserve">Regenerate the globe's land bitmask from Natural Earth data</w:t>
+            </w:r>
+          </w:p>
+        </w:tc>
+      </w:tr>
+      <w:tr>
+        <w:tc>
+          <w:tcPr>
+            <w:tcW w:type="dxa" w:w="3400"/>
+            <w:tcMar>
+              <w:top w:type="dxa" w:w="90"/>
+              <w:left w:type="dxa" w:w="130"/>
+              <w:bottom w:type="dxa" w:w="90"/>
+              <w:right w:type="dxa" w:w="130"/>
+            </w:tcMar>
+          </w:tcPr>
+          <w:p>
+            <w:pPr>
+              <w:spacing w:after="0" w:line="260"/>
+            </w:pPr>
+            <w:r>
+              <w:rPr>
+                <w:b w:val="false"/>
+                <w:bCs w:val="false"/>
+                <w:color w:val="374151"/>
+                <w:sz w:val="19"/>
+                <w:szCs w:val="19"/>
+              </w:rPr>
+              <w:t xml:space="preserve">NEXT_PUBLIC_API_URL</w:t>
+            </w:r>
+          </w:p>
+        </w:tc>
+        <w:tc>
+          <w:tcPr>
+            <w:tcW w:type="dxa" w:w="5960"/>
+            <w:tcMar>
+              <w:top w:type="dxa" w:w="90"/>
+              <w:left w:type="dxa" w:w="130"/>
+              <w:bottom w:type="dxa" w:w="90"/>
+              <w:right w:type="dxa" w:w="130"/>
+            </w:tcMar>
+          </w:tcPr>
+          <w:p>
+            <w:pPr>
+              <w:spacing w:after="0" w:line="260"/>
+            </w:pPr>
+            <w:r>
+              <w:rPr>
+                <w:b w:val="false"/>
+                <w:bCs w:val="false"/>
+                <w:color w:val="374151"/>
+                <w:sz w:val="19"/>
+                <w:szCs w:val="19"/>
+              </w:rPr>
+              <w:t xml:space="preserve">Unset → in-memory demo mode; set → all services call FastAPI</w:t>
+            </w:r>
+          </w:p>
+        </w:tc>
+      </w:tr>
+      <w:tr>
+        <w:tc>
+          <w:tcPr>
+            <w:tcW w:type="dxa" w:w="3400"/>
+            <w:shd w:fill="F9FAFB" w:val="clear"/>
+            <w:tcMar>
+              <w:top w:type="dxa" w:w="90"/>
+              <w:left w:type="dxa" w:w="130"/>
+              <w:bottom w:type="dxa" w:w="90"/>
+              <w:right w:type="dxa" w:w="130"/>
+            </w:tcMar>
+          </w:tcPr>
+          <w:p>
+            <w:pPr>
+              <w:spacing w:after="0" w:line="260"/>
+            </w:pPr>
+            <w:r>
+              <w:rPr>
+                <w:b w:val="false"/>
+                <w:bCs w:val="false"/>
+                <w:color w:val="374151"/>
+                <w:sz w:val="19"/>
+                <w:szCs w:val="19"/>
+              </w:rPr>
+              <w:t xml:space="preserve">Demo credentials</w:t>
+            </w:r>
+          </w:p>
+        </w:tc>
+        <w:tc>
+          <w:tcPr>
+            <w:tcW w:type="dxa" w:w="5960"/>
+            <w:shd w:fill="F9FAFB" w:val="clear"/>
+            <w:tcMar>
+              <w:top w:type="dxa" w:w="90"/>
+              <w:left w:type="dxa" w:w="130"/>
+              <w:bottom w:type="dxa" w:w="90"/>
+              <w:right w:type="dxa" w:w="130"/>
+            </w:tcMar>
+          </w:tcPr>
+          <w:p>
+            <w:pPr>
+              <w:spacing w:after="0" w:line="260"/>
+            </w:pPr>
+            <w:r>
+              <w:rPr>
+                <w:b w:val="false"/>
+                <w:bCs w:val="false"/>
+                <w:color w:val="374151"/>
+                <w:sz w:val="19"/>
+                <w:szCs w:val="19"/>
+              </w:rPr>
+              <w:t xml:space="preserve">demo@kizuna.app / Kizuna@2026 (shown on the login page)</w:t>
+            </w:r>
+          </w:p>
+        </w:tc>
+      </w:tr>
+    </w:tbl>
+    <w:p>
+      <w:pPr>
+        <w:spacing w:after="120" w:line="300"/>
+      </w:pPr>
+    </w:p>
+    <w:p>
+      <w:pPr>
         <w:spacing w:after="300" w:line="300"/>
       </w:pPr>
     </w:p>
@@ -19404,7 +25614,7 @@
           <w:sz w:val="21"/>
           <w:szCs w:val="21"/>
         </w:rPr>
-        <w:t xml:space="preserve">— *End of Document — Kizuna Frontend Architecture &amp; Product Documentation, v1.0*</w:t>
+        <w:t xml:space="preserve">— *End of Document — Kizuna Frontend Architecture &amp; Product Documentation, v1.0 · Bhavya Patela · August 3, 2026*</w:t>
       </w:r>
     </w:p>
     <w:sectPr>
